--- a/vaatimusmäärittely/ohjelmistokehitys_vaatimukset.docx
+++ b/vaatimusmäärittely/ohjelmistokehitys_vaatimukset.docx
@@ -119,16 +119,16 @@
       <w:pPr>
         <w:spacing w:after="0" w:line="240" w:lineRule="auto"/>
         <w:rPr>
-          <w:rFonts w:ascii="Noto Sans" w:eastAsia="Times New Roman" w:hAnsi="Noto Sans" w:cs="Calibri"/>
-          <w:color w:val="2E2E2F"/>
-          <w:sz w:val="24"/>
-          <w:szCs w:val="24"/>
-          <w:lang w:eastAsia="fi-FI"/>
-        </w:rPr>
-      </w:pPr>
-      <w:r>
-        <w:rPr>
-          <w:rFonts w:ascii="Noto Sans" w:eastAsia="Times New Roman" w:hAnsi="Noto Sans" w:cs="Calibri"/>
+          <w:rFonts w:eastAsia="Times New Roman" w:cstheme="minorHAnsi"/>
+          <w:color w:val="2E2E2F"/>
+          <w:sz w:val="24"/>
+          <w:szCs w:val="24"/>
+          <w:lang w:eastAsia="fi-FI"/>
+        </w:rPr>
+      </w:pPr>
+      <w:r>
+        <w:rPr>
+          <w:rFonts w:eastAsia="Times New Roman" w:cstheme="minorHAnsi"/>
           <w:b/>
           <w:bCs/>
           <w:color w:val="2E2E2F"/>
@@ -145,16 +145,16 @@
         <w:spacing w:after="0" w:line="240" w:lineRule="auto"/>
         <w:ind w:left="540"/>
         <w:rPr>
-          <w:rFonts w:ascii="Calibri" w:eastAsia="Times New Roman" w:hAnsi="Calibri" w:cs="Calibri"/>
-          <w:color w:val="2E2E2F"/>
-          <w:sz w:val="24"/>
-          <w:szCs w:val="24"/>
-          <w:lang w:eastAsia="fi-FI"/>
-        </w:rPr>
-      </w:pPr>
-      <w:r>
-        <w:rPr>
-          <w:rFonts w:ascii="Calibri" w:eastAsia="Times New Roman" w:hAnsi="Calibri" w:cs="Calibri"/>
+          <w:rFonts w:eastAsia="Times New Roman" w:cstheme="minorHAnsi"/>
+          <w:color w:val="2E2E2F"/>
+          <w:sz w:val="24"/>
+          <w:szCs w:val="24"/>
+          <w:lang w:eastAsia="fi-FI"/>
+        </w:rPr>
+      </w:pPr>
+      <w:r>
+        <w:rPr>
+          <w:rFonts w:eastAsia="Times New Roman" w:cstheme="minorHAnsi"/>
           <w:color w:val="2E2E2F"/>
           <w:sz w:val="24"/>
           <w:szCs w:val="24"/>
@@ -167,16 +167,16 @@
       <w:pPr>
         <w:spacing w:after="0" w:line="240" w:lineRule="auto"/>
         <w:rPr>
-          <w:rFonts w:ascii="Calibri" w:eastAsia="Times New Roman" w:hAnsi="Calibri" w:cs="Calibri"/>
-          <w:color w:val="2E2E2F"/>
-          <w:sz w:val="24"/>
-          <w:szCs w:val="24"/>
-          <w:lang w:eastAsia="fi-FI"/>
-        </w:rPr>
-      </w:pPr>
-      <w:r>
-        <w:rPr>
-          <w:rFonts w:ascii="Calibri" w:eastAsia="Times New Roman" w:hAnsi="Calibri" w:cs="Calibri"/>
+          <w:rFonts w:eastAsia="Times New Roman" w:cstheme="minorHAnsi"/>
+          <w:color w:val="2E2E2F"/>
+          <w:sz w:val="24"/>
+          <w:szCs w:val="24"/>
+          <w:lang w:eastAsia="fi-FI"/>
+        </w:rPr>
+      </w:pPr>
+      <w:r>
+        <w:rPr>
+          <w:rFonts w:eastAsia="Times New Roman" w:cstheme="minorHAnsi"/>
           <w:color w:val="2E2E2F"/>
           <w:sz w:val="24"/>
           <w:szCs w:val="24"/>
@@ -187,27 +187,42 @@
     </w:p>
     <w:p>
       <w:pPr>
-        <w:spacing w:after="0" w:line="240" w:lineRule="auto"/>
-        <w:rPr>
-          <w:rFonts w:ascii="Noto Sans" w:eastAsia="Times New Roman" w:hAnsi="Noto Sans" w:cs="Calibri"/>
-          <w:color w:val="2E2E2F"/>
-          <w:sz w:val="24"/>
-          <w:szCs w:val="24"/>
-          <w:lang w:eastAsia="fi-FI"/>
-        </w:rPr>
-      </w:pPr>
-      <w:r>
-        <w:rPr>
-          <w:rFonts w:ascii="Noto Sans" w:eastAsia="Times New Roman" w:hAnsi="Noto Sans" w:cs="Calibri"/>
-          <w:b/>
-          <w:bCs/>
-          <w:color w:val="2E2E2F"/>
-          <w:sz w:val="24"/>
-          <w:szCs w:val="24"/>
-          <w:shd w:val="clear" w:color="auto" w:fill="FFFFFF"/>
-          <w:lang w:eastAsia="fi-FI"/>
-        </w:rPr>
-        <w:t>1.1 Tarkoitus ja kattavuus</w:t>
+        <w:pStyle w:val="Luettelokappale"/>
+        <w:numPr>
+          <w:ilvl w:val="1"/>
+          <w:numId w:val="31"/>
+        </w:numPr>
+        <w:spacing w:after="0" w:line="240" w:lineRule="auto"/>
+        <w:rPr>
+          <w:rFonts w:eastAsia="Times New Roman" w:cstheme="minorHAnsi"/>
+          <w:color w:val="2E2E2F"/>
+          <w:sz w:val="24"/>
+          <w:szCs w:val="24"/>
+          <w:shd w:val="clear" w:color="auto" w:fill="FFFFFF"/>
+          <w:lang w:eastAsia="fi-FI"/>
+        </w:rPr>
+      </w:pPr>
+      <w:r>
+        <w:rPr>
+          <w:rFonts w:eastAsia="Times New Roman" w:cstheme="minorHAnsi"/>
+          <w:color w:val="2E2E2F"/>
+          <w:sz w:val="24"/>
+          <w:szCs w:val="24"/>
+          <w:shd w:val="clear" w:color="auto" w:fill="FFFFFF"/>
+          <w:lang w:eastAsia="fi-FI"/>
+        </w:rPr>
+        <w:t>Tarkoitus ja kattavuu</w:t>
+      </w:r>
+      <w:r>
+        <w:rPr>
+          <w:rFonts w:eastAsia="Times New Roman" w:cstheme="minorHAnsi"/>
+          <w:color w:val="2E2E2F"/>
+          <w:sz w:val="24"/>
+          <w:szCs w:val="24"/>
+          <w:shd w:val="clear" w:color="auto" w:fill="FFFFFF"/>
+          <w:lang w:eastAsia="fi-FI"/>
+        </w:rPr>
+        <w:t>s</w:t>
       </w:r>
     </w:p>
     <w:p>
@@ -219,16 +234,14 @@
         <w:spacing w:after="0" w:line="240" w:lineRule="auto"/>
         <w:textAlignment w:val="center"/>
         <w:rPr>
-          <w:rFonts w:ascii="Calibri" w:eastAsia="Times New Roman" w:hAnsi="Calibri" w:cs="Calibri"/>
-          <w:color w:val="2E2E2F"/>
-          <w:lang w:eastAsia="fi-FI"/>
-        </w:rPr>
-      </w:pPr>
-      <w:r>
-        <w:rPr>
-          <w:rFonts w:ascii="Calibri" w:eastAsia="Times New Roman" w:hAnsi="Calibri" w:cs="Calibri"/>
-          <w:b/>
-          <w:bCs/>
+          <w:rFonts w:eastAsia="Times New Roman" w:cstheme="minorHAnsi"/>
+          <w:color w:val="2E2E2F"/>
+          <w:lang w:eastAsia="fi-FI"/>
+        </w:rPr>
+      </w:pPr>
+      <w:r>
+        <w:rPr>
+          <w:rFonts w:eastAsia="Times New Roman" w:cstheme="minorHAnsi"/>
           <w:color w:val="2E2E2F"/>
           <w:sz w:val="24"/>
           <w:szCs w:val="24"/>
@@ -240,18 +253,66 @@
     </w:p>
     <w:p>
       <w:pPr>
-        <w:spacing w:after="0" w:line="240" w:lineRule="auto"/>
-        <w:rPr>
-          <w:rFonts w:ascii="Calibri" w:eastAsia="Times New Roman" w:hAnsi="Calibri" w:cs="Calibri"/>
-          <w:color w:val="2E2E2F"/>
-          <w:sz w:val="24"/>
-          <w:szCs w:val="24"/>
-          <w:lang w:eastAsia="fi-FI"/>
-        </w:rPr>
-      </w:pPr>
-      <w:r>
-        <w:rPr>
-          <w:rFonts w:ascii="Calibri" w:eastAsia="Times New Roman" w:hAnsi="Calibri" w:cs="Calibri"/>
+        <w:numPr>
+          <w:ilvl w:val="0"/>
+          <w:numId w:val="1"/>
+        </w:numPr>
+        <w:spacing w:after="0" w:line="240" w:lineRule="auto"/>
+        <w:textAlignment w:val="center"/>
+        <w:rPr>
+          <w:rFonts w:eastAsia="Times New Roman" w:cstheme="minorHAnsi"/>
+          <w:color w:val="2E2E2F"/>
+          <w:lang w:eastAsia="fi-FI"/>
+        </w:rPr>
+      </w:pPr>
+      <w:r>
+        <w:rPr>
+          <w:rFonts w:eastAsia="Times New Roman" w:cstheme="minorHAnsi"/>
+          <w:color w:val="2E2E2F"/>
+          <w:sz w:val="24"/>
+          <w:szCs w:val="24"/>
+          <w:shd w:val="clear" w:color="auto" w:fill="FFFFFF"/>
+          <w:lang w:eastAsia="fi-FI"/>
+        </w:rPr>
+        <w:t xml:space="preserve">Sovellus on tehty </w:t>
+      </w:r>
+      <w:r>
+        <w:rPr>
+          <w:rFonts w:eastAsia="Times New Roman" w:cstheme="minorHAnsi"/>
+          <w:color w:val="2E2E2F"/>
+          <w:sz w:val="24"/>
+          <w:szCs w:val="24"/>
+          <w:shd w:val="clear" w:color="auto" w:fill="FFFFFF"/>
+          <w:lang w:eastAsia="fi-FI"/>
+        </w:rPr>
+        <w:t>t</w:t>
+      </w:r>
+      <w:r>
+        <w:rPr>
+          <w:rFonts w:eastAsia="Times New Roman" w:cstheme="minorHAnsi"/>
+          <w:color w:val="2E2E2F"/>
+          <w:sz w:val="24"/>
+          <w:szCs w:val="24"/>
+          <w:shd w:val="clear" w:color="auto" w:fill="FFFFFF"/>
+          <w:lang w:eastAsia="fi-FI"/>
+        </w:rPr>
+        <w:t>yöajan seurantaa varten</w:t>
+      </w:r>
+    </w:p>
+    <w:p>
+      <w:pPr>
+        <w:spacing w:after="0" w:line="240" w:lineRule="auto"/>
+        <w:rPr>
+          <w:rFonts w:eastAsia="Times New Roman" w:cstheme="minorHAnsi"/>
+          <w:color w:val="2E2E2F"/>
+          <w:sz w:val="24"/>
+          <w:szCs w:val="24"/>
+          <w:lang w:eastAsia="fi-FI"/>
+        </w:rPr>
+      </w:pPr>
+      <w:r>
+        <w:rPr>
+          <w:rFonts w:eastAsia="Times New Roman" w:cstheme="minorHAnsi"/>
           <w:color w:val="2E2E2F"/>
           <w:sz w:val="24"/>
           <w:szCs w:val="24"/>
@@ -264,18 +325,16 @@
       <w:pPr>
         <w:spacing w:after="0" w:line="240" w:lineRule="auto"/>
         <w:rPr>
-          <w:rFonts w:ascii="Noto Sans" w:eastAsia="Times New Roman" w:hAnsi="Noto Sans" w:cs="Calibri"/>
-          <w:color w:val="2E2E2F"/>
-          <w:sz w:val="24"/>
-          <w:szCs w:val="24"/>
-          <w:lang w:eastAsia="fi-FI"/>
-        </w:rPr>
-      </w:pPr>
-      <w:r>
-        <w:rPr>
-          <w:rFonts w:ascii="Noto Sans" w:eastAsia="Times New Roman" w:hAnsi="Noto Sans" w:cs="Calibri"/>
-          <w:b/>
-          <w:bCs/>
+          <w:rFonts w:eastAsia="Times New Roman" w:cstheme="minorHAnsi"/>
+          <w:color w:val="2E2E2F"/>
+          <w:sz w:val="24"/>
+          <w:szCs w:val="24"/>
+          <w:lang w:eastAsia="fi-FI"/>
+        </w:rPr>
+      </w:pPr>
+      <w:r>
+        <w:rPr>
+          <w:rFonts w:eastAsia="Times New Roman" w:cstheme="minorHAnsi"/>
           <w:color w:val="2E2E2F"/>
           <w:sz w:val="24"/>
           <w:szCs w:val="24"/>
@@ -294,16 +353,14 @@
         <w:spacing w:after="0" w:line="240" w:lineRule="auto"/>
         <w:textAlignment w:val="center"/>
         <w:rPr>
-          <w:rFonts w:ascii="Calibri" w:eastAsia="Times New Roman" w:hAnsi="Calibri" w:cs="Calibri"/>
-          <w:color w:val="2E2E2F"/>
-          <w:lang w:eastAsia="fi-FI"/>
-        </w:rPr>
-      </w:pPr>
-      <w:r>
-        <w:rPr>
-          <w:rFonts w:ascii="Noto Sans" w:eastAsia="Times New Roman" w:hAnsi="Noto Sans" w:cs="Noto Sans"/>
-          <w:b/>
-          <w:bCs/>
+          <w:rFonts w:eastAsia="Times New Roman" w:cstheme="minorHAnsi"/>
+          <w:color w:val="2E2E2F"/>
+          <w:lang w:eastAsia="fi-FI"/>
+        </w:rPr>
+      </w:pPr>
+      <w:r>
+        <w:rPr>
+          <w:rFonts w:eastAsia="Times New Roman" w:cstheme="minorHAnsi"/>
           <w:color w:val="2E2E2F"/>
           <w:sz w:val="24"/>
           <w:szCs w:val="24"/>
@@ -315,19 +372,45 @@
     </w:p>
     <w:p>
       <w:pPr>
+        <w:numPr>
+          <w:ilvl w:val="0"/>
+          <w:numId w:val="2"/>
+        </w:numPr>
+        <w:spacing w:after="0" w:line="240" w:lineRule="auto"/>
+        <w:textAlignment w:val="center"/>
+        <w:rPr>
+          <w:rFonts w:eastAsia="Times New Roman" w:cstheme="minorHAnsi"/>
+          <w:color w:val="2E2E2F"/>
+          <w:lang w:eastAsia="fi-FI"/>
+        </w:rPr>
+      </w:pPr>
+      <w:r>
+        <w:rPr>
+          <w:rFonts w:eastAsia="Times New Roman" w:cstheme="minorHAnsi"/>
+          <w:color w:val="2E2E2F"/>
+          <w:sz w:val="24"/>
+          <w:szCs w:val="24"/>
+          <w:shd w:val="clear" w:color="auto" w:fill="FFFFFF"/>
+          <w:lang w:eastAsia="fi-FI"/>
+        </w:rPr>
+        <w:t>WPF applikaatio</w:t>
+      </w:r>
+    </w:p>
+    <w:p>
+      <w:pPr>
         <w:spacing w:after="0" w:line="240" w:lineRule="auto"/>
         <w:ind w:left="540"/>
         <w:rPr>
-          <w:rFonts w:ascii="Calibri" w:eastAsia="Times New Roman" w:hAnsi="Calibri" w:cs="Calibri"/>
-          <w:color w:val="2E2E2F"/>
-          <w:sz w:val="24"/>
-          <w:szCs w:val="24"/>
-          <w:lang w:eastAsia="fi-FI"/>
-        </w:rPr>
-      </w:pPr>
-      <w:r>
-        <w:rPr>
-          <w:rFonts w:ascii="Calibri" w:eastAsia="Times New Roman" w:hAnsi="Calibri" w:cs="Calibri"/>
+          <w:rFonts w:eastAsia="Times New Roman" w:cstheme="minorHAnsi"/>
+          <w:color w:val="2E2E2F"/>
+          <w:sz w:val="24"/>
+          <w:szCs w:val="24"/>
+          <w:lang w:eastAsia="fi-FI"/>
+        </w:rPr>
+      </w:pPr>
+      <w:r>
+        <w:rPr>
+          <w:rFonts w:eastAsia="Times New Roman" w:cstheme="minorHAnsi"/>
           <w:color w:val="2E2E2F"/>
           <w:sz w:val="24"/>
           <w:szCs w:val="24"/>
@@ -340,16 +423,16 @@
       <w:pPr>
         <w:spacing w:after="0" w:line="240" w:lineRule="auto"/>
         <w:rPr>
-          <w:rFonts w:ascii="Calibri" w:eastAsia="Times New Roman" w:hAnsi="Calibri" w:cs="Calibri"/>
-          <w:color w:val="2E2E2F"/>
-          <w:sz w:val="24"/>
-          <w:szCs w:val="24"/>
-          <w:lang w:eastAsia="fi-FI"/>
-        </w:rPr>
-      </w:pPr>
-      <w:r>
-        <w:rPr>
-          <w:rFonts w:ascii="Calibri" w:eastAsia="Times New Roman" w:hAnsi="Calibri" w:cs="Calibri"/>
+          <w:rFonts w:eastAsia="Times New Roman" w:cstheme="minorHAnsi"/>
+          <w:color w:val="2E2E2F"/>
+          <w:sz w:val="24"/>
+          <w:szCs w:val="24"/>
+          <w:lang w:eastAsia="fi-FI"/>
+        </w:rPr>
+      </w:pPr>
+      <w:r>
+        <w:rPr>
+          <w:rFonts w:eastAsia="Times New Roman" w:cstheme="minorHAnsi"/>
           <w:color w:val="2E2E2F"/>
           <w:sz w:val="24"/>
           <w:szCs w:val="24"/>
@@ -362,18 +445,16 @@
       <w:pPr>
         <w:spacing w:after="0" w:line="240" w:lineRule="auto"/>
         <w:rPr>
-          <w:rFonts w:ascii="Noto Sans" w:eastAsia="Times New Roman" w:hAnsi="Noto Sans" w:cs="Noto Sans"/>
-          <w:color w:val="2E2E2F"/>
-          <w:sz w:val="24"/>
-          <w:szCs w:val="24"/>
-          <w:lang w:eastAsia="fi-FI"/>
-        </w:rPr>
-      </w:pPr>
-      <w:r>
-        <w:rPr>
-          <w:rFonts w:ascii="Noto Sans" w:eastAsia="Times New Roman" w:hAnsi="Noto Sans" w:cs="Noto Sans"/>
-          <w:b/>
-          <w:bCs/>
+          <w:rFonts w:eastAsia="Times New Roman" w:cstheme="minorHAnsi"/>
+          <w:color w:val="2E2E2F"/>
+          <w:sz w:val="24"/>
+          <w:szCs w:val="24"/>
+          <w:lang w:eastAsia="fi-FI"/>
+        </w:rPr>
+      </w:pPr>
+      <w:r>
+        <w:rPr>
+          <w:rFonts w:eastAsia="Times New Roman" w:cstheme="minorHAnsi"/>
           <w:color w:val="2E2E2F"/>
           <w:sz w:val="24"/>
           <w:szCs w:val="24"/>
@@ -392,16 +473,14 @@
         <w:spacing w:after="0" w:line="240" w:lineRule="auto"/>
         <w:textAlignment w:val="center"/>
         <w:rPr>
-          <w:rFonts w:ascii="Calibri" w:eastAsia="Times New Roman" w:hAnsi="Calibri" w:cs="Calibri"/>
-          <w:color w:val="2E2E2F"/>
-          <w:lang w:eastAsia="fi-FI"/>
-        </w:rPr>
-      </w:pPr>
-      <w:r>
-        <w:rPr>
-          <w:rFonts w:ascii="Noto Sans" w:eastAsia="Times New Roman" w:hAnsi="Noto Sans" w:cs="Noto Sans"/>
-          <w:b/>
-          <w:bCs/>
+          <w:rFonts w:eastAsia="Times New Roman" w:cstheme="minorHAnsi"/>
+          <w:color w:val="2E2E2F"/>
+          <w:lang w:eastAsia="fi-FI"/>
+        </w:rPr>
+      </w:pPr>
+      <w:r>
+        <w:rPr>
+          <w:rFonts w:eastAsia="Times New Roman" w:cstheme="minorHAnsi"/>
           <w:color w:val="2E2E2F"/>
           <w:sz w:val="24"/>
           <w:szCs w:val="24"/>
@@ -413,9 +492,7 @@
       <w:proofErr w:type="gramStart"/>
       <w:r>
         <w:rPr>
-          <w:rFonts w:ascii="Noto Sans" w:eastAsia="Times New Roman" w:hAnsi="Noto Sans" w:cs="Noto Sans"/>
-          <w:b/>
-          <w:bCs/>
+          <w:rFonts w:eastAsia="Times New Roman" w:cstheme="minorHAnsi"/>
           <w:color w:val="2E2E2F"/>
           <w:sz w:val="24"/>
           <w:szCs w:val="24"/>
@@ -427,9 +504,7 @@
       <w:proofErr w:type="gramEnd"/>
       <w:r>
         <w:rPr>
-          <w:rFonts w:ascii="Noto Sans" w:eastAsia="Times New Roman" w:hAnsi="Noto Sans" w:cs="Noto Sans"/>
-          <w:b/>
-          <w:bCs/>
+          <w:rFonts w:eastAsia="Times New Roman" w:cstheme="minorHAnsi"/>
           <w:color w:val="2E2E2F"/>
           <w:sz w:val="24"/>
           <w:szCs w:val="24"/>
@@ -444,16 +519,16 @@
         <w:spacing w:after="0" w:line="240" w:lineRule="auto"/>
         <w:ind w:left="540"/>
         <w:rPr>
-          <w:rFonts w:ascii="Calibri" w:eastAsia="Times New Roman" w:hAnsi="Calibri" w:cs="Calibri"/>
-          <w:color w:val="2E2E2F"/>
-          <w:sz w:val="24"/>
-          <w:szCs w:val="24"/>
-          <w:lang w:eastAsia="fi-FI"/>
-        </w:rPr>
-      </w:pPr>
-      <w:r>
-        <w:rPr>
-          <w:rFonts w:ascii="Calibri" w:eastAsia="Times New Roman" w:hAnsi="Calibri" w:cs="Calibri"/>
+          <w:rFonts w:eastAsia="Times New Roman" w:cstheme="minorHAnsi"/>
+          <w:color w:val="2E2E2F"/>
+          <w:sz w:val="24"/>
+          <w:szCs w:val="24"/>
+          <w:lang w:eastAsia="fi-FI"/>
+        </w:rPr>
+      </w:pPr>
+      <w:r>
+        <w:rPr>
+          <w:rFonts w:eastAsia="Times New Roman" w:cstheme="minorHAnsi"/>
           <w:color w:val="2E2E2F"/>
           <w:sz w:val="24"/>
           <w:szCs w:val="24"/>
@@ -466,16 +541,16 @@
       <w:pPr>
         <w:spacing w:after="0" w:line="240" w:lineRule="auto"/>
         <w:rPr>
-          <w:rFonts w:ascii="Calibri" w:eastAsia="Times New Roman" w:hAnsi="Calibri" w:cs="Calibri"/>
-          <w:color w:val="2E2E2F"/>
-          <w:sz w:val="24"/>
-          <w:szCs w:val="24"/>
-          <w:lang w:eastAsia="fi-FI"/>
-        </w:rPr>
-      </w:pPr>
-      <w:r>
-        <w:rPr>
-          <w:rFonts w:ascii="Calibri" w:eastAsia="Times New Roman" w:hAnsi="Calibri" w:cs="Calibri"/>
+          <w:rFonts w:eastAsia="Times New Roman" w:cstheme="minorHAnsi"/>
+          <w:color w:val="2E2E2F"/>
+          <w:sz w:val="24"/>
+          <w:szCs w:val="24"/>
+          <w:lang w:eastAsia="fi-FI"/>
+        </w:rPr>
+      </w:pPr>
+      <w:r>
+        <w:rPr>
+          <w:rFonts w:eastAsia="Times New Roman" w:cstheme="minorHAnsi"/>
           <w:color w:val="2E2E2F"/>
           <w:sz w:val="24"/>
           <w:szCs w:val="24"/>
@@ -488,18 +563,16 @@
       <w:pPr>
         <w:spacing w:after="0" w:line="240" w:lineRule="auto"/>
         <w:rPr>
-          <w:rFonts w:ascii="Noto Sans" w:eastAsia="Times New Roman" w:hAnsi="Noto Sans" w:cs="Noto Sans"/>
-          <w:color w:val="2E2E2F"/>
-          <w:sz w:val="24"/>
-          <w:szCs w:val="24"/>
-          <w:lang w:eastAsia="fi-FI"/>
-        </w:rPr>
-      </w:pPr>
-      <w:r>
-        <w:rPr>
-          <w:rFonts w:ascii="Noto Sans" w:eastAsia="Times New Roman" w:hAnsi="Noto Sans" w:cs="Noto Sans"/>
-          <w:b/>
-          <w:bCs/>
+          <w:rFonts w:eastAsia="Times New Roman" w:cstheme="minorHAnsi"/>
+          <w:color w:val="2E2E2F"/>
+          <w:sz w:val="24"/>
+          <w:szCs w:val="24"/>
+          <w:lang w:eastAsia="fi-FI"/>
+        </w:rPr>
+      </w:pPr>
+      <w:r>
+        <w:rPr>
+          <w:rFonts w:eastAsia="Times New Roman" w:cstheme="minorHAnsi"/>
           <w:color w:val="2E2E2F"/>
           <w:sz w:val="24"/>
           <w:szCs w:val="24"/>
@@ -518,16 +591,14 @@
         <w:spacing w:after="0" w:line="240" w:lineRule="auto"/>
         <w:textAlignment w:val="center"/>
         <w:rPr>
-          <w:rFonts w:ascii="Calibri" w:eastAsia="Times New Roman" w:hAnsi="Calibri" w:cs="Calibri"/>
-          <w:color w:val="2E2E2F"/>
-          <w:lang w:eastAsia="fi-FI"/>
-        </w:rPr>
-      </w:pPr>
-      <w:r>
-        <w:rPr>
-          <w:rFonts w:ascii="Noto Sans" w:eastAsia="Times New Roman" w:hAnsi="Noto Sans" w:cs="Noto Sans"/>
-          <w:b/>
-          <w:bCs/>
+          <w:rFonts w:eastAsia="Times New Roman" w:cstheme="minorHAnsi"/>
+          <w:color w:val="2E2E2F"/>
+          <w:lang w:eastAsia="fi-FI"/>
+        </w:rPr>
+      </w:pPr>
+      <w:r>
+        <w:rPr>
+          <w:rFonts w:eastAsia="Times New Roman" w:cstheme="minorHAnsi"/>
           <w:color w:val="2E2E2F"/>
           <w:sz w:val="24"/>
           <w:szCs w:val="24"/>
@@ -541,16 +612,16 @@
       <w:pPr>
         <w:spacing w:after="0" w:line="240" w:lineRule="auto"/>
         <w:rPr>
-          <w:rFonts w:ascii="Calibri" w:eastAsia="Times New Roman" w:hAnsi="Calibri" w:cs="Calibri"/>
-          <w:color w:val="2E2E2F"/>
-          <w:sz w:val="24"/>
-          <w:szCs w:val="24"/>
-          <w:lang w:eastAsia="fi-FI"/>
-        </w:rPr>
-      </w:pPr>
-      <w:r>
-        <w:rPr>
-          <w:rFonts w:ascii="Calibri" w:eastAsia="Times New Roman" w:hAnsi="Calibri" w:cs="Calibri"/>
+          <w:rFonts w:eastAsia="Times New Roman" w:cstheme="minorHAnsi"/>
+          <w:color w:val="2E2E2F"/>
+          <w:sz w:val="24"/>
+          <w:szCs w:val="24"/>
+          <w:lang w:eastAsia="fi-FI"/>
+        </w:rPr>
+      </w:pPr>
+      <w:r>
+        <w:rPr>
+          <w:rFonts w:eastAsia="Times New Roman" w:cstheme="minorHAnsi"/>
           <w:color w:val="2E2E2F"/>
           <w:sz w:val="24"/>
           <w:szCs w:val="24"/>
@@ -563,18 +634,16 @@
       <w:pPr>
         <w:spacing w:after="0" w:line="240" w:lineRule="auto"/>
         <w:rPr>
-          <w:rFonts w:ascii="Noto Sans" w:eastAsia="Times New Roman" w:hAnsi="Noto Sans" w:cs="Noto Sans"/>
-          <w:color w:val="2E2E2F"/>
-          <w:sz w:val="24"/>
-          <w:szCs w:val="24"/>
-          <w:lang w:eastAsia="fi-FI"/>
-        </w:rPr>
-      </w:pPr>
-      <w:r>
-        <w:rPr>
-          <w:rFonts w:ascii="Noto Sans" w:eastAsia="Times New Roman" w:hAnsi="Noto Sans" w:cs="Noto Sans"/>
-          <w:b/>
-          <w:bCs/>
+          <w:rFonts w:eastAsia="Times New Roman" w:cstheme="minorHAnsi"/>
+          <w:color w:val="2E2E2F"/>
+          <w:sz w:val="24"/>
+          <w:szCs w:val="24"/>
+          <w:lang w:eastAsia="fi-FI"/>
+        </w:rPr>
+      </w:pPr>
+      <w:r>
+        <w:rPr>
+          <w:rFonts w:eastAsia="Times New Roman" w:cstheme="minorHAnsi"/>
           <w:color w:val="2E2E2F"/>
           <w:sz w:val="24"/>
           <w:szCs w:val="24"/>
@@ -583,6 +652,18 @@
         </w:rPr>
         <w:t>1.5 Yleiskatsaus dokumenttiin</w:t>
       </w:r>
+    </w:p>
+    <w:p>
+      <w:pPr>
+        <w:spacing w:after="0" w:line="240" w:lineRule="auto"/>
+        <w:rPr>
+          <w:rFonts w:eastAsia="Times New Roman" w:cstheme="minorHAnsi"/>
+          <w:color w:val="2E2E2F"/>
+          <w:sz w:val="24"/>
+          <w:szCs w:val="24"/>
+          <w:lang w:eastAsia="fi-FI"/>
+        </w:rPr>
+      </w:pPr>
     </w:p>
     <w:p>
       <w:pPr>
@@ -593,14 +674,59 @@
         <w:spacing w:after="0" w:line="240" w:lineRule="auto"/>
         <w:textAlignment w:val="center"/>
         <w:rPr>
-          <w:rFonts w:ascii="Calibri" w:eastAsia="Times New Roman" w:hAnsi="Calibri" w:cs="Calibri"/>
-          <w:color w:val="2E2E2F"/>
-          <w:lang w:eastAsia="fi-FI"/>
-        </w:rPr>
-      </w:pPr>
-      <w:r>
-        <w:rPr>
-          <w:rFonts w:ascii="Noto Sans" w:eastAsia="Times New Roman" w:hAnsi="Noto Sans" w:cs="Noto Sans"/>
+          <w:rFonts w:eastAsia="Times New Roman" w:cstheme="minorHAnsi"/>
+          <w:color w:val="2E2E2F"/>
+          <w:lang w:eastAsia="fi-FI"/>
+        </w:rPr>
+      </w:pPr>
+      <w:r>
+        <w:rPr>
+          <w:rFonts w:eastAsia="Times New Roman" w:cstheme="minorHAnsi"/>
+          <w:color w:val="2E2E2F"/>
+          <w:sz w:val="24"/>
+          <w:szCs w:val="24"/>
+          <w:shd w:val="clear" w:color="auto" w:fill="FFFFFF"/>
+          <w:lang w:eastAsia="fi-FI"/>
+        </w:rPr>
+        <w:t>Työajan seurannan sovellus, jossa käyttäjällä mahdollisuus kirjautumiseen ja omien työtuntien seuraamiseen sekä niiden tarkasteluun</w:t>
+      </w:r>
+    </w:p>
+    <w:p>
+      <w:pPr>
+        <w:spacing w:after="0" w:line="240" w:lineRule="auto"/>
+        <w:rPr>
+          <w:rFonts w:eastAsia="Times New Roman" w:cstheme="minorHAnsi"/>
+          <w:color w:val="2E2E2F"/>
+          <w:sz w:val="24"/>
+          <w:szCs w:val="24"/>
+          <w:lang w:eastAsia="fi-FI"/>
+        </w:rPr>
+      </w:pPr>
+      <w:r>
+        <w:rPr>
+          <w:rFonts w:eastAsia="Times New Roman" w:cstheme="minorHAnsi"/>
+          <w:color w:val="2E2E2F"/>
+          <w:sz w:val="24"/>
+          <w:szCs w:val="24"/>
+          <w:lang w:eastAsia="fi-FI"/>
+        </w:rPr>
+        <w:t> </w:t>
+      </w:r>
+    </w:p>
+    <w:p>
+      <w:pPr>
+        <w:spacing w:after="0" w:line="240" w:lineRule="auto"/>
+        <w:rPr>
+          <w:rFonts w:eastAsia="Times New Roman" w:cstheme="minorHAnsi"/>
+          <w:color w:val="2E2E2F"/>
+          <w:sz w:val="24"/>
+          <w:szCs w:val="24"/>
+          <w:lang w:eastAsia="fi-FI"/>
+        </w:rPr>
+      </w:pPr>
+      <w:r>
+        <w:rPr>
+          <w:rFonts w:eastAsia="Times New Roman" w:cstheme="minorHAnsi"/>
           <w:b/>
           <w:bCs/>
           <w:color w:val="2E2E2F"/>
@@ -609,23 +735,23 @@
           <w:shd w:val="clear" w:color="auto" w:fill="FFFFFF"/>
           <w:lang w:eastAsia="fi-FI"/>
         </w:rPr>
-        <w:t>Lyhyt kuvaus dokumentin sisällöstä</w:t>
-      </w:r>
-    </w:p>
-    <w:p>
-      <w:pPr>
-        <w:spacing w:after="0" w:line="240" w:lineRule="auto"/>
-        <w:rPr>
-          <w:rFonts w:ascii="Calibri" w:eastAsia="Times New Roman" w:hAnsi="Calibri" w:cs="Calibri"/>
-          <w:color w:val="2E2E2F"/>
-          <w:sz w:val="24"/>
-          <w:szCs w:val="24"/>
-          <w:lang w:eastAsia="fi-FI"/>
-        </w:rPr>
-      </w:pPr>
-      <w:r>
-        <w:rPr>
-          <w:rFonts w:ascii="Calibri" w:eastAsia="Times New Roman" w:hAnsi="Calibri" w:cs="Calibri"/>
+        <w:t>2. Yleiskuvaus</w:t>
+      </w:r>
+    </w:p>
+    <w:p>
+      <w:pPr>
+        <w:spacing w:after="0" w:line="240" w:lineRule="auto"/>
+        <w:rPr>
+          <w:rFonts w:eastAsia="Times New Roman" w:cstheme="minorHAnsi"/>
+          <w:color w:val="2E2E2F"/>
+          <w:sz w:val="24"/>
+          <w:szCs w:val="24"/>
+          <w:lang w:eastAsia="fi-FI"/>
+        </w:rPr>
+      </w:pPr>
+      <w:r>
+        <w:rPr>
+          <w:rFonts w:eastAsia="Times New Roman" w:cstheme="minorHAnsi"/>
           <w:color w:val="2E2E2F"/>
           <w:sz w:val="24"/>
           <w:szCs w:val="24"/>
@@ -638,65 +764,16 @@
       <w:pPr>
         <w:spacing w:after="0" w:line="240" w:lineRule="auto"/>
         <w:rPr>
-          <w:rFonts w:ascii="Noto Sans" w:eastAsia="Times New Roman" w:hAnsi="Noto Sans" w:cs="Noto Sans"/>
-          <w:color w:val="2E2E2F"/>
-          <w:sz w:val="24"/>
-          <w:szCs w:val="24"/>
-          <w:lang w:eastAsia="fi-FI"/>
-        </w:rPr>
-      </w:pPr>
-      <w:r>
-        <w:rPr>
-          <w:rFonts w:ascii="Noto Sans" w:eastAsia="Times New Roman" w:hAnsi="Noto Sans" w:cs="Noto Sans"/>
-          <w:b/>
-          <w:bCs/>
-          <w:color w:val="2E2E2F"/>
-          <w:sz w:val="24"/>
-          <w:szCs w:val="24"/>
-          <w:shd w:val="clear" w:color="auto" w:fill="FFFFFF"/>
-          <w:lang w:eastAsia="fi-FI"/>
-        </w:rPr>
-        <w:t>2. Yleiskuvaus</w:t>
-      </w:r>
-    </w:p>
-    <w:p>
-      <w:pPr>
-        <w:spacing w:after="0" w:line="240" w:lineRule="auto"/>
-        <w:rPr>
-          <w:rFonts w:ascii="Calibri" w:eastAsia="Times New Roman" w:hAnsi="Calibri" w:cs="Calibri"/>
-          <w:color w:val="2E2E2F"/>
-          <w:sz w:val="24"/>
-          <w:szCs w:val="24"/>
-          <w:lang w:eastAsia="fi-FI"/>
-        </w:rPr>
-      </w:pPr>
-      <w:r>
-        <w:rPr>
-          <w:rFonts w:ascii="Calibri" w:eastAsia="Times New Roman" w:hAnsi="Calibri" w:cs="Calibri"/>
-          <w:color w:val="2E2E2F"/>
-          <w:sz w:val="24"/>
-          <w:szCs w:val="24"/>
-          <w:lang w:eastAsia="fi-FI"/>
-        </w:rPr>
-        <w:t> </w:t>
-      </w:r>
-    </w:p>
-    <w:p>
-      <w:pPr>
-        <w:spacing w:after="0" w:line="240" w:lineRule="auto"/>
-        <w:rPr>
-          <w:rFonts w:ascii="Noto Sans" w:eastAsia="Times New Roman" w:hAnsi="Noto Sans" w:cs="Noto Sans"/>
-          <w:color w:val="2E2E2F"/>
-          <w:sz w:val="24"/>
-          <w:szCs w:val="24"/>
-          <w:lang w:eastAsia="fi-FI"/>
-        </w:rPr>
-      </w:pPr>
-      <w:r>
-        <w:rPr>
-          <w:rFonts w:ascii="Noto Sans" w:eastAsia="Times New Roman" w:hAnsi="Noto Sans" w:cs="Noto Sans"/>
-          <w:b/>
-          <w:bCs/>
+          <w:rFonts w:eastAsia="Times New Roman" w:cstheme="minorHAnsi"/>
+          <w:color w:val="2E2E2F"/>
+          <w:sz w:val="24"/>
+          <w:szCs w:val="24"/>
+          <w:lang w:eastAsia="fi-FI"/>
+        </w:rPr>
+      </w:pPr>
+      <w:r>
+        <w:rPr>
+          <w:rFonts w:eastAsia="Times New Roman" w:cstheme="minorHAnsi"/>
           <w:color w:val="2E2E2F"/>
           <w:sz w:val="24"/>
           <w:szCs w:val="24"/>
@@ -715,16 +792,14 @@
         <w:spacing w:after="0" w:line="240" w:lineRule="auto"/>
         <w:textAlignment w:val="center"/>
         <w:rPr>
-          <w:rFonts w:ascii="Calibri" w:eastAsia="Times New Roman" w:hAnsi="Calibri" w:cs="Calibri"/>
-          <w:color w:val="2E2E2F"/>
-          <w:lang w:eastAsia="fi-FI"/>
-        </w:rPr>
-      </w:pPr>
-      <w:r>
-        <w:rPr>
-          <w:rFonts w:ascii="Noto Sans" w:eastAsia="Times New Roman" w:hAnsi="Noto Sans" w:cs="Noto Sans"/>
-          <w:b/>
-          <w:bCs/>
+          <w:rFonts w:eastAsia="Times New Roman" w:cstheme="minorHAnsi"/>
+          <w:color w:val="2E2E2F"/>
+          <w:lang w:eastAsia="fi-FI"/>
+        </w:rPr>
+      </w:pPr>
+      <w:r>
+        <w:rPr>
+          <w:rFonts w:eastAsia="Times New Roman" w:cstheme="minorHAnsi"/>
           <w:color w:val="2E2E2F"/>
           <w:sz w:val="24"/>
           <w:szCs w:val="24"/>
@@ -743,16 +818,14 @@
         <w:spacing w:after="0" w:line="240" w:lineRule="auto"/>
         <w:textAlignment w:val="center"/>
         <w:rPr>
-          <w:rFonts w:ascii="Calibri" w:eastAsia="Times New Roman" w:hAnsi="Calibri" w:cs="Calibri"/>
-          <w:color w:val="2E2E2F"/>
-          <w:lang w:eastAsia="fi-FI"/>
-        </w:rPr>
-      </w:pPr>
-      <w:r>
-        <w:rPr>
-          <w:rFonts w:ascii="Calibri" w:eastAsia="Times New Roman" w:hAnsi="Calibri" w:cs="Calibri"/>
-          <w:b/>
-          <w:bCs/>
+          <w:rFonts w:eastAsia="Times New Roman" w:cstheme="minorHAnsi"/>
+          <w:color w:val="2E2E2F"/>
+          <w:lang w:eastAsia="fi-FI"/>
+        </w:rPr>
+      </w:pPr>
+      <w:r>
+        <w:rPr>
+          <w:rFonts w:eastAsia="Times New Roman" w:cstheme="minorHAnsi"/>
           <w:color w:val="2E2E2F"/>
           <w:sz w:val="24"/>
           <w:szCs w:val="24"/>
@@ -766,16 +839,16 @@
       <w:pPr>
         <w:spacing w:after="0" w:line="240" w:lineRule="auto"/>
         <w:rPr>
-          <w:rFonts w:ascii="Calibri" w:eastAsia="Times New Roman" w:hAnsi="Calibri" w:cs="Calibri"/>
-          <w:color w:val="2E2E2F"/>
-          <w:sz w:val="24"/>
-          <w:szCs w:val="24"/>
-          <w:lang w:eastAsia="fi-FI"/>
-        </w:rPr>
-      </w:pPr>
-      <w:r>
-        <w:rPr>
-          <w:rFonts w:ascii="Calibri" w:eastAsia="Times New Roman" w:hAnsi="Calibri" w:cs="Calibri"/>
+          <w:rFonts w:eastAsia="Times New Roman" w:cstheme="minorHAnsi"/>
+          <w:color w:val="2E2E2F"/>
+          <w:sz w:val="24"/>
+          <w:szCs w:val="24"/>
+          <w:lang w:eastAsia="fi-FI"/>
+        </w:rPr>
+      </w:pPr>
+      <w:r>
+        <w:rPr>
+          <w:rFonts w:eastAsia="Times New Roman" w:cstheme="minorHAnsi"/>
           <w:color w:val="2E2E2F"/>
           <w:sz w:val="24"/>
           <w:szCs w:val="24"/>
@@ -788,18 +861,16 @@
       <w:pPr>
         <w:spacing w:after="0" w:line="240" w:lineRule="auto"/>
         <w:rPr>
-          <w:rFonts w:ascii="Noto Sans" w:eastAsia="Times New Roman" w:hAnsi="Noto Sans" w:cs="Noto Sans"/>
-          <w:color w:val="2E2E2F"/>
-          <w:sz w:val="24"/>
-          <w:szCs w:val="24"/>
-          <w:lang w:eastAsia="fi-FI"/>
-        </w:rPr>
-      </w:pPr>
-      <w:r>
-        <w:rPr>
-          <w:rFonts w:ascii="Noto Sans" w:eastAsia="Times New Roman" w:hAnsi="Noto Sans" w:cs="Noto Sans"/>
-          <w:b/>
-          <w:bCs/>
+          <w:rFonts w:eastAsia="Times New Roman" w:cstheme="minorHAnsi"/>
+          <w:color w:val="2E2E2F"/>
+          <w:sz w:val="24"/>
+          <w:szCs w:val="24"/>
+          <w:lang w:eastAsia="fi-FI"/>
+        </w:rPr>
+      </w:pPr>
+      <w:r>
+        <w:rPr>
+          <w:rFonts w:eastAsia="Times New Roman" w:cstheme="minorHAnsi"/>
           <w:color w:val="2E2E2F"/>
           <w:sz w:val="24"/>
           <w:szCs w:val="24"/>
@@ -818,16 +889,14 @@
         <w:spacing w:after="0" w:line="240" w:lineRule="auto"/>
         <w:textAlignment w:val="center"/>
         <w:rPr>
-          <w:rFonts w:ascii="Calibri" w:eastAsia="Times New Roman" w:hAnsi="Calibri" w:cs="Calibri"/>
-          <w:color w:val="2E2E2F"/>
-          <w:lang w:eastAsia="fi-FI"/>
-        </w:rPr>
-      </w:pPr>
-      <w:r>
-        <w:rPr>
-          <w:rFonts w:ascii="Noto Sans" w:eastAsia="Times New Roman" w:hAnsi="Noto Sans" w:cs="Noto Sans"/>
-          <w:b/>
-          <w:bCs/>
+          <w:rFonts w:eastAsia="Times New Roman" w:cstheme="minorHAnsi"/>
+          <w:color w:val="2E2E2F"/>
+          <w:lang w:eastAsia="fi-FI"/>
+        </w:rPr>
+      </w:pPr>
+      <w:r>
+        <w:rPr>
+          <w:rFonts w:eastAsia="Times New Roman" w:cstheme="minorHAnsi"/>
           <w:color w:val="2E2E2F"/>
           <w:sz w:val="24"/>
           <w:szCs w:val="24"/>
@@ -841,16 +910,16 @@
       <w:pPr>
         <w:spacing w:after="0" w:line="240" w:lineRule="auto"/>
         <w:rPr>
-          <w:rFonts w:ascii="Calibri" w:eastAsia="Times New Roman" w:hAnsi="Calibri" w:cs="Calibri"/>
-          <w:color w:val="2E2E2F"/>
-          <w:sz w:val="24"/>
-          <w:szCs w:val="24"/>
-          <w:lang w:eastAsia="fi-FI"/>
-        </w:rPr>
-      </w:pPr>
-      <w:r>
-        <w:rPr>
-          <w:rFonts w:ascii="Calibri" w:eastAsia="Times New Roman" w:hAnsi="Calibri" w:cs="Calibri"/>
+          <w:rFonts w:eastAsia="Times New Roman" w:cstheme="minorHAnsi"/>
+          <w:color w:val="2E2E2F"/>
+          <w:sz w:val="24"/>
+          <w:szCs w:val="24"/>
+          <w:lang w:eastAsia="fi-FI"/>
+        </w:rPr>
+      </w:pPr>
+      <w:r>
+        <w:rPr>
+          <w:rFonts w:eastAsia="Times New Roman" w:cstheme="minorHAnsi"/>
           <w:color w:val="2E2E2F"/>
           <w:sz w:val="24"/>
           <w:szCs w:val="24"/>
@@ -863,18 +932,16 @@
       <w:pPr>
         <w:spacing w:after="0" w:line="240" w:lineRule="auto"/>
         <w:rPr>
-          <w:rFonts w:ascii="Noto Sans" w:eastAsia="Times New Roman" w:hAnsi="Noto Sans" w:cs="Noto Sans"/>
-          <w:color w:val="2E2E2F"/>
-          <w:sz w:val="24"/>
-          <w:szCs w:val="24"/>
-          <w:lang w:eastAsia="fi-FI"/>
-        </w:rPr>
-      </w:pPr>
-      <w:r>
-        <w:rPr>
-          <w:rFonts w:ascii="Noto Sans" w:eastAsia="Times New Roman" w:hAnsi="Noto Sans" w:cs="Noto Sans"/>
-          <w:b/>
-          <w:bCs/>
+          <w:rFonts w:eastAsia="Times New Roman" w:cstheme="minorHAnsi"/>
+          <w:color w:val="2E2E2F"/>
+          <w:sz w:val="24"/>
+          <w:szCs w:val="24"/>
+          <w:lang w:eastAsia="fi-FI"/>
+        </w:rPr>
+      </w:pPr>
+      <w:r>
+        <w:rPr>
+          <w:rFonts w:eastAsia="Times New Roman" w:cstheme="minorHAnsi"/>
           <w:color w:val="2E2E2F"/>
           <w:sz w:val="24"/>
           <w:szCs w:val="24"/>
@@ -893,16 +960,14 @@
         <w:spacing w:after="0" w:line="240" w:lineRule="auto"/>
         <w:textAlignment w:val="center"/>
         <w:rPr>
-          <w:rFonts w:ascii="Calibri" w:eastAsia="Times New Roman" w:hAnsi="Calibri" w:cs="Calibri"/>
-          <w:color w:val="2E2E2F"/>
-          <w:lang w:eastAsia="fi-FI"/>
-        </w:rPr>
-      </w:pPr>
-      <w:r>
-        <w:rPr>
-          <w:rFonts w:ascii="Noto Sans" w:eastAsia="Times New Roman" w:hAnsi="Noto Sans" w:cs="Noto Sans"/>
-          <w:b/>
-          <w:bCs/>
+          <w:rFonts w:eastAsia="Times New Roman" w:cstheme="minorHAnsi"/>
+          <w:color w:val="2E2E2F"/>
+          <w:lang w:eastAsia="fi-FI"/>
+        </w:rPr>
+      </w:pPr>
+      <w:r>
+        <w:rPr>
+          <w:rFonts w:eastAsia="Times New Roman" w:cstheme="minorHAnsi"/>
           <w:color w:val="2E2E2F"/>
           <w:sz w:val="24"/>
           <w:szCs w:val="24"/>
@@ -921,16 +986,14 @@
         <w:spacing w:after="0" w:line="240" w:lineRule="auto"/>
         <w:textAlignment w:val="center"/>
         <w:rPr>
-          <w:rFonts w:ascii="Calibri" w:eastAsia="Times New Roman" w:hAnsi="Calibri" w:cs="Calibri"/>
-          <w:color w:val="2E2E2F"/>
-          <w:lang w:eastAsia="fi-FI"/>
-        </w:rPr>
-      </w:pPr>
-      <w:r>
-        <w:rPr>
-          <w:rFonts w:ascii="Calibri" w:eastAsia="Times New Roman" w:hAnsi="Calibri" w:cs="Calibri"/>
-          <w:b/>
-          <w:bCs/>
+          <w:rFonts w:eastAsia="Times New Roman" w:cstheme="minorHAnsi"/>
+          <w:color w:val="2E2E2F"/>
+          <w:lang w:eastAsia="fi-FI"/>
+        </w:rPr>
+      </w:pPr>
+      <w:r>
+        <w:rPr>
+          <w:rFonts w:eastAsia="Times New Roman" w:cstheme="minorHAnsi"/>
           <w:color w:val="2E2E2F"/>
           <w:sz w:val="24"/>
           <w:szCs w:val="24"/>
@@ -944,16 +1007,16 @@
       <w:pPr>
         <w:spacing w:after="0" w:line="240" w:lineRule="auto"/>
         <w:rPr>
-          <w:rFonts w:ascii="Calibri" w:eastAsia="Times New Roman" w:hAnsi="Calibri" w:cs="Calibri"/>
-          <w:color w:val="2E2E2F"/>
-          <w:sz w:val="24"/>
-          <w:szCs w:val="24"/>
-          <w:lang w:eastAsia="fi-FI"/>
-        </w:rPr>
-      </w:pPr>
-      <w:r>
-        <w:rPr>
-          <w:rFonts w:ascii="Calibri" w:eastAsia="Times New Roman" w:hAnsi="Calibri" w:cs="Calibri"/>
+          <w:rFonts w:eastAsia="Times New Roman" w:cstheme="minorHAnsi"/>
+          <w:color w:val="2E2E2F"/>
+          <w:sz w:val="24"/>
+          <w:szCs w:val="24"/>
+          <w:lang w:eastAsia="fi-FI"/>
+        </w:rPr>
+      </w:pPr>
+      <w:r>
+        <w:rPr>
+          <w:rFonts w:eastAsia="Times New Roman" w:cstheme="minorHAnsi"/>
           <w:color w:val="2E2E2F"/>
           <w:sz w:val="24"/>
           <w:szCs w:val="24"/>
@@ -966,18 +1029,16 @@
       <w:pPr>
         <w:spacing w:after="0" w:line="240" w:lineRule="auto"/>
         <w:rPr>
-          <w:rFonts w:ascii="Noto Sans" w:eastAsia="Times New Roman" w:hAnsi="Noto Sans" w:cs="Noto Sans"/>
-          <w:color w:val="2E2E2F"/>
-          <w:sz w:val="24"/>
-          <w:szCs w:val="24"/>
-          <w:lang w:eastAsia="fi-FI"/>
-        </w:rPr>
-      </w:pPr>
-      <w:r>
-        <w:rPr>
-          <w:rFonts w:ascii="Noto Sans" w:eastAsia="Times New Roman" w:hAnsi="Noto Sans" w:cs="Noto Sans"/>
-          <w:b/>
-          <w:bCs/>
+          <w:rFonts w:eastAsia="Times New Roman" w:cstheme="minorHAnsi"/>
+          <w:color w:val="2E2E2F"/>
+          <w:sz w:val="24"/>
+          <w:szCs w:val="24"/>
+          <w:lang w:eastAsia="fi-FI"/>
+        </w:rPr>
+      </w:pPr>
+      <w:r>
+        <w:rPr>
+          <w:rFonts w:eastAsia="Times New Roman" w:cstheme="minorHAnsi"/>
           <w:color w:val="2E2E2F"/>
           <w:sz w:val="24"/>
           <w:szCs w:val="24"/>
@@ -996,16 +1057,14 @@
         <w:spacing w:after="0" w:line="240" w:lineRule="auto"/>
         <w:textAlignment w:val="center"/>
         <w:rPr>
-          <w:rFonts w:ascii="Calibri" w:eastAsia="Times New Roman" w:hAnsi="Calibri" w:cs="Calibri"/>
-          <w:color w:val="2E2E2F"/>
-          <w:lang w:eastAsia="fi-FI"/>
-        </w:rPr>
-      </w:pPr>
-      <w:r>
-        <w:rPr>
-          <w:rFonts w:ascii="Noto Sans" w:eastAsia="Times New Roman" w:hAnsi="Noto Sans" w:cs="Noto Sans"/>
-          <w:b/>
-          <w:bCs/>
+          <w:rFonts w:eastAsia="Times New Roman" w:cstheme="minorHAnsi"/>
+          <w:color w:val="2E2E2F"/>
+          <w:lang w:eastAsia="fi-FI"/>
+        </w:rPr>
+      </w:pPr>
+      <w:r>
+        <w:rPr>
+          <w:rFonts w:eastAsia="Times New Roman" w:cstheme="minorHAnsi"/>
           <w:color w:val="2E2E2F"/>
           <w:sz w:val="24"/>
           <w:szCs w:val="24"/>
@@ -1017,9 +1076,7 @@
       <w:proofErr w:type="gramStart"/>
       <w:r>
         <w:rPr>
-          <w:rFonts w:ascii="Noto Sans" w:eastAsia="Times New Roman" w:hAnsi="Noto Sans" w:cs="Noto Sans"/>
-          <w:b/>
-          <w:bCs/>
+          <w:rFonts w:eastAsia="Times New Roman" w:cstheme="minorHAnsi"/>
           <w:color w:val="2E2E2F"/>
           <w:sz w:val="24"/>
           <w:szCs w:val="24"/>
@@ -1031,9 +1088,7 @@
       <w:proofErr w:type="gramEnd"/>
       <w:r>
         <w:rPr>
-          <w:rFonts w:ascii="Noto Sans" w:eastAsia="Times New Roman" w:hAnsi="Noto Sans" w:cs="Noto Sans"/>
-          <w:b/>
-          <w:bCs/>
+          <w:rFonts w:eastAsia="Times New Roman" w:cstheme="minorHAnsi"/>
           <w:color w:val="2E2E2F"/>
           <w:sz w:val="24"/>
           <w:szCs w:val="24"/>
@@ -1047,16 +1102,16 @@
       <w:pPr>
         <w:spacing w:after="0" w:line="240" w:lineRule="auto"/>
         <w:rPr>
-          <w:rFonts w:ascii="Calibri" w:eastAsia="Times New Roman" w:hAnsi="Calibri" w:cs="Calibri"/>
-          <w:color w:val="2E2E2F"/>
-          <w:sz w:val="24"/>
-          <w:szCs w:val="24"/>
-          <w:lang w:eastAsia="fi-FI"/>
-        </w:rPr>
-      </w:pPr>
-      <w:r>
-        <w:rPr>
-          <w:rFonts w:ascii="Calibri" w:eastAsia="Times New Roman" w:hAnsi="Calibri" w:cs="Calibri"/>
+          <w:rFonts w:eastAsia="Times New Roman" w:cstheme="minorHAnsi"/>
+          <w:color w:val="2E2E2F"/>
+          <w:sz w:val="24"/>
+          <w:szCs w:val="24"/>
+          <w:lang w:eastAsia="fi-FI"/>
+        </w:rPr>
+      </w:pPr>
+      <w:r>
+        <w:rPr>
+          <w:rFonts w:eastAsia="Times New Roman" w:cstheme="minorHAnsi"/>
           <w:color w:val="2E2E2F"/>
           <w:sz w:val="24"/>
           <w:szCs w:val="24"/>
@@ -1069,18 +1124,16 @@
       <w:pPr>
         <w:spacing w:after="0" w:line="240" w:lineRule="auto"/>
         <w:rPr>
-          <w:rFonts w:ascii="Noto Sans" w:eastAsia="Times New Roman" w:hAnsi="Noto Sans" w:cs="Noto Sans"/>
-          <w:color w:val="2E2E2F"/>
-          <w:sz w:val="24"/>
-          <w:szCs w:val="24"/>
-          <w:lang w:eastAsia="fi-FI"/>
-        </w:rPr>
-      </w:pPr>
-      <w:r>
-        <w:rPr>
-          <w:rFonts w:ascii="Noto Sans" w:eastAsia="Times New Roman" w:hAnsi="Noto Sans" w:cs="Noto Sans"/>
-          <w:b/>
-          <w:bCs/>
+          <w:rFonts w:eastAsia="Times New Roman" w:cstheme="minorHAnsi"/>
+          <w:color w:val="2E2E2F"/>
+          <w:sz w:val="24"/>
+          <w:szCs w:val="24"/>
+          <w:lang w:eastAsia="fi-FI"/>
+        </w:rPr>
+      </w:pPr>
+      <w:r>
+        <w:rPr>
+          <w:rFonts w:eastAsia="Times New Roman" w:cstheme="minorHAnsi"/>
           <w:color w:val="2E2E2F"/>
           <w:sz w:val="24"/>
           <w:szCs w:val="24"/>
@@ -1099,14 +1152,84 @@
         <w:spacing w:after="0" w:line="240" w:lineRule="auto"/>
         <w:textAlignment w:val="center"/>
         <w:rPr>
-          <w:rFonts w:ascii="Calibri" w:eastAsia="Times New Roman" w:hAnsi="Calibri" w:cs="Calibri"/>
-          <w:color w:val="2E2E2F"/>
-          <w:lang w:eastAsia="fi-FI"/>
-        </w:rPr>
-      </w:pPr>
-      <w:r>
-        <w:rPr>
-          <w:rFonts w:ascii="Noto Sans" w:eastAsia="Times New Roman" w:hAnsi="Noto Sans" w:cs="Noto Sans"/>
+          <w:rFonts w:eastAsia="Times New Roman" w:cstheme="minorHAnsi"/>
+          <w:color w:val="2E2E2F"/>
+          <w:lang w:eastAsia="fi-FI"/>
+        </w:rPr>
+      </w:pPr>
+      <w:r>
+        <w:rPr>
+          <w:rFonts w:eastAsia="Times New Roman" w:cstheme="minorHAnsi"/>
+          <w:color w:val="2E2E2F"/>
+          <w:sz w:val="24"/>
+          <w:szCs w:val="24"/>
+          <w:shd w:val="clear" w:color="auto" w:fill="FFFFFF"/>
+          <w:lang w:eastAsia="fi-FI"/>
+        </w:rPr>
+        <w:lastRenderedPageBreak/>
+        <w:t xml:space="preserve">Mitä vaatii toimiakseen </w:t>
+      </w:r>
+      <w:proofErr w:type="gramStart"/>
+      <w:r>
+        <w:rPr>
+          <w:rFonts w:eastAsia="Times New Roman" w:cstheme="minorHAnsi"/>
+          <w:color w:val="2E2E2F"/>
+          <w:sz w:val="24"/>
+          <w:szCs w:val="24"/>
+          <w:shd w:val="clear" w:color="auto" w:fill="FFFFFF"/>
+          <w:lang w:eastAsia="fi-FI"/>
+        </w:rPr>
+        <w:t>esim.</w:t>
+      </w:r>
+      <w:proofErr w:type="gramEnd"/>
+      <w:r>
+        <w:rPr>
+          <w:rFonts w:eastAsia="Times New Roman" w:cstheme="minorHAnsi"/>
+          <w:color w:val="2E2E2F"/>
+          <w:sz w:val="24"/>
+          <w:szCs w:val="24"/>
+          <w:shd w:val="clear" w:color="auto" w:fill="FFFFFF"/>
+          <w:lang w:eastAsia="fi-FI"/>
+        </w:rPr>
+        <w:t xml:space="preserve"> jos älypuhelin tarvitseeko verkon toimiakseen</w:t>
+      </w:r>
+    </w:p>
+    <w:p>
+      <w:pPr>
+        <w:spacing w:after="0" w:line="240" w:lineRule="auto"/>
+        <w:rPr>
+          <w:rFonts w:eastAsia="Times New Roman" w:cstheme="minorHAnsi"/>
+          <w:color w:val="2E2E2F"/>
+          <w:sz w:val="24"/>
+          <w:szCs w:val="24"/>
+          <w:lang w:eastAsia="fi-FI"/>
+        </w:rPr>
+      </w:pPr>
+      <w:r>
+        <w:rPr>
+          <w:rFonts w:eastAsia="Times New Roman" w:cstheme="minorHAnsi"/>
+          <w:color w:val="2E2E2F"/>
+          <w:sz w:val="24"/>
+          <w:szCs w:val="24"/>
+          <w:lang w:eastAsia="fi-FI"/>
+        </w:rPr>
+        <w:t> </w:t>
+      </w:r>
+    </w:p>
+    <w:p>
+      <w:pPr>
+        <w:spacing w:after="0" w:line="240" w:lineRule="auto"/>
+        <w:rPr>
+          <w:rFonts w:eastAsia="Times New Roman" w:cstheme="minorHAnsi"/>
+          <w:color w:val="2E2E2F"/>
+          <w:sz w:val="24"/>
+          <w:szCs w:val="24"/>
+          <w:lang w:eastAsia="fi-FI"/>
+        </w:rPr>
+      </w:pPr>
+      <w:r>
+        <w:rPr>
+          <w:rFonts w:eastAsia="Times New Roman" w:cstheme="minorHAnsi"/>
           <w:b/>
           <w:bCs/>
           <w:color w:val="2E2E2F"/>
@@ -1115,52 +1238,23 @@
           <w:shd w:val="clear" w:color="auto" w:fill="FFFFFF"/>
           <w:lang w:eastAsia="fi-FI"/>
         </w:rPr>
-        <w:lastRenderedPageBreak/>
-        <w:t xml:space="preserve">Mitä vaatii toimiakseen </w:t>
-      </w:r>
-      <w:proofErr w:type="gramStart"/>
-      <w:r>
-        <w:rPr>
-          <w:rFonts w:ascii="Noto Sans" w:eastAsia="Times New Roman" w:hAnsi="Noto Sans" w:cs="Noto Sans"/>
-          <w:b/>
-          <w:bCs/>
-          <w:color w:val="2E2E2F"/>
-          <w:sz w:val="24"/>
-          <w:szCs w:val="24"/>
-          <w:shd w:val="clear" w:color="auto" w:fill="FFFFFF"/>
-          <w:lang w:eastAsia="fi-FI"/>
-        </w:rPr>
-        <w:t>esim.</w:t>
-      </w:r>
-      <w:proofErr w:type="gramEnd"/>
-      <w:r>
-        <w:rPr>
-          <w:rFonts w:ascii="Noto Sans" w:eastAsia="Times New Roman" w:hAnsi="Noto Sans" w:cs="Noto Sans"/>
-          <w:b/>
-          <w:bCs/>
-          <w:color w:val="2E2E2F"/>
-          <w:sz w:val="24"/>
-          <w:szCs w:val="24"/>
-          <w:shd w:val="clear" w:color="auto" w:fill="FFFFFF"/>
-          <w:lang w:eastAsia="fi-FI"/>
-        </w:rPr>
-        <w:t xml:space="preserve"> jos älypuhelin tarvitseeko verkon toimiakseen</w:t>
-      </w:r>
-    </w:p>
-    <w:p>
-      <w:pPr>
-        <w:spacing w:after="0" w:line="240" w:lineRule="auto"/>
-        <w:rPr>
-          <w:rFonts w:ascii="Calibri" w:eastAsia="Times New Roman" w:hAnsi="Calibri" w:cs="Calibri"/>
-          <w:color w:val="2E2E2F"/>
-          <w:sz w:val="24"/>
-          <w:szCs w:val="24"/>
-          <w:lang w:eastAsia="fi-FI"/>
-        </w:rPr>
-      </w:pPr>
-      <w:r>
-        <w:rPr>
-          <w:rFonts w:ascii="Calibri" w:eastAsia="Times New Roman" w:hAnsi="Calibri" w:cs="Calibri"/>
+        <w:t>3. Tiedot ja tietokanta</w:t>
+      </w:r>
+    </w:p>
+    <w:p>
+      <w:pPr>
+        <w:spacing w:after="0" w:line="240" w:lineRule="auto"/>
+        <w:rPr>
+          <w:rFonts w:eastAsia="Times New Roman" w:cstheme="minorHAnsi"/>
+          <w:color w:val="2E2E2F"/>
+          <w:sz w:val="24"/>
+          <w:szCs w:val="24"/>
+          <w:lang w:eastAsia="fi-FI"/>
+        </w:rPr>
+      </w:pPr>
+      <w:r>
+        <w:rPr>
+          <w:rFonts w:eastAsia="Times New Roman" w:cstheme="minorHAnsi"/>
           <w:color w:val="2E2E2F"/>
           <w:sz w:val="24"/>
           <w:szCs w:val="24"/>
@@ -1173,65 +1267,16 @@
       <w:pPr>
         <w:spacing w:after="0" w:line="240" w:lineRule="auto"/>
         <w:rPr>
-          <w:rFonts w:ascii="Noto Sans" w:eastAsia="Times New Roman" w:hAnsi="Noto Sans" w:cs="Noto Sans"/>
-          <w:color w:val="2E2E2F"/>
-          <w:sz w:val="24"/>
-          <w:szCs w:val="24"/>
-          <w:lang w:eastAsia="fi-FI"/>
-        </w:rPr>
-      </w:pPr>
-      <w:r>
-        <w:rPr>
-          <w:rFonts w:ascii="Noto Sans" w:eastAsia="Times New Roman" w:hAnsi="Noto Sans" w:cs="Noto Sans"/>
-          <w:b/>
-          <w:bCs/>
-          <w:color w:val="2E2E2F"/>
-          <w:sz w:val="24"/>
-          <w:szCs w:val="24"/>
-          <w:shd w:val="clear" w:color="auto" w:fill="FFFFFF"/>
-          <w:lang w:eastAsia="fi-FI"/>
-        </w:rPr>
-        <w:t>3. Tiedot ja tietokanta</w:t>
-      </w:r>
-    </w:p>
-    <w:p>
-      <w:pPr>
-        <w:spacing w:after="0" w:line="240" w:lineRule="auto"/>
-        <w:rPr>
-          <w:rFonts w:ascii="Calibri" w:eastAsia="Times New Roman" w:hAnsi="Calibri" w:cs="Calibri"/>
-          <w:color w:val="2E2E2F"/>
-          <w:sz w:val="24"/>
-          <w:szCs w:val="24"/>
-          <w:lang w:eastAsia="fi-FI"/>
-        </w:rPr>
-      </w:pPr>
-      <w:r>
-        <w:rPr>
-          <w:rFonts w:ascii="Calibri" w:eastAsia="Times New Roman" w:hAnsi="Calibri" w:cs="Calibri"/>
-          <w:color w:val="2E2E2F"/>
-          <w:sz w:val="24"/>
-          <w:szCs w:val="24"/>
-          <w:lang w:eastAsia="fi-FI"/>
-        </w:rPr>
-        <w:t> </w:t>
-      </w:r>
-    </w:p>
-    <w:p>
-      <w:pPr>
-        <w:spacing w:after="0" w:line="240" w:lineRule="auto"/>
-        <w:rPr>
-          <w:rFonts w:ascii="Noto Sans" w:eastAsia="Times New Roman" w:hAnsi="Noto Sans" w:cs="Noto Sans"/>
-          <w:color w:val="2E2E2F"/>
-          <w:sz w:val="24"/>
-          <w:szCs w:val="24"/>
-          <w:lang w:eastAsia="fi-FI"/>
-        </w:rPr>
-      </w:pPr>
-      <w:r>
-        <w:rPr>
-          <w:rFonts w:ascii="Noto Sans" w:eastAsia="Times New Roman" w:hAnsi="Noto Sans" w:cs="Noto Sans"/>
-          <w:b/>
-          <w:bCs/>
+          <w:rFonts w:eastAsia="Times New Roman" w:cstheme="minorHAnsi"/>
+          <w:color w:val="2E2E2F"/>
+          <w:sz w:val="24"/>
+          <w:szCs w:val="24"/>
+          <w:lang w:eastAsia="fi-FI"/>
+        </w:rPr>
+      </w:pPr>
+      <w:r>
+        <w:rPr>
+          <w:rFonts w:eastAsia="Times New Roman" w:cstheme="minorHAnsi"/>
           <w:color w:val="2E2E2F"/>
           <w:sz w:val="24"/>
           <w:szCs w:val="24"/>
@@ -1250,16 +1295,14 @@
         <w:spacing w:after="0" w:line="240" w:lineRule="auto"/>
         <w:textAlignment w:val="center"/>
         <w:rPr>
-          <w:rFonts w:ascii="Calibri" w:eastAsia="Times New Roman" w:hAnsi="Calibri" w:cs="Calibri"/>
-          <w:color w:val="2E2E2F"/>
-          <w:lang w:eastAsia="fi-FI"/>
-        </w:rPr>
-      </w:pPr>
-      <w:r>
-        <w:rPr>
-          <w:rFonts w:ascii="Noto Sans" w:eastAsia="Times New Roman" w:hAnsi="Noto Sans" w:cs="Noto Sans"/>
-          <w:b/>
-          <w:bCs/>
+          <w:rFonts w:eastAsia="Times New Roman" w:cstheme="minorHAnsi"/>
+          <w:color w:val="2E2E2F"/>
+          <w:lang w:eastAsia="fi-FI"/>
+        </w:rPr>
+      </w:pPr>
+      <w:r>
+        <w:rPr>
+          <w:rFonts w:eastAsia="Times New Roman" w:cstheme="minorHAnsi"/>
           <w:color w:val="2E2E2F"/>
           <w:sz w:val="24"/>
           <w:szCs w:val="24"/>
@@ -1273,16 +1316,16 @@
       <w:pPr>
         <w:spacing w:after="0" w:line="240" w:lineRule="auto"/>
         <w:rPr>
-          <w:rFonts w:ascii="Calibri" w:eastAsia="Times New Roman" w:hAnsi="Calibri" w:cs="Calibri"/>
-          <w:color w:val="2E2E2F"/>
-          <w:sz w:val="24"/>
-          <w:szCs w:val="24"/>
-          <w:lang w:eastAsia="fi-FI"/>
-        </w:rPr>
-      </w:pPr>
-      <w:r>
-        <w:rPr>
-          <w:rFonts w:ascii="Calibri" w:eastAsia="Times New Roman" w:hAnsi="Calibri" w:cs="Calibri"/>
+          <w:rFonts w:eastAsia="Times New Roman" w:cstheme="minorHAnsi"/>
+          <w:color w:val="2E2E2F"/>
+          <w:sz w:val="24"/>
+          <w:szCs w:val="24"/>
+          <w:lang w:eastAsia="fi-FI"/>
+        </w:rPr>
+      </w:pPr>
+      <w:r>
+        <w:rPr>
+          <w:rFonts w:eastAsia="Times New Roman" w:cstheme="minorHAnsi"/>
           <w:color w:val="2E2E2F"/>
           <w:sz w:val="24"/>
           <w:szCs w:val="24"/>
@@ -1295,18 +1338,16 @@
       <w:pPr>
         <w:spacing w:after="0" w:line="240" w:lineRule="auto"/>
         <w:rPr>
-          <w:rFonts w:ascii="Noto Sans" w:eastAsia="Times New Roman" w:hAnsi="Noto Sans" w:cs="Noto Sans"/>
-          <w:color w:val="2E2E2F"/>
-          <w:sz w:val="24"/>
-          <w:szCs w:val="24"/>
-          <w:lang w:eastAsia="fi-FI"/>
-        </w:rPr>
-      </w:pPr>
-      <w:r>
-        <w:rPr>
-          <w:rFonts w:ascii="Noto Sans" w:eastAsia="Times New Roman" w:hAnsi="Noto Sans" w:cs="Noto Sans"/>
-          <w:b/>
-          <w:bCs/>
+          <w:rFonts w:eastAsia="Times New Roman" w:cstheme="minorHAnsi"/>
+          <w:color w:val="2E2E2F"/>
+          <w:sz w:val="24"/>
+          <w:szCs w:val="24"/>
+          <w:lang w:eastAsia="fi-FI"/>
+        </w:rPr>
+      </w:pPr>
+      <w:r>
+        <w:rPr>
+          <w:rFonts w:eastAsia="Times New Roman" w:cstheme="minorHAnsi"/>
           <w:color w:val="2E2E2F"/>
           <w:sz w:val="24"/>
           <w:szCs w:val="24"/>
@@ -1320,16 +1361,16 @@
       <w:pPr>
         <w:spacing w:after="0" w:line="240" w:lineRule="auto"/>
         <w:rPr>
-          <w:rFonts w:ascii="Calibri" w:eastAsia="Times New Roman" w:hAnsi="Calibri" w:cs="Calibri"/>
-          <w:color w:val="2E2E2F"/>
-          <w:sz w:val="24"/>
-          <w:szCs w:val="24"/>
-          <w:lang w:eastAsia="fi-FI"/>
-        </w:rPr>
-      </w:pPr>
-      <w:r>
-        <w:rPr>
-          <w:rFonts w:ascii="Calibri" w:eastAsia="Times New Roman" w:hAnsi="Calibri" w:cs="Calibri"/>
+          <w:rFonts w:eastAsia="Times New Roman" w:cstheme="minorHAnsi"/>
+          <w:color w:val="2E2E2F"/>
+          <w:sz w:val="24"/>
+          <w:szCs w:val="24"/>
+          <w:lang w:eastAsia="fi-FI"/>
+        </w:rPr>
+      </w:pPr>
+      <w:r>
+        <w:rPr>
+          <w:rFonts w:eastAsia="Times New Roman" w:cstheme="minorHAnsi"/>
           <w:color w:val="2E2E2F"/>
           <w:sz w:val="24"/>
           <w:szCs w:val="24"/>
@@ -1342,18 +1383,16 @@
       <w:pPr>
         <w:spacing w:after="0" w:line="240" w:lineRule="auto"/>
         <w:rPr>
-          <w:rFonts w:ascii="Noto Sans" w:eastAsia="Times New Roman" w:hAnsi="Noto Sans" w:cs="Noto Sans"/>
-          <w:color w:val="2E2E2F"/>
-          <w:sz w:val="24"/>
-          <w:szCs w:val="24"/>
-          <w:lang w:eastAsia="fi-FI"/>
-        </w:rPr>
-      </w:pPr>
-      <w:r>
-        <w:rPr>
-          <w:rFonts w:ascii="Noto Sans" w:eastAsia="Times New Roman" w:hAnsi="Noto Sans" w:cs="Noto Sans"/>
-          <w:b/>
-          <w:bCs/>
+          <w:rFonts w:eastAsia="Times New Roman" w:cstheme="minorHAnsi"/>
+          <w:color w:val="2E2E2F"/>
+          <w:sz w:val="24"/>
+          <w:szCs w:val="24"/>
+          <w:lang w:eastAsia="fi-FI"/>
+        </w:rPr>
+      </w:pPr>
+      <w:r>
+        <w:rPr>
+          <w:rFonts w:eastAsia="Times New Roman" w:cstheme="minorHAnsi"/>
           <w:color w:val="2E2E2F"/>
           <w:sz w:val="24"/>
           <w:szCs w:val="24"/>
@@ -1372,16 +1411,14 @@
         <w:spacing w:after="0" w:line="240" w:lineRule="auto"/>
         <w:textAlignment w:val="center"/>
         <w:rPr>
-          <w:rFonts w:ascii="Calibri" w:eastAsia="Times New Roman" w:hAnsi="Calibri" w:cs="Calibri"/>
-          <w:color w:val="2E2E2F"/>
-          <w:lang w:eastAsia="fi-FI"/>
-        </w:rPr>
-      </w:pPr>
-      <w:r>
-        <w:rPr>
-          <w:rFonts w:ascii="Noto Sans" w:eastAsia="Times New Roman" w:hAnsi="Noto Sans" w:cs="Noto Sans"/>
-          <w:b/>
-          <w:bCs/>
+          <w:rFonts w:eastAsia="Times New Roman" w:cstheme="minorHAnsi"/>
+          <w:color w:val="2E2E2F"/>
+          <w:lang w:eastAsia="fi-FI"/>
+        </w:rPr>
+      </w:pPr>
+      <w:r>
+        <w:rPr>
+          <w:rFonts w:eastAsia="Times New Roman" w:cstheme="minorHAnsi"/>
           <w:color w:val="2E2E2F"/>
           <w:sz w:val="24"/>
           <w:szCs w:val="24"/>
@@ -1400,16 +1437,14 @@
         <w:spacing w:after="0" w:line="240" w:lineRule="auto"/>
         <w:textAlignment w:val="center"/>
         <w:rPr>
-          <w:rFonts w:ascii="Calibri" w:eastAsia="Times New Roman" w:hAnsi="Calibri" w:cs="Calibri"/>
-          <w:color w:val="2E2E2F"/>
-          <w:lang w:eastAsia="fi-FI"/>
-        </w:rPr>
-      </w:pPr>
-      <w:r>
-        <w:rPr>
-          <w:rFonts w:ascii="Calibri" w:eastAsia="Times New Roman" w:hAnsi="Calibri" w:cs="Calibri"/>
-          <w:b/>
-          <w:bCs/>
+          <w:rFonts w:eastAsia="Times New Roman" w:cstheme="minorHAnsi"/>
+          <w:color w:val="2E2E2F"/>
+          <w:lang w:eastAsia="fi-FI"/>
+        </w:rPr>
+      </w:pPr>
+      <w:r>
+        <w:rPr>
+          <w:rFonts w:eastAsia="Times New Roman" w:cstheme="minorHAnsi"/>
           <w:color w:val="2E2E2F"/>
           <w:sz w:val="24"/>
           <w:szCs w:val="24"/>
@@ -1423,16 +1458,16 @@
       <w:pPr>
         <w:spacing w:after="0" w:line="240" w:lineRule="auto"/>
         <w:rPr>
-          <w:rFonts w:ascii="Calibri" w:eastAsia="Times New Roman" w:hAnsi="Calibri" w:cs="Calibri"/>
-          <w:color w:val="2E2E2F"/>
-          <w:sz w:val="24"/>
-          <w:szCs w:val="24"/>
-          <w:lang w:eastAsia="fi-FI"/>
-        </w:rPr>
-      </w:pPr>
-      <w:r>
-        <w:rPr>
-          <w:rFonts w:ascii="Calibri" w:eastAsia="Times New Roman" w:hAnsi="Calibri" w:cs="Calibri"/>
+          <w:rFonts w:eastAsia="Times New Roman" w:cstheme="minorHAnsi"/>
+          <w:color w:val="2E2E2F"/>
+          <w:sz w:val="24"/>
+          <w:szCs w:val="24"/>
+          <w:lang w:eastAsia="fi-FI"/>
+        </w:rPr>
+      </w:pPr>
+      <w:r>
+        <w:rPr>
+          <w:rFonts w:eastAsia="Times New Roman" w:cstheme="minorHAnsi"/>
           <w:color w:val="2E2E2F"/>
           <w:sz w:val="24"/>
           <w:szCs w:val="24"/>
@@ -1445,18 +1480,16 @@
       <w:pPr>
         <w:spacing w:after="0" w:line="240" w:lineRule="auto"/>
         <w:rPr>
-          <w:rFonts w:ascii="Noto Sans" w:eastAsia="Times New Roman" w:hAnsi="Noto Sans" w:cs="Noto Sans"/>
-          <w:color w:val="2E2E2F"/>
-          <w:sz w:val="24"/>
-          <w:szCs w:val="24"/>
-          <w:lang w:eastAsia="fi-FI"/>
-        </w:rPr>
-      </w:pPr>
-      <w:r>
-        <w:rPr>
-          <w:rFonts w:ascii="Noto Sans" w:eastAsia="Times New Roman" w:hAnsi="Noto Sans" w:cs="Noto Sans"/>
-          <w:b/>
-          <w:bCs/>
+          <w:rFonts w:eastAsia="Times New Roman" w:cstheme="minorHAnsi"/>
+          <w:color w:val="2E2E2F"/>
+          <w:sz w:val="24"/>
+          <w:szCs w:val="24"/>
+          <w:lang w:eastAsia="fi-FI"/>
+        </w:rPr>
+      </w:pPr>
+      <w:r>
+        <w:rPr>
+          <w:rFonts w:eastAsia="Times New Roman" w:cstheme="minorHAnsi"/>
           <w:color w:val="2E2E2F"/>
           <w:sz w:val="24"/>
           <w:szCs w:val="24"/>
@@ -1475,16 +1508,14 @@
         <w:spacing w:after="0" w:line="240" w:lineRule="auto"/>
         <w:textAlignment w:val="center"/>
         <w:rPr>
-          <w:rFonts w:ascii="Calibri" w:eastAsia="Times New Roman" w:hAnsi="Calibri" w:cs="Calibri"/>
-          <w:color w:val="2E2E2F"/>
-          <w:lang w:eastAsia="fi-FI"/>
-        </w:rPr>
-      </w:pPr>
-      <w:r>
-        <w:rPr>
-          <w:rFonts w:ascii="Noto Sans" w:eastAsia="Times New Roman" w:hAnsi="Noto Sans" w:cs="Noto Sans"/>
-          <w:b/>
-          <w:bCs/>
+          <w:rFonts w:eastAsia="Times New Roman" w:cstheme="minorHAnsi"/>
+          <w:color w:val="2E2E2F"/>
+          <w:lang w:eastAsia="fi-FI"/>
+        </w:rPr>
+      </w:pPr>
+      <w:r>
+        <w:rPr>
+          <w:rFonts w:eastAsia="Times New Roman" w:cstheme="minorHAnsi"/>
           <w:color w:val="2E2E2F"/>
           <w:sz w:val="24"/>
           <w:szCs w:val="24"/>
@@ -1499,16 +1530,16 @@
         <w:spacing w:after="0" w:line="240" w:lineRule="auto"/>
         <w:ind w:left="540"/>
         <w:rPr>
-          <w:rFonts w:ascii="Calibri" w:eastAsia="Times New Roman" w:hAnsi="Calibri" w:cs="Calibri"/>
-          <w:color w:val="2E2E2F"/>
-          <w:sz w:val="24"/>
-          <w:szCs w:val="24"/>
-          <w:lang w:eastAsia="fi-FI"/>
-        </w:rPr>
-      </w:pPr>
-      <w:r>
-        <w:rPr>
-          <w:rFonts w:ascii="Calibri" w:eastAsia="Times New Roman" w:hAnsi="Calibri" w:cs="Calibri"/>
+          <w:rFonts w:eastAsia="Times New Roman" w:cstheme="minorHAnsi"/>
+          <w:color w:val="2E2E2F"/>
+          <w:sz w:val="24"/>
+          <w:szCs w:val="24"/>
+          <w:lang w:eastAsia="fi-FI"/>
+        </w:rPr>
+      </w:pPr>
+      <w:r>
+        <w:rPr>
+          <w:rFonts w:eastAsia="Times New Roman" w:cstheme="minorHAnsi"/>
           <w:color w:val="2E2E2F"/>
           <w:sz w:val="24"/>
           <w:szCs w:val="24"/>
@@ -1521,18 +1552,16 @@
       <w:pPr>
         <w:spacing w:after="0" w:line="240" w:lineRule="auto"/>
         <w:rPr>
-          <w:rFonts w:ascii="Noto Sans" w:eastAsia="Times New Roman" w:hAnsi="Noto Sans" w:cs="Noto Sans"/>
-          <w:color w:val="2E2E2F"/>
-          <w:sz w:val="24"/>
-          <w:szCs w:val="24"/>
-          <w:lang w:eastAsia="fi-FI"/>
-        </w:rPr>
-      </w:pPr>
-      <w:r>
-        <w:rPr>
-          <w:rFonts w:ascii="Noto Sans" w:eastAsia="Times New Roman" w:hAnsi="Noto Sans" w:cs="Noto Sans"/>
-          <w:b/>
-          <w:bCs/>
+          <w:rFonts w:eastAsia="Times New Roman" w:cstheme="minorHAnsi"/>
+          <w:color w:val="2E2E2F"/>
+          <w:sz w:val="24"/>
+          <w:szCs w:val="24"/>
+          <w:lang w:eastAsia="fi-FI"/>
+        </w:rPr>
+      </w:pPr>
+      <w:r>
+        <w:rPr>
+          <w:rFonts w:eastAsia="Times New Roman" w:cstheme="minorHAnsi"/>
           <w:color w:val="2E2E2F"/>
           <w:sz w:val="24"/>
           <w:szCs w:val="24"/>
@@ -1551,14 +1580,60 @@
         <w:spacing w:after="0" w:line="240" w:lineRule="auto"/>
         <w:textAlignment w:val="center"/>
         <w:rPr>
-          <w:rFonts w:ascii="Calibri" w:eastAsia="Times New Roman" w:hAnsi="Calibri" w:cs="Calibri"/>
-          <w:color w:val="2E2E2F"/>
-          <w:lang w:eastAsia="fi-FI"/>
-        </w:rPr>
-      </w:pPr>
-      <w:r>
-        <w:rPr>
-          <w:rFonts w:ascii="Calibri" w:eastAsia="Times New Roman" w:hAnsi="Calibri" w:cs="Calibri"/>
+          <w:rFonts w:eastAsia="Times New Roman" w:cstheme="minorHAnsi"/>
+          <w:color w:val="2E2E2F"/>
+          <w:lang w:eastAsia="fi-FI"/>
+        </w:rPr>
+      </w:pPr>
+      <w:r>
+        <w:rPr>
+          <w:rFonts w:eastAsia="Times New Roman" w:cstheme="minorHAnsi"/>
+          <w:color w:val="2E2E2F"/>
+          <w:sz w:val="24"/>
+          <w:szCs w:val="24"/>
+          <w:shd w:val="clear" w:color="auto" w:fill="FFFFFF"/>
+          <w:lang w:eastAsia="fi-FI"/>
+        </w:rPr>
+        <w:t>Kuvataan millaisia tiedostoja ja asetustiedostoja ohjelma käyttää</w:t>
+      </w:r>
+    </w:p>
+    <w:p>
+      <w:pPr>
+        <w:spacing w:after="0" w:line="240" w:lineRule="auto"/>
+        <w:ind w:left="540"/>
+        <w:rPr>
+          <w:rFonts w:eastAsia="Times New Roman" w:cstheme="minorHAnsi"/>
+          <w:color w:val="2E2E2F"/>
+          <w:sz w:val="24"/>
+          <w:szCs w:val="24"/>
+          <w:lang w:eastAsia="fi-FI"/>
+        </w:rPr>
+      </w:pPr>
+      <w:r>
+        <w:rPr>
+          <w:rFonts w:eastAsia="Times New Roman" w:cstheme="minorHAnsi"/>
+          <w:color w:val="2E2E2F"/>
+          <w:sz w:val="24"/>
+          <w:szCs w:val="24"/>
+          <w:lang w:eastAsia="fi-FI"/>
+        </w:rPr>
+        <w:t> </w:t>
+      </w:r>
+    </w:p>
+    <w:p>
+      <w:pPr>
+        <w:spacing w:after="0" w:line="240" w:lineRule="auto"/>
+        <w:rPr>
+          <w:rFonts w:eastAsia="Times New Roman" w:cstheme="minorHAnsi"/>
+          <w:color w:val="2E2E2F"/>
+          <w:sz w:val="24"/>
+          <w:szCs w:val="24"/>
+          <w:lang w:eastAsia="fi-FI"/>
+        </w:rPr>
+      </w:pPr>
+      <w:r>
+        <w:rPr>
+          <w:rFonts w:eastAsia="Times New Roman" w:cstheme="minorHAnsi"/>
           <w:b/>
           <w:bCs/>
           <w:color w:val="2E2E2F"/>
@@ -1567,24 +1642,23 @@
           <w:shd w:val="clear" w:color="auto" w:fill="FFFFFF"/>
           <w:lang w:eastAsia="fi-FI"/>
         </w:rPr>
-        <w:t>Kuvataan millaisia tiedostoja ja asetustiedostoja ohjelma käyttää</w:t>
-      </w:r>
-    </w:p>
-    <w:p>
-      <w:pPr>
-        <w:spacing w:after="0" w:line="240" w:lineRule="auto"/>
-        <w:ind w:left="540"/>
-        <w:rPr>
-          <w:rFonts w:ascii="Calibri" w:eastAsia="Times New Roman" w:hAnsi="Calibri" w:cs="Calibri"/>
-          <w:color w:val="2E2E2F"/>
-          <w:sz w:val="24"/>
-          <w:szCs w:val="24"/>
-          <w:lang w:eastAsia="fi-FI"/>
-        </w:rPr>
-      </w:pPr>
-      <w:r>
-        <w:rPr>
-          <w:rFonts w:ascii="Calibri" w:eastAsia="Times New Roman" w:hAnsi="Calibri" w:cs="Calibri"/>
+        <w:t>4. Toiminnot</w:t>
+      </w:r>
+    </w:p>
+    <w:p>
+      <w:pPr>
+        <w:spacing w:after="0" w:line="240" w:lineRule="auto"/>
+        <w:rPr>
+          <w:rFonts w:eastAsia="Times New Roman" w:cstheme="minorHAnsi"/>
+          <w:color w:val="2E2E2F"/>
+          <w:sz w:val="24"/>
+          <w:szCs w:val="24"/>
+          <w:lang w:eastAsia="fi-FI"/>
+        </w:rPr>
+      </w:pPr>
+      <w:r>
+        <w:rPr>
+          <w:rFonts w:eastAsia="Times New Roman" w:cstheme="minorHAnsi"/>
           <w:color w:val="2E2E2F"/>
           <w:sz w:val="24"/>
           <w:szCs w:val="24"/>
@@ -1597,65 +1671,16 @@
       <w:pPr>
         <w:spacing w:after="0" w:line="240" w:lineRule="auto"/>
         <w:rPr>
-          <w:rFonts w:ascii="Noto Sans" w:eastAsia="Times New Roman" w:hAnsi="Noto Sans" w:cs="Noto Sans"/>
-          <w:color w:val="2E2E2F"/>
-          <w:sz w:val="24"/>
-          <w:szCs w:val="24"/>
-          <w:lang w:eastAsia="fi-FI"/>
-        </w:rPr>
-      </w:pPr>
-      <w:r>
-        <w:rPr>
-          <w:rFonts w:ascii="Noto Sans" w:eastAsia="Times New Roman" w:hAnsi="Noto Sans" w:cs="Noto Sans"/>
-          <w:b/>
-          <w:bCs/>
-          <w:color w:val="2E2E2F"/>
-          <w:sz w:val="24"/>
-          <w:szCs w:val="24"/>
-          <w:shd w:val="clear" w:color="auto" w:fill="FFFFFF"/>
-          <w:lang w:eastAsia="fi-FI"/>
-        </w:rPr>
-        <w:t>4. Toiminnot</w:t>
-      </w:r>
-    </w:p>
-    <w:p>
-      <w:pPr>
-        <w:spacing w:after="0" w:line="240" w:lineRule="auto"/>
-        <w:rPr>
-          <w:rFonts w:ascii="Calibri" w:eastAsia="Times New Roman" w:hAnsi="Calibri" w:cs="Calibri"/>
-          <w:color w:val="2E2E2F"/>
-          <w:sz w:val="24"/>
-          <w:szCs w:val="24"/>
-          <w:lang w:eastAsia="fi-FI"/>
-        </w:rPr>
-      </w:pPr>
-      <w:r>
-        <w:rPr>
-          <w:rFonts w:ascii="Calibri" w:eastAsia="Times New Roman" w:hAnsi="Calibri" w:cs="Calibri"/>
-          <w:color w:val="2E2E2F"/>
-          <w:sz w:val="24"/>
-          <w:szCs w:val="24"/>
-          <w:lang w:eastAsia="fi-FI"/>
-        </w:rPr>
-        <w:t> </w:t>
-      </w:r>
-    </w:p>
-    <w:p>
-      <w:pPr>
-        <w:spacing w:after="0" w:line="240" w:lineRule="auto"/>
-        <w:rPr>
-          <w:rFonts w:ascii="Noto Sans" w:eastAsia="Times New Roman" w:hAnsi="Noto Sans" w:cs="Noto Sans"/>
-          <w:color w:val="2E2E2F"/>
-          <w:sz w:val="24"/>
-          <w:szCs w:val="24"/>
-          <w:lang w:eastAsia="fi-FI"/>
-        </w:rPr>
-      </w:pPr>
-      <w:r>
-        <w:rPr>
-          <w:rFonts w:ascii="Noto Sans" w:eastAsia="Times New Roman" w:hAnsi="Noto Sans" w:cs="Noto Sans"/>
-          <w:b/>
-          <w:bCs/>
+          <w:rFonts w:eastAsia="Times New Roman" w:cstheme="minorHAnsi"/>
+          <w:color w:val="2E2E2F"/>
+          <w:sz w:val="24"/>
+          <w:szCs w:val="24"/>
+          <w:lang w:eastAsia="fi-FI"/>
+        </w:rPr>
+      </w:pPr>
+      <w:r>
+        <w:rPr>
+          <w:rFonts w:eastAsia="Times New Roman" w:cstheme="minorHAnsi"/>
           <w:color w:val="2E2E2F"/>
           <w:sz w:val="24"/>
           <w:szCs w:val="24"/>
@@ -1674,16 +1699,14 @@
         <w:spacing w:after="0" w:line="240" w:lineRule="auto"/>
         <w:textAlignment w:val="center"/>
         <w:rPr>
-          <w:rFonts w:ascii="Calibri" w:eastAsia="Times New Roman" w:hAnsi="Calibri" w:cs="Calibri"/>
-          <w:color w:val="2E2E2F"/>
-          <w:lang w:eastAsia="fi-FI"/>
-        </w:rPr>
-      </w:pPr>
-      <w:r>
-        <w:rPr>
-          <w:rFonts w:ascii="Noto Sans" w:eastAsia="Times New Roman" w:hAnsi="Noto Sans" w:cs="Noto Sans"/>
-          <w:b/>
-          <w:bCs/>
+          <w:rFonts w:eastAsia="Times New Roman" w:cstheme="minorHAnsi"/>
+          <w:color w:val="2E2E2F"/>
+          <w:lang w:eastAsia="fi-FI"/>
+        </w:rPr>
+      </w:pPr>
+      <w:r>
+        <w:rPr>
+          <w:rFonts w:eastAsia="Times New Roman" w:cstheme="minorHAnsi"/>
           <w:color w:val="2E2E2F"/>
           <w:sz w:val="24"/>
           <w:szCs w:val="24"/>
@@ -1695,9 +1718,7 @@
       <w:proofErr w:type="gramStart"/>
       <w:r>
         <w:rPr>
-          <w:rFonts w:ascii="Noto Sans" w:eastAsia="Times New Roman" w:hAnsi="Noto Sans" w:cs="Noto Sans"/>
-          <w:b/>
-          <w:bCs/>
+          <w:rFonts w:eastAsia="Times New Roman" w:cstheme="minorHAnsi"/>
           <w:color w:val="2E2E2F"/>
           <w:sz w:val="24"/>
           <w:szCs w:val="24"/>
@@ -1709,9 +1730,7 @@
       <w:proofErr w:type="gramEnd"/>
       <w:r>
         <w:rPr>
-          <w:rFonts w:ascii="Noto Sans" w:eastAsia="Times New Roman" w:hAnsi="Noto Sans" w:cs="Noto Sans"/>
-          <w:b/>
-          <w:bCs/>
+          <w:rFonts w:eastAsia="Times New Roman" w:cstheme="minorHAnsi"/>
           <w:color w:val="2E2E2F"/>
           <w:sz w:val="24"/>
           <w:szCs w:val="24"/>
@@ -1725,18 +1744,16 @@
       <w:pPr>
         <w:spacing w:after="0" w:line="240" w:lineRule="auto"/>
         <w:rPr>
-          <w:rFonts w:ascii="Noto Sans" w:eastAsia="Times New Roman" w:hAnsi="Noto Sans" w:cs="Noto Sans"/>
-          <w:color w:val="2E2E2F"/>
-          <w:sz w:val="24"/>
-          <w:szCs w:val="24"/>
-          <w:lang w:eastAsia="fi-FI"/>
-        </w:rPr>
-      </w:pPr>
-      <w:r>
-        <w:rPr>
-          <w:rFonts w:ascii="Noto Sans" w:eastAsia="Times New Roman" w:hAnsi="Noto Sans" w:cs="Noto Sans"/>
-          <w:b/>
-          <w:bCs/>
+          <w:rFonts w:eastAsia="Times New Roman" w:cstheme="minorHAnsi"/>
+          <w:color w:val="2E2E2F"/>
+          <w:sz w:val="24"/>
+          <w:szCs w:val="24"/>
+          <w:lang w:eastAsia="fi-FI"/>
+        </w:rPr>
+      </w:pPr>
+      <w:r>
+        <w:rPr>
+          <w:rFonts w:eastAsia="Times New Roman" w:cstheme="minorHAnsi"/>
           <w:color w:val="2E2E2F"/>
           <w:sz w:val="24"/>
           <w:szCs w:val="24"/>
@@ -1750,16 +1767,16 @@
       <w:pPr>
         <w:spacing w:after="0" w:line="240" w:lineRule="auto"/>
         <w:rPr>
-          <w:rFonts w:ascii="Calibri" w:eastAsia="Times New Roman" w:hAnsi="Calibri" w:cs="Calibri"/>
-          <w:color w:val="2E2E2F"/>
-          <w:sz w:val="24"/>
-          <w:szCs w:val="24"/>
-          <w:lang w:eastAsia="fi-FI"/>
-        </w:rPr>
-      </w:pPr>
-      <w:r>
-        <w:rPr>
-          <w:rFonts w:ascii="Calibri" w:eastAsia="Times New Roman" w:hAnsi="Calibri" w:cs="Calibri"/>
+          <w:rFonts w:eastAsia="Times New Roman" w:cstheme="minorHAnsi"/>
+          <w:color w:val="2E2E2F"/>
+          <w:sz w:val="24"/>
+          <w:szCs w:val="24"/>
+          <w:lang w:eastAsia="fi-FI"/>
+        </w:rPr>
+      </w:pPr>
+      <w:r>
+        <w:rPr>
+          <w:rFonts w:eastAsia="Times New Roman" w:cstheme="minorHAnsi"/>
           <w:color w:val="2E2E2F"/>
           <w:sz w:val="24"/>
           <w:szCs w:val="24"/>
@@ -1772,18 +1789,16 @@
       <w:pPr>
         <w:spacing w:after="0" w:line="240" w:lineRule="auto"/>
         <w:rPr>
-          <w:rFonts w:ascii="Noto Sans" w:eastAsia="Times New Roman" w:hAnsi="Noto Sans" w:cs="Noto Sans"/>
-          <w:color w:val="2E2E2F"/>
-          <w:sz w:val="24"/>
-          <w:szCs w:val="24"/>
-          <w:lang w:eastAsia="fi-FI"/>
-        </w:rPr>
-      </w:pPr>
-      <w:r>
-        <w:rPr>
-          <w:rFonts w:ascii="Noto Sans" w:eastAsia="Times New Roman" w:hAnsi="Noto Sans" w:cs="Noto Sans"/>
-          <w:b/>
-          <w:bCs/>
+          <w:rFonts w:eastAsia="Times New Roman" w:cstheme="minorHAnsi"/>
+          <w:color w:val="2E2E2F"/>
+          <w:sz w:val="24"/>
+          <w:szCs w:val="24"/>
+          <w:lang w:eastAsia="fi-FI"/>
+        </w:rPr>
+      </w:pPr>
+      <w:r>
+        <w:rPr>
+          <w:rFonts w:eastAsia="Times New Roman" w:cstheme="minorHAnsi"/>
           <w:color w:val="2E2E2F"/>
           <w:sz w:val="24"/>
           <w:szCs w:val="24"/>
@@ -1802,16 +1817,14 @@
         <w:spacing w:after="0" w:line="240" w:lineRule="auto"/>
         <w:textAlignment w:val="center"/>
         <w:rPr>
-          <w:rFonts w:ascii="Calibri" w:eastAsia="Times New Roman" w:hAnsi="Calibri" w:cs="Calibri"/>
-          <w:color w:val="2E2E2F"/>
-          <w:lang w:eastAsia="fi-FI"/>
-        </w:rPr>
-      </w:pPr>
-      <w:r>
-        <w:rPr>
-          <w:rFonts w:ascii="Noto Sans" w:eastAsia="Times New Roman" w:hAnsi="Noto Sans" w:cs="Noto Sans"/>
-          <w:b/>
-          <w:bCs/>
+          <w:rFonts w:eastAsia="Times New Roman" w:cstheme="minorHAnsi"/>
+          <w:color w:val="2E2E2F"/>
+          <w:lang w:eastAsia="fi-FI"/>
+        </w:rPr>
+      </w:pPr>
+      <w:r>
+        <w:rPr>
+          <w:rFonts w:eastAsia="Times New Roman" w:cstheme="minorHAnsi"/>
           <w:color w:val="2E2E2F"/>
           <w:sz w:val="24"/>
           <w:szCs w:val="24"/>
@@ -1823,9 +1836,7 @@
       <w:proofErr w:type="spellStart"/>
       <w:r>
         <w:rPr>
-          <w:rFonts w:ascii="Noto Sans" w:eastAsia="Times New Roman" w:hAnsi="Noto Sans" w:cs="Noto Sans"/>
-          <w:b/>
-          <w:bCs/>
+          <w:rFonts w:eastAsia="Times New Roman" w:cstheme="minorHAnsi"/>
           <w:color w:val="2E2E2F"/>
           <w:sz w:val="24"/>
           <w:szCs w:val="24"/>
@@ -1837,9 +1848,7 @@
       <w:proofErr w:type="spellEnd"/>
       <w:r>
         <w:rPr>
-          <w:rFonts w:ascii="Noto Sans" w:eastAsia="Times New Roman" w:hAnsi="Noto Sans" w:cs="Noto Sans"/>
-          <w:b/>
-          <w:bCs/>
+          <w:rFonts w:eastAsia="Times New Roman" w:cstheme="minorHAnsi"/>
           <w:color w:val="2E2E2F"/>
           <w:sz w:val="24"/>
           <w:szCs w:val="24"/>
@@ -1853,18 +1862,16 @@
       <w:pPr>
         <w:spacing w:after="0" w:line="240" w:lineRule="auto"/>
         <w:rPr>
-          <w:rFonts w:ascii="Noto Sans" w:eastAsia="Times New Roman" w:hAnsi="Noto Sans" w:cs="Noto Sans"/>
-          <w:color w:val="2E2E2F"/>
-          <w:sz w:val="24"/>
-          <w:szCs w:val="24"/>
-          <w:lang w:eastAsia="fi-FI"/>
-        </w:rPr>
-      </w:pPr>
-      <w:r>
-        <w:rPr>
-          <w:rFonts w:ascii="Noto Sans" w:eastAsia="Times New Roman" w:hAnsi="Noto Sans" w:cs="Noto Sans"/>
-          <w:b/>
-          <w:bCs/>
+          <w:rFonts w:eastAsia="Times New Roman" w:cstheme="minorHAnsi"/>
+          <w:color w:val="2E2E2F"/>
+          <w:sz w:val="24"/>
+          <w:szCs w:val="24"/>
+          <w:lang w:eastAsia="fi-FI"/>
+        </w:rPr>
+      </w:pPr>
+      <w:r>
+        <w:rPr>
+          <w:rFonts w:eastAsia="Times New Roman" w:cstheme="minorHAnsi"/>
           <w:color w:val="2E2E2F"/>
           <w:sz w:val="24"/>
           <w:szCs w:val="24"/>
@@ -1883,16 +1890,14 @@
         <w:spacing w:after="0" w:line="240" w:lineRule="auto"/>
         <w:textAlignment w:val="center"/>
         <w:rPr>
-          <w:rFonts w:ascii="Calibri" w:eastAsia="Times New Roman" w:hAnsi="Calibri" w:cs="Calibri"/>
-          <w:color w:val="2E2E2F"/>
-          <w:lang w:eastAsia="fi-FI"/>
-        </w:rPr>
-      </w:pPr>
-      <w:r>
-        <w:rPr>
-          <w:rFonts w:ascii="Calibri" w:eastAsia="Times New Roman" w:hAnsi="Calibri" w:cs="Calibri"/>
-          <w:b/>
-          <w:bCs/>
+          <w:rFonts w:eastAsia="Times New Roman" w:cstheme="minorHAnsi"/>
+          <w:color w:val="2E2E2F"/>
+          <w:lang w:eastAsia="fi-FI"/>
+        </w:rPr>
+      </w:pPr>
+      <w:r>
+        <w:rPr>
+          <w:rFonts w:eastAsia="Times New Roman" w:cstheme="minorHAnsi"/>
           <w:color w:val="2E2E2F"/>
           <w:sz w:val="24"/>
           <w:szCs w:val="24"/>
@@ -1904,9 +1909,7 @@
       <w:proofErr w:type="spellStart"/>
       <w:r>
         <w:rPr>
-          <w:rFonts w:ascii="Calibri" w:eastAsia="Times New Roman" w:hAnsi="Calibri" w:cs="Calibri"/>
-          <w:b/>
-          <w:bCs/>
+          <w:rFonts w:eastAsia="Times New Roman" w:cstheme="minorHAnsi"/>
           <w:color w:val="2E2E2F"/>
           <w:sz w:val="24"/>
           <w:szCs w:val="24"/>
@@ -1918,9 +1921,7 @@
       <w:proofErr w:type="spellEnd"/>
       <w:r>
         <w:rPr>
-          <w:rFonts w:ascii="Calibri" w:eastAsia="Times New Roman" w:hAnsi="Calibri" w:cs="Calibri"/>
-          <w:b/>
-          <w:bCs/>
+          <w:rFonts w:eastAsia="Times New Roman" w:cstheme="minorHAnsi"/>
           <w:color w:val="2E2E2F"/>
           <w:sz w:val="24"/>
           <w:szCs w:val="24"/>
@@ -1934,18 +1935,16 @@
       <w:pPr>
         <w:spacing w:after="0" w:line="240" w:lineRule="auto"/>
         <w:rPr>
-          <w:rFonts w:ascii="Noto Sans" w:eastAsia="Times New Roman" w:hAnsi="Noto Sans" w:cs="Noto Sans"/>
-          <w:color w:val="2E2E2F"/>
-          <w:sz w:val="24"/>
-          <w:szCs w:val="24"/>
-          <w:lang w:eastAsia="fi-FI"/>
-        </w:rPr>
-      </w:pPr>
-      <w:r>
-        <w:rPr>
-          <w:rFonts w:ascii="Noto Sans" w:eastAsia="Times New Roman" w:hAnsi="Noto Sans" w:cs="Noto Sans"/>
-          <w:b/>
-          <w:bCs/>
+          <w:rFonts w:eastAsia="Times New Roman" w:cstheme="minorHAnsi"/>
+          <w:color w:val="2E2E2F"/>
+          <w:sz w:val="24"/>
+          <w:szCs w:val="24"/>
+          <w:lang w:eastAsia="fi-FI"/>
+        </w:rPr>
+      </w:pPr>
+      <w:r>
+        <w:rPr>
+          <w:rFonts w:eastAsia="Times New Roman" w:cstheme="minorHAnsi"/>
           <w:color w:val="2E2E2F"/>
           <w:sz w:val="24"/>
           <w:szCs w:val="24"/>
@@ -1964,14 +1963,14 @@
         <w:spacing w:after="0" w:line="240" w:lineRule="auto"/>
         <w:textAlignment w:val="center"/>
         <w:rPr>
-          <w:rFonts w:ascii="Calibri" w:eastAsia="Times New Roman" w:hAnsi="Calibri" w:cs="Calibri"/>
-          <w:color w:val="2E2E2F"/>
-          <w:lang w:eastAsia="fi-FI"/>
-        </w:rPr>
-      </w:pPr>
-      <w:r>
-        <w:rPr>
-          <w:rFonts w:ascii="Calibri" w:eastAsia="Times New Roman" w:hAnsi="Calibri" w:cs="Calibri"/>
+          <w:rFonts w:eastAsia="Times New Roman" w:cstheme="minorHAnsi"/>
+          <w:color w:val="2E2E2F"/>
+          <w:lang w:eastAsia="fi-FI"/>
+        </w:rPr>
+      </w:pPr>
+      <w:r>
+        <w:rPr>
+          <w:rFonts w:eastAsia="Times New Roman" w:cstheme="minorHAnsi"/>
           <w:color w:val="2E2E2F"/>
           <w:lang w:eastAsia="fi-FI"/>
         </w:rPr>
@@ -1982,16 +1981,16 @@
       <w:pPr>
         <w:spacing w:after="0" w:line="240" w:lineRule="auto"/>
         <w:rPr>
-          <w:rFonts w:ascii="Noto Sans" w:eastAsia="Times New Roman" w:hAnsi="Noto Sans" w:cs="Noto Sans"/>
-          <w:color w:val="2E2E2F"/>
-          <w:sz w:val="24"/>
-          <w:szCs w:val="24"/>
-          <w:lang w:eastAsia="fi-FI"/>
-        </w:rPr>
-      </w:pPr>
-      <w:r>
-        <w:rPr>
-          <w:rFonts w:ascii="Noto Sans" w:eastAsia="Times New Roman" w:hAnsi="Noto Sans" w:cs="Noto Sans"/>
+          <w:rFonts w:eastAsia="Times New Roman" w:cstheme="minorHAnsi"/>
+          <w:color w:val="2E2E2F"/>
+          <w:sz w:val="24"/>
+          <w:szCs w:val="24"/>
+          <w:lang w:eastAsia="fi-FI"/>
+        </w:rPr>
+      </w:pPr>
+      <w:r>
+        <w:rPr>
+          <w:rFonts w:eastAsia="Times New Roman" w:cstheme="minorHAnsi"/>
           <w:b/>
           <w:bCs/>
           <w:color w:val="2E2E2F"/>
@@ -2007,16 +2006,16 @@
       <w:pPr>
         <w:spacing w:after="0" w:line="240" w:lineRule="auto"/>
         <w:rPr>
-          <w:rFonts w:ascii="Calibri" w:eastAsia="Times New Roman" w:hAnsi="Calibri" w:cs="Calibri"/>
-          <w:color w:val="2E2E2F"/>
-          <w:sz w:val="24"/>
-          <w:szCs w:val="24"/>
-          <w:lang w:eastAsia="fi-FI"/>
-        </w:rPr>
-      </w:pPr>
-      <w:r>
-        <w:rPr>
-          <w:rFonts w:ascii="Calibri" w:eastAsia="Times New Roman" w:hAnsi="Calibri" w:cs="Calibri"/>
+          <w:rFonts w:eastAsia="Times New Roman" w:cstheme="minorHAnsi"/>
+          <w:color w:val="2E2E2F"/>
+          <w:sz w:val="24"/>
+          <w:szCs w:val="24"/>
+          <w:lang w:eastAsia="fi-FI"/>
+        </w:rPr>
+      </w:pPr>
+      <w:r>
+        <w:rPr>
+          <w:rFonts w:eastAsia="Times New Roman" w:cstheme="minorHAnsi"/>
           <w:color w:val="2E2E2F"/>
           <w:sz w:val="24"/>
           <w:szCs w:val="24"/>
@@ -2029,18 +2028,16 @@
       <w:pPr>
         <w:spacing w:after="0" w:line="240" w:lineRule="auto"/>
         <w:rPr>
-          <w:rFonts w:ascii="Noto Sans" w:eastAsia="Times New Roman" w:hAnsi="Noto Sans" w:cs="Noto Sans"/>
-          <w:color w:val="2E2E2F"/>
-          <w:sz w:val="24"/>
-          <w:szCs w:val="24"/>
-          <w:lang w:eastAsia="fi-FI"/>
-        </w:rPr>
-      </w:pPr>
-      <w:r>
-        <w:rPr>
-          <w:rFonts w:ascii="Noto Sans" w:eastAsia="Times New Roman" w:hAnsi="Noto Sans" w:cs="Noto Sans"/>
-          <w:b/>
-          <w:bCs/>
+          <w:rFonts w:eastAsia="Times New Roman" w:cstheme="minorHAnsi"/>
+          <w:color w:val="2E2E2F"/>
+          <w:sz w:val="24"/>
+          <w:szCs w:val="24"/>
+          <w:lang w:eastAsia="fi-FI"/>
+        </w:rPr>
+      </w:pPr>
+      <w:r>
+        <w:rPr>
+          <w:rFonts w:eastAsia="Times New Roman" w:cstheme="minorHAnsi"/>
           <w:color w:val="2E2E2F"/>
           <w:sz w:val="24"/>
           <w:szCs w:val="24"/>
@@ -2059,16 +2056,14 @@
         <w:spacing w:after="0" w:line="240" w:lineRule="auto"/>
         <w:textAlignment w:val="center"/>
         <w:rPr>
-          <w:rFonts w:ascii="Calibri" w:eastAsia="Times New Roman" w:hAnsi="Calibri" w:cs="Calibri"/>
-          <w:color w:val="2E2E2F"/>
-          <w:lang w:eastAsia="fi-FI"/>
-        </w:rPr>
-      </w:pPr>
-      <w:r>
-        <w:rPr>
-          <w:rFonts w:ascii="Noto Sans" w:eastAsia="Times New Roman" w:hAnsi="Noto Sans" w:cs="Noto Sans"/>
-          <w:b/>
-          <w:bCs/>
+          <w:rFonts w:eastAsia="Times New Roman" w:cstheme="minorHAnsi"/>
+          <w:color w:val="2E2E2F"/>
+          <w:lang w:eastAsia="fi-FI"/>
+        </w:rPr>
+      </w:pPr>
+      <w:r>
+        <w:rPr>
+          <w:rFonts w:eastAsia="Times New Roman" w:cstheme="minorHAnsi"/>
           <w:color w:val="2E2E2F"/>
           <w:sz w:val="24"/>
           <w:szCs w:val="24"/>
@@ -2082,18 +2077,16 @@
       <w:pPr>
         <w:spacing w:after="0" w:line="240" w:lineRule="auto"/>
         <w:rPr>
-          <w:rFonts w:ascii="Noto Sans" w:eastAsia="Times New Roman" w:hAnsi="Noto Sans" w:cs="Noto Sans"/>
-          <w:color w:val="2E2E2F"/>
-          <w:sz w:val="24"/>
-          <w:szCs w:val="24"/>
-          <w:lang w:eastAsia="fi-FI"/>
-        </w:rPr>
-      </w:pPr>
-      <w:r>
-        <w:rPr>
-          <w:rFonts w:ascii="Noto Sans" w:eastAsia="Times New Roman" w:hAnsi="Noto Sans" w:cs="Noto Sans"/>
-          <w:b/>
-          <w:bCs/>
+          <w:rFonts w:eastAsia="Times New Roman" w:cstheme="minorHAnsi"/>
+          <w:color w:val="2E2E2F"/>
+          <w:sz w:val="24"/>
+          <w:szCs w:val="24"/>
+          <w:lang w:eastAsia="fi-FI"/>
+        </w:rPr>
+      </w:pPr>
+      <w:r>
+        <w:rPr>
+          <w:rFonts w:eastAsia="Times New Roman" w:cstheme="minorHAnsi"/>
           <w:color w:val="2E2E2F"/>
           <w:sz w:val="24"/>
           <w:szCs w:val="24"/>
@@ -2105,9 +2098,7 @@
       <w:proofErr w:type="spellStart"/>
       <w:r>
         <w:rPr>
-          <w:rFonts w:ascii="Noto Sans" w:eastAsia="Times New Roman" w:hAnsi="Noto Sans" w:cs="Noto Sans"/>
-          <w:b/>
-          <w:bCs/>
+          <w:rFonts w:eastAsia="Times New Roman" w:cstheme="minorHAnsi"/>
           <w:color w:val="2E2E2F"/>
           <w:sz w:val="24"/>
           <w:szCs w:val="24"/>
@@ -2119,9 +2110,7 @@
       <w:proofErr w:type="spellEnd"/>
       <w:r>
         <w:rPr>
-          <w:rFonts w:ascii="Noto Sans" w:eastAsia="Times New Roman" w:hAnsi="Noto Sans" w:cs="Noto Sans"/>
-          <w:b/>
-          <w:bCs/>
+          <w:rFonts w:eastAsia="Times New Roman" w:cstheme="minorHAnsi"/>
           <w:color w:val="2E2E2F"/>
           <w:sz w:val="24"/>
           <w:szCs w:val="24"/>
@@ -2140,16 +2129,14 @@
         <w:spacing w:after="0" w:line="240" w:lineRule="auto"/>
         <w:textAlignment w:val="center"/>
         <w:rPr>
-          <w:rFonts w:ascii="Calibri" w:eastAsia="Times New Roman" w:hAnsi="Calibri" w:cs="Calibri"/>
-          <w:color w:val="2E2E2F"/>
-          <w:lang w:eastAsia="fi-FI"/>
-        </w:rPr>
-      </w:pPr>
-      <w:r>
-        <w:rPr>
-          <w:rFonts w:ascii="Noto Sans" w:eastAsia="Times New Roman" w:hAnsi="Noto Sans" w:cs="Noto Sans"/>
-          <w:b/>
-          <w:bCs/>
+          <w:rFonts w:eastAsia="Times New Roman" w:cstheme="minorHAnsi"/>
+          <w:color w:val="2E2E2F"/>
+          <w:lang w:eastAsia="fi-FI"/>
+        </w:rPr>
+      </w:pPr>
+      <w:r>
+        <w:rPr>
+          <w:rFonts w:eastAsia="Times New Roman" w:cstheme="minorHAnsi"/>
           <w:color w:val="2E2E2F"/>
           <w:sz w:val="24"/>
           <w:szCs w:val="24"/>
@@ -2168,16 +2155,14 @@
         <w:spacing w:after="0" w:line="240" w:lineRule="auto"/>
         <w:textAlignment w:val="center"/>
         <w:rPr>
-          <w:rFonts w:ascii="Calibri" w:eastAsia="Times New Roman" w:hAnsi="Calibri" w:cs="Calibri"/>
-          <w:color w:val="2E2E2F"/>
-          <w:lang w:eastAsia="fi-FI"/>
-        </w:rPr>
-      </w:pPr>
-      <w:r>
-        <w:rPr>
-          <w:rFonts w:ascii="Calibri" w:eastAsia="Times New Roman" w:hAnsi="Calibri" w:cs="Calibri"/>
-          <w:b/>
-          <w:bCs/>
+          <w:rFonts w:eastAsia="Times New Roman" w:cstheme="minorHAnsi"/>
+          <w:color w:val="2E2E2F"/>
+          <w:lang w:eastAsia="fi-FI"/>
+        </w:rPr>
+      </w:pPr>
+      <w:r>
+        <w:rPr>
+          <w:rFonts w:eastAsia="Times New Roman" w:cstheme="minorHAnsi"/>
           <w:color w:val="2E2E2F"/>
           <w:sz w:val="24"/>
           <w:szCs w:val="24"/>
@@ -2191,18 +2176,16 @@
       <w:pPr>
         <w:spacing w:after="0" w:line="240" w:lineRule="auto"/>
         <w:rPr>
-          <w:rFonts w:ascii="Noto Sans" w:eastAsia="Times New Roman" w:hAnsi="Noto Sans" w:cs="Noto Sans"/>
-          <w:color w:val="2E2E2F"/>
-          <w:sz w:val="24"/>
-          <w:szCs w:val="24"/>
-          <w:lang w:eastAsia="fi-FI"/>
-        </w:rPr>
-      </w:pPr>
-      <w:r>
-        <w:rPr>
-          <w:rFonts w:ascii="Noto Sans" w:eastAsia="Times New Roman" w:hAnsi="Noto Sans" w:cs="Noto Sans"/>
-          <w:b/>
-          <w:bCs/>
+          <w:rFonts w:eastAsia="Times New Roman" w:cstheme="minorHAnsi"/>
+          <w:color w:val="2E2E2F"/>
+          <w:sz w:val="24"/>
+          <w:szCs w:val="24"/>
+          <w:lang w:eastAsia="fi-FI"/>
+        </w:rPr>
+      </w:pPr>
+      <w:r>
+        <w:rPr>
+          <w:rFonts w:eastAsia="Times New Roman" w:cstheme="minorHAnsi"/>
           <w:color w:val="2E2E2F"/>
           <w:sz w:val="24"/>
           <w:szCs w:val="24"/>
@@ -2221,16 +2204,14 @@
         <w:spacing w:after="0" w:line="240" w:lineRule="auto"/>
         <w:textAlignment w:val="center"/>
         <w:rPr>
-          <w:rFonts w:ascii="Calibri" w:eastAsia="Times New Roman" w:hAnsi="Calibri" w:cs="Calibri"/>
-          <w:color w:val="2E2E2F"/>
-          <w:lang w:eastAsia="fi-FI"/>
-        </w:rPr>
-      </w:pPr>
-      <w:r>
-        <w:rPr>
-          <w:rFonts w:ascii="Noto Sans" w:eastAsia="Times New Roman" w:hAnsi="Noto Sans" w:cs="Noto Sans"/>
-          <w:b/>
-          <w:bCs/>
+          <w:rFonts w:eastAsia="Times New Roman" w:cstheme="minorHAnsi"/>
+          <w:color w:val="2E2E2F"/>
+          <w:lang w:eastAsia="fi-FI"/>
+        </w:rPr>
+      </w:pPr>
+      <w:r>
+        <w:rPr>
+          <w:rFonts w:eastAsia="Times New Roman" w:cstheme="minorHAnsi"/>
           <w:color w:val="2E2E2F"/>
           <w:sz w:val="24"/>
           <w:szCs w:val="24"/>
@@ -2244,18 +2225,16 @@
       <w:pPr>
         <w:spacing w:after="0" w:line="240" w:lineRule="auto"/>
         <w:rPr>
-          <w:rFonts w:ascii="Noto Sans" w:eastAsia="Times New Roman" w:hAnsi="Noto Sans" w:cs="Noto Sans"/>
-          <w:color w:val="2E2E2F"/>
-          <w:sz w:val="24"/>
-          <w:szCs w:val="24"/>
-          <w:lang w:eastAsia="fi-FI"/>
-        </w:rPr>
-      </w:pPr>
-      <w:r>
-        <w:rPr>
-          <w:rFonts w:ascii="Noto Sans" w:eastAsia="Times New Roman" w:hAnsi="Noto Sans" w:cs="Noto Sans"/>
-          <w:b/>
-          <w:bCs/>
+          <w:rFonts w:eastAsia="Times New Roman" w:cstheme="minorHAnsi"/>
+          <w:color w:val="2E2E2F"/>
+          <w:sz w:val="24"/>
+          <w:szCs w:val="24"/>
+          <w:lang w:eastAsia="fi-FI"/>
+        </w:rPr>
+      </w:pPr>
+      <w:r>
+        <w:rPr>
+          <w:rFonts w:eastAsia="Times New Roman" w:cstheme="minorHAnsi"/>
           <w:color w:val="2E2E2F"/>
           <w:sz w:val="24"/>
           <w:szCs w:val="24"/>
@@ -2274,16 +2253,14 @@
         <w:spacing w:after="0" w:line="240" w:lineRule="auto"/>
         <w:textAlignment w:val="center"/>
         <w:rPr>
-          <w:rFonts w:ascii="Calibri" w:eastAsia="Times New Roman" w:hAnsi="Calibri" w:cs="Calibri"/>
-          <w:color w:val="2E2E2F"/>
-          <w:lang w:eastAsia="fi-FI"/>
-        </w:rPr>
-      </w:pPr>
-      <w:r>
-        <w:rPr>
-          <w:rFonts w:ascii="Noto Sans" w:eastAsia="Times New Roman" w:hAnsi="Noto Sans" w:cs="Noto Sans"/>
-          <w:b/>
-          <w:bCs/>
+          <w:rFonts w:eastAsia="Times New Roman" w:cstheme="minorHAnsi"/>
+          <w:color w:val="2E2E2F"/>
+          <w:lang w:eastAsia="fi-FI"/>
+        </w:rPr>
+      </w:pPr>
+      <w:r>
+        <w:rPr>
+          <w:rFonts w:eastAsia="Times New Roman" w:cstheme="minorHAnsi"/>
           <w:color w:val="2E2E2F"/>
           <w:sz w:val="24"/>
           <w:szCs w:val="24"/>
@@ -2297,25 +2274,22 @@
       <w:pPr>
         <w:spacing w:after="0" w:line="240" w:lineRule="auto"/>
         <w:rPr>
-          <w:rFonts w:ascii="Noto Sans" w:eastAsia="Times New Roman" w:hAnsi="Noto Sans" w:cs="Noto Sans"/>
-          <w:color w:val="2E2E2F"/>
-          <w:sz w:val="24"/>
-          <w:szCs w:val="24"/>
-          <w:lang w:eastAsia="fi-FI"/>
-        </w:rPr>
-      </w:pPr>
-      <w:r>
-        <w:rPr>
-          <w:rFonts w:ascii="Noto Sans" w:eastAsia="Times New Roman" w:hAnsi="Noto Sans" w:cs="Noto Sans"/>
-          <w:b/>
-          <w:bCs/>
-          <w:color w:val="2E2E2F"/>
-          <w:sz w:val="24"/>
-          <w:szCs w:val="24"/>
-          <w:shd w:val="clear" w:color="auto" w:fill="FFFFFF"/>
-          <w:lang w:eastAsia="fi-FI"/>
-        </w:rPr>
-        <w:lastRenderedPageBreak/>
+          <w:rFonts w:eastAsia="Times New Roman" w:cstheme="minorHAnsi"/>
+          <w:color w:val="2E2E2F"/>
+          <w:sz w:val="24"/>
+          <w:szCs w:val="24"/>
+          <w:lang w:eastAsia="fi-FI"/>
+        </w:rPr>
+      </w:pPr>
+      <w:r>
+        <w:rPr>
+          <w:rFonts w:eastAsia="Times New Roman" w:cstheme="minorHAnsi"/>
+          <w:color w:val="2E2E2F"/>
+          <w:sz w:val="24"/>
+          <w:szCs w:val="24"/>
+          <w:shd w:val="clear" w:color="auto" w:fill="FFFFFF"/>
+          <w:lang w:eastAsia="fi-FI"/>
+        </w:rPr>
         <w:t>6.5 Operointi</w:t>
       </w:r>
     </w:p>
@@ -2328,16 +2302,14 @@
         <w:spacing w:after="0" w:line="240" w:lineRule="auto"/>
         <w:textAlignment w:val="center"/>
         <w:rPr>
-          <w:rFonts w:ascii="Calibri" w:eastAsia="Times New Roman" w:hAnsi="Calibri" w:cs="Calibri"/>
-          <w:color w:val="2E2E2F"/>
-          <w:lang w:eastAsia="fi-FI"/>
-        </w:rPr>
-      </w:pPr>
-      <w:r>
-        <w:rPr>
-          <w:rFonts w:ascii="Noto Sans" w:eastAsia="Times New Roman" w:hAnsi="Noto Sans" w:cs="Noto Sans"/>
-          <w:b/>
-          <w:bCs/>
+          <w:rFonts w:eastAsia="Times New Roman" w:cstheme="minorHAnsi"/>
+          <w:color w:val="2E2E2F"/>
+          <w:lang w:eastAsia="fi-FI"/>
+        </w:rPr>
+      </w:pPr>
+      <w:r>
+        <w:rPr>
+          <w:rFonts w:eastAsia="Times New Roman" w:cstheme="minorHAnsi"/>
           <w:color w:val="2E2E2F"/>
           <w:sz w:val="24"/>
           <w:szCs w:val="24"/>
@@ -2351,18 +2323,16 @@
       <w:pPr>
         <w:spacing w:after="0" w:line="240" w:lineRule="auto"/>
         <w:rPr>
-          <w:rFonts w:ascii="Noto Sans" w:eastAsia="Times New Roman" w:hAnsi="Noto Sans" w:cs="Noto Sans"/>
-          <w:color w:val="2E2E2F"/>
-          <w:sz w:val="24"/>
-          <w:szCs w:val="24"/>
-          <w:lang w:eastAsia="fi-FI"/>
-        </w:rPr>
-      </w:pPr>
-      <w:r>
-        <w:rPr>
-          <w:rFonts w:ascii="Noto Sans" w:eastAsia="Times New Roman" w:hAnsi="Noto Sans" w:cs="Noto Sans"/>
-          <w:b/>
-          <w:bCs/>
+          <w:rFonts w:eastAsia="Times New Roman" w:cstheme="minorHAnsi"/>
+          <w:color w:val="2E2E2F"/>
+          <w:sz w:val="24"/>
+          <w:szCs w:val="24"/>
+          <w:lang w:eastAsia="fi-FI"/>
+        </w:rPr>
+      </w:pPr>
+      <w:r>
+        <w:rPr>
+          <w:rFonts w:eastAsia="Times New Roman" w:cstheme="minorHAnsi"/>
           <w:color w:val="2E2E2F"/>
           <w:sz w:val="24"/>
           <w:szCs w:val="24"/>
@@ -2374,9 +2344,7 @@
       <w:proofErr w:type="spellStart"/>
       <w:r>
         <w:rPr>
-          <w:rFonts w:ascii="Noto Sans" w:eastAsia="Times New Roman" w:hAnsi="Noto Sans" w:cs="Noto Sans"/>
-          <w:b/>
-          <w:bCs/>
+          <w:rFonts w:eastAsia="Times New Roman" w:cstheme="minorHAnsi"/>
           <w:color w:val="2E2E2F"/>
           <w:sz w:val="24"/>
           <w:szCs w:val="24"/>
@@ -2388,9 +2356,7 @@
       <w:proofErr w:type="spellEnd"/>
       <w:r>
         <w:rPr>
-          <w:rFonts w:ascii="Noto Sans" w:eastAsia="Times New Roman" w:hAnsi="Noto Sans" w:cs="Noto Sans"/>
-          <w:b/>
-          <w:bCs/>
+          <w:rFonts w:eastAsia="Times New Roman" w:cstheme="minorHAnsi"/>
           <w:color w:val="2E2E2F"/>
           <w:sz w:val="24"/>
           <w:szCs w:val="24"/>
@@ -2409,14 +2375,59 @@
         <w:spacing w:after="0" w:line="240" w:lineRule="auto"/>
         <w:textAlignment w:val="center"/>
         <w:rPr>
-          <w:rFonts w:ascii="Calibri" w:eastAsia="Times New Roman" w:hAnsi="Calibri" w:cs="Calibri"/>
-          <w:color w:val="2E2E2F"/>
-          <w:lang w:eastAsia="fi-FI"/>
-        </w:rPr>
-      </w:pPr>
-      <w:r>
-        <w:rPr>
-          <w:rFonts w:ascii="Noto Sans" w:eastAsia="Times New Roman" w:hAnsi="Noto Sans" w:cs="Noto Sans"/>
+          <w:rFonts w:eastAsia="Times New Roman" w:cstheme="minorHAnsi"/>
+          <w:color w:val="2E2E2F"/>
+          <w:lang w:eastAsia="fi-FI"/>
+        </w:rPr>
+      </w:pPr>
+      <w:r>
+        <w:rPr>
+          <w:rFonts w:eastAsia="Times New Roman" w:cstheme="minorHAnsi"/>
+          <w:color w:val="2E2E2F"/>
+          <w:sz w:val="24"/>
+          <w:szCs w:val="24"/>
+          <w:shd w:val="clear" w:color="auto" w:fill="FFFFFF"/>
+          <w:lang w:eastAsia="fi-FI"/>
+        </w:rPr>
+        <w:t>Asetetaan tavoitteet ohjelman käytettävyydelle ja tehokkuudelle</w:t>
+      </w:r>
+    </w:p>
+    <w:p>
+      <w:pPr>
+        <w:spacing w:after="0" w:line="240" w:lineRule="auto"/>
+        <w:rPr>
+          <w:rFonts w:eastAsia="Times New Roman" w:cstheme="minorHAnsi"/>
+          <w:color w:val="2E2E2F"/>
+          <w:sz w:val="24"/>
+          <w:szCs w:val="24"/>
+          <w:lang w:eastAsia="fi-FI"/>
+        </w:rPr>
+      </w:pPr>
+      <w:r>
+        <w:rPr>
+          <w:rFonts w:eastAsia="Times New Roman" w:cstheme="minorHAnsi"/>
+          <w:color w:val="2E2E2F"/>
+          <w:sz w:val="24"/>
+          <w:szCs w:val="24"/>
+          <w:lang w:eastAsia="fi-FI"/>
+        </w:rPr>
+        <w:t> </w:t>
+      </w:r>
+    </w:p>
+    <w:p>
+      <w:pPr>
+        <w:spacing w:after="0" w:line="240" w:lineRule="auto"/>
+        <w:rPr>
+          <w:rFonts w:eastAsia="Times New Roman" w:cstheme="minorHAnsi"/>
+          <w:color w:val="2E2E2F"/>
+          <w:sz w:val="24"/>
+          <w:szCs w:val="24"/>
+          <w:lang w:eastAsia="fi-FI"/>
+        </w:rPr>
+      </w:pPr>
+      <w:r>
+        <w:rPr>
+          <w:rFonts w:eastAsia="Times New Roman" w:cstheme="minorHAnsi"/>
           <w:b/>
           <w:bCs/>
           <w:color w:val="2E2E2F"/>
@@ -2425,23 +2436,24 @@
           <w:shd w:val="clear" w:color="auto" w:fill="FFFFFF"/>
           <w:lang w:eastAsia="fi-FI"/>
         </w:rPr>
-        <w:t>Asetetaan tavoitteet ohjelman käytettävyydelle ja tehokkuudelle</w:t>
-      </w:r>
-    </w:p>
-    <w:p>
-      <w:pPr>
-        <w:spacing w:after="0" w:line="240" w:lineRule="auto"/>
-        <w:rPr>
-          <w:rFonts w:ascii="Calibri" w:eastAsia="Times New Roman" w:hAnsi="Calibri" w:cs="Calibri"/>
-          <w:color w:val="2E2E2F"/>
-          <w:sz w:val="24"/>
-          <w:szCs w:val="24"/>
-          <w:lang w:eastAsia="fi-FI"/>
-        </w:rPr>
-      </w:pPr>
-      <w:r>
-        <w:rPr>
-          <w:rFonts w:ascii="Calibri" w:eastAsia="Times New Roman" w:hAnsi="Calibri" w:cs="Calibri"/>
+        <w:lastRenderedPageBreak/>
+        <w:t>7. Suunnittelurajoitteet</w:t>
+      </w:r>
+    </w:p>
+    <w:p>
+      <w:pPr>
+        <w:spacing w:after="0" w:line="240" w:lineRule="auto"/>
+        <w:rPr>
+          <w:rFonts w:eastAsia="Times New Roman" w:cstheme="minorHAnsi"/>
+          <w:color w:val="2E2E2F"/>
+          <w:sz w:val="24"/>
+          <w:szCs w:val="24"/>
+          <w:lang w:eastAsia="fi-FI"/>
+        </w:rPr>
+      </w:pPr>
+      <w:r>
+        <w:rPr>
+          <w:rFonts w:eastAsia="Times New Roman" w:cstheme="minorHAnsi"/>
           <w:color w:val="2E2E2F"/>
           <w:sz w:val="24"/>
           <w:szCs w:val="24"/>
@@ -2454,65 +2466,16 @@
       <w:pPr>
         <w:spacing w:after="0" w:line="240" w:lineRule="auto"/>
         <w:rPr>
-          <w:rFonts w:ascii="Noto Sans" w:eastAsia="Times New Roman" w:hAnsi="Noto Sans" w:cs="Noto Sans"/>
-          <w:color w:val="2E2E2F"/>
-          <w:sz w:val="24"/>
-          <w:szCs w:val="24"/>
-          <w:lang w:eastAsia="fi-FI"/>
-        </w:rPr>
-      </w:pPr>
-      <w:r>
-        <w:rPr>
-          <w:rFonts w:ascii="Noto Sans" w:eastAsia="Times New Roman" w:hAnsi="Noto Sans" w:cs="Noto Sans"/>
-          <w:b/>
-          <w:bCs/>
-          <w:color w:val="2E2E2F"/>
-          <w:sz w:val="24"/>
-          <w:szCs w:val="24"/>
-          <w:shd w:val="clear" w:color="auto" w:fill="FFFFFF"/>
-          <w:lang w:eastAsia="fi-FI"/>
-        </w:rPr>
-        <w:t>7. Suunnittelurajoitteet</w:t>
-      </w:r>
-    </w:p>
-    <w:p>
-      <w:pPr>
-        <w:spacing w:after="0" w:line="240" w:lineRule="auto"/>
-        <w:rPr>
-          <w:rFonts w:ascii="Calibri" w:eastAsia="Times New Roman" w:hAnsi="Calibri" w:cs="Calibri"/>
-          <w:color w:val="2E2E2F"/>
-          <w:sz w:val="24"/>
-          <w:szCs w:val="24"/>
-          <w:lang w:eastAsia="fi-FI"/>
-        </w:rPr>
-      </w:pPr>
-      <w:r>
-        <w:rPr>
-          <w:rFonts w:ascii="Calibri" w:eastAsia="Times New Roman" w:hAnsi="Calibri" w:cs="Calibri"/>
-          <w:color w:val="2E2E2F"/>
-          <w:sz w:val="24"/>
-          <w:szCs w:val="24"/>
-          <w:lang w:eastAsia="fi-FI"/>
-        </w:rPr>
-        <w:t> </w:t>
-      </w:r>
-    </w:p>
-    <w:p>
-      <w:pPr>
-        <w:spacing w:after="0" w:line="240" w:lineRule="auto"/>
-        <w:rPr>
-          <w:rFonts w:ascii="Noto Sans" w:eastAsia="Times New Roman" w:hAnsi="Noto Sans" w:cs="Noto Sans"/>
-          <w:color w:val="2E2E2F"/>
-          <w:sz w:val="24"/>
-          <w:szCs w:val="24"/>
-          <w:lang w:eastAsia="fi-FI"/>
-        </w:rPr>
-      </w:pPr>
-      <w:r>
-        <w:rPr>
-          <w:rFonts w:ascii="Noto Sans" w:eastAsia="Times New Roman" w:hAnsi="Noto Sans" w:cs="Noto Sans"/>
-          <w:b/>
-          <w:bCs/>
+          <w:rFonts w:eastAsia="Times New Roman" w:cstheme="minorHAnsi"/>
+          <w:color w:val="2E2E2F"/>
+          <w:sz w:val="24"/>
+          <w:szCs w:val="24"/>
+          <w:lang w:eastAsia="fi-FI"/>
+        </w:rPr>
+      </w:pPr>
+      <w:r>
+        <w:rPr>
+          <w:rFonts w:eastAsia="Times New Roman" w:cstheme="minorHAnsi"/>
           <w:color w:val="2E2E2F"/>
           <w:sz w:val="24"/>
           <w:szCs w:val="24"/>
@@ -2531,16 +2494,14 @@
         <w:spacing w:after="0" w:line="240" w:lineRule="auto"/>
         <w:textAlignment w:val="center"/>
         <w:rPr>
-          <w:rFonts w:ascii="Calibri" w:eastAsia="Times New Roman" w:hAnsi="Calibri" w:cs="Calibri"/>
-          <w:color w:val="2E2E2F"/>
-          <w:lang w:eastAsia="fi-FI"/>
-        </w:rPr>
-      </w:pPr>
-      <w:r>
-        <w:rPr>
-          <w:rFonts w:ascii="Noto Sans" w:eastAsia="Times New Roman" w:hAnsi="Noto Sans" w:cs="Noto Sans"/>
-          <w:b/>
-          <w:bCs/>
+          <w:rFonts w:eastAsia="Times New Roman" w:cstheme="minorHAnsi"/>
+          <w:color w:val="2E2E2F"/>
+          <w:lang w:eastAsia="fi-FI"/>
+        </w:rPr>
+      </w:pPr>
+      <w:r>
+        <w:rPr>
+          <w:rFonts w:eastAsia="Times New Roman" w:cstheme="minorHAnsi"/>
           <w:color w:val="2E2E2F"/>
           <w:sz w:val="24"/>
           <w:szCs w:val="24"/>
@@ -2554,18 +2515,16 @@
       <w:pPr>
         <w:spacing w:after="0" w:line="240" w:lineRule="auto"/>
         <w:rPr>
-          <w:rFonts w:ascii="Noto Sans" w:eastAsia="Times New Roman" w:hAnsi="Noto Sans" w:cs="Noto Sans"/>
-          <w:color w:val="2E2E2F"/>
-          <w:sz w:val="24"/>
-          <w:szCs w:val="24"/>
-          <w:lang w:eastAsia="fi-FI"/>
-        </w:rPr>
-      </w:pPr>
-      <w:r>
-        <w:rPr>
-          <w:rFonts w:ascii="Noto Sans" w:eastAsia="Times New Roman" w:hAnsi="Noto Sans" w:cs="Noto Sans"/>
-          <w:b/>
-          <w:bCs/>
+          <w:rFonts w:eastAsia="Times New Roman" w:cstheme="minorHAnsi"/>
+          <w:color w:val="2E2E2F"/>
+          <w:sz w:val="24"/>
+          <w:szCs w:val="24"/>
+          <w:lang w:eastAsia="fi-FI"/>
+        </w:rPr>
+      </w:pPr>
+      <w:r>
+        <w:rPr>
+          <w:rFonts w:eastAsia="Times New Roman" w:cstheme="minorHAnsi"/>
           <w:color w:val="2E2E2F"/>
           <w:sz w:val="24"/>
           <w:szCs w:val="24"/>
@@ -2584,16 +2543,14 @@
         <w:spacing w:after="0" w:line="240" w:lineRule="auto"/>
         <w:textAlignment w:val="center"/>
         <w:rPr>
-          <w:rFonts w:ascii="Calibri" w:eastAsia="Times New Roman" w:hAnsi="Calibri" w:cs="Calibri"/>
-          <w:color w:val="2E2E2F"/>
-          <w:lang w:eastAsia="fi-FI"/>
-        </w:rPr>
-      </w:pPr>
-      <w:r>
-        <w:rPr>
-          <w:rFonts w:ascii="Noto Sans" w:eastAsia="Times New Roman" w:hAnsi="Noto Sans" w:cs="Noto Sans"/>
-          <w:b/>
-          <w:bCs/>
+          <w:rFonts w:eastAsia="Times New Roman" w:cstheme="minorHAnsi"/>
+          <w:color w:val="2E2E2F"/>
+          <w:lang w:eastAsia="fi-FI"/>
+        </w:rPr>
+      </w:pPr>
+      <w:r>
+        <w:rPr>
+          <w:rFonts w:eastAsia="Times New Roman" w:cstheme="minorHAnsi"/>
           <w:color w:val="2E2E2F"/>
           <w:sz w:val="24"/>
           <w:szCs w:val="24"/>
@@ -2605,9 +2562,7 @@
       <w:proofErr w:type="gramStart"/>
       <w:r>
         <w:rPr>
-          <w:rFonts w:ascii="Noto Sans" w:eastAsia="Times New Roman" w:hAnsi="Noto Sans" w:cs="Noto Sans"/>
-          <w:b/>
-          <w:bCs/>
+          <w:rFonts w:eastAsia="Times New Roman" w:cstheme="minorHAnsi"/>
           <w:color w:val="2E2E2F"/>
           <w:sz w:val="24"/>
           <w:szCs w:val="24"/>
@@ -2619,9 +2574,7 @@
       <w:proofErr w:type="gramEnd"/>
       <w:r>
         <w:rPr>
-          <w:rFonts w:ascii="Noto Sans" w:eastAsia="Times New Roman" w:hAnsi="Noto Sans" w:cs="Noto Sans"/>
-          <w:b/>
-          <w:bCs/>
+          <w:rFonts w:eastAsia="Times New Roman" w:cstheme="minorHAnsi"/>
           <w:color w:val="2E2E2F"/>
           <w:sz w:val="24"/>
           <w:szCs w:val="24"/>
@@ -2635,18 +2588,16 @@
       <w:pPr>
         <w:spacing w:after="0" w:line="240" w:lineRule="auto"/>
         <w:rPr>
-          <w:rFonts w:ascii="Noto Sans" w:eastAsia="Times New Roman" w:hAnsi="Noto Sans" w:cs="Noto Sans"/>
-          <w:color w:val="2E2E2F"/>
-          <w:sz w:val="24"/>
-          <w:szCs w:val="24"/>
-          <w:lang w:eastAsia="fi-FI"/>
-        </w:rPr>
-      </w:pPr>
-      <w:r>
-        <w:rPr>
-          <w:rFonts w:ascii="Noto Sans" w:eastAsia="Times New Roman" w:hAnsi="Noto Sans" w:cs="Noto Sans"/>
-          <w:b/>
-          <w:bCs/>
+          <w:rFonts w:eastAsia="Times New Roman" w:cstheme="minorHAnsi"/>
+          <w:color w:val="2E2E2F"/>
+          <w:sz w:val="24"/>
+          <w:szCs w:val="24"/>
+          <w:lang w:eastAsia="fi-FI"/>
+        </w:rPr>
+      </w:pPr>
+      <w:r>
+        <w:rPr>
+          <w:rFonts w:eastAsia="Times New Roman" w:cstheme="minorHAnsi"/>
           <w:color w:val="2E2E2F"/>
           <w:sz w:val="24"/>
           <w:szCs w:val="24"/>
@@ -2665,16 +2616,14 @@
         <w:spacing w:after="0" w:line="240" w:lineRule="auto"/>
         <w:textAlignment w:val="center"/>
         <w:rPr>
-          <w:rFonts w:ascii="Calibri" w:eastAsia="Times New Roman" w:hAnsi="Calibri" w:cs="Calibri"/>
-          <w:color w:val="2E2E2F"/>
-          <w:lang w:eastAsia="fi-FI"/>
-        </w:rPr>
-      </w:pPr>
-      <w:r>
-        <w:rPr>
-          <w:rFonts w:ascii="Noto Sans" w:eastAsia="Times New Roman" w:hAnsi="Noto Sans" w:cs="Noto Sans"/>
-          <w:b/>
-          <w:bCs/>
+          <w:rFonts w:eastAsia="Times New Roman" w:cstheme="minorHAnsi"/>
+          <w:color w:val="2E2E2F"/>
+          <w:lang w:eastAsia="fi-FI"/>
+        </w:rPr>
+      </w:pPr>
+      <w:r>
+        <w:rPr>
+          <w:rFonts w:eastAsia="Times New Roman" w:cstheme="minorHAnsi"/>
           <w:color w:val="2E2E2F"/>
           <w:sz w:val="24"/>
           <w:szCs w:val="24"/>
@@ -2686,9 +2635,7 @@
       <w:proofErr w:type="gramStart"/>
       <w:r>
         <w:rPr>
-          <w:rFonts w:ascii="Noto Sans" w:eastAsia="Times New Roman" w:hAnsi="Noto Sans" w:cs="Noto Sans"/>
-          <w:b/>
-          <w:bCs/>
+          <w:rFonts w:eastAsia="Times New Roman" w:cstheme="minorHAnsi"/>
           <w:color w:val="2E2E2F"/>
           <w:sz w:val="24"/>
           <w:szCs w:val="24"/>
@@ -2700,9 +2647,7 @@
       <w:proofErr w:type="gramEnd"/>
       <w:r>
         <w:rPr>
-          <w:rFonts w:ascii="Noto Sans" w:eastAsia="Times New Roman" w:hAnsi="Noto Sans" w:cs="Noto Sans"/>
-          <w:b/>
-          <w:bCs/>
+          <w:rFonts w:eastAsia="Times New Roman" w:cstheme="minorHAnsi"/>
           <w:color w:val="2E2E2F"/>
           <w:sz w:val="24"/>
           <w:szCs w:val="24"/>
@@ -2716,18 +2661,16 @@
       <w:pPr>
         <w:spacing w:after="0" w:line="240" w:lineRule="auto"/>
         <w:rPr>
-          <w:rFonts w:ascii="Noto Sans" w:eastAsia="Times New Roman" w:hAnsi="Noto Sans" w:cs="Noto Sans"/>
-          <w:color w:val="2E2E2F"/>
-          <w:sz w:val="24"/>
-          <w:szCs w:val="24"/>
-          <w:lang w:eastAsia="fi-FI"/>
-        </w:rPr>
-      </w:pPr>
-      <w:r>
-        <w:rPr>
-          <w:rFonts w:ascii="Noto Sans" w:eastAsia="Times New Roman" w:hAnsi="Noto Sans" w:cs="Noto Sans"/>
-          <w:b/>
-          <w:bCs/>
+          <w:rFonts w:eastAsia="Times New Roman" w:cstheme="minorHAnsi"/>
+          <w:color w:val="2E2E2F"/>
+          <w:sz w:val="24"/>
+          <w:szCs w:val="24"/>
+          <w:lang w:eastAsia="fi-FI"/>
+        </w:rPr>
+      </w:pPr>
+      <w:r>
+        <w:rPr>
+          <w:rFonts w:eastAsia="Times New Roman" w:cstheme="minorHAnsi"/>
           <w:color w:val="2E2E2F"/>
           <w:sz w:val="24"/>
           <w:szCs w:val="24"/>
@@ -2746,16 +2689,14 @@
         <w:spacing w:after="0" w:line="240" w:lineRule="auto"/>
         <w:textAlignment w:val="center"/>
         <w:rPr>
-          <w:rFonts w:ascii="Calibri" w:eastAsia="Times New Roman" w:hAnsi="Calibri" w:cs="Calibri"/>
-          <w:color w:val="2E2E2F"/>
-          <w:lang w:eastAsia="fi-FI"/>
-        </w:rPr>
-      </w:pPr>
-      <w:r>
-        <w:rPr>
-          <w:rFonts w:ascii="Calibri" w:eastAsia="Times New Roman" w:hAnsi="Calibri" w:cs="Calibri"/>
-          <w:b/>
-          <w:bCs/>
+          <w:rFonts w:eastAsia="Times New Roman" w:cstheme="minorHAnsi"/>
+          <w:color w:val="2E2E2F"/>
+          <w:lang w:eastAsia="fi-FI"/>
+        </w:rPr>
+      </w:pPr>
+      <w:r>
+        <w:rPr>
+          <w:rFonts w:eastAsia="Times New Roman" w:cstheme="minorHAnsi"/>
           <w:color w:val="2E2E2F"/>
           <w:sz w:val="24"/>
           <w:szCs w:val="24"/>
@@ -2767,9 +2708,7 @@
       <w:proofErr w:type="gramStart"/>
       <w:r>
         <w:rPr>
-          <w:rFonts w:ascii="Calibri" w:eastAsia="Times New Roman" w:hAnsi="Calibri" w:cs="Calibri"/>
-          <w:b/>
-          <w:bCs/>
+          <w:rFonts w:eastAsia="Times New Roman" w:cstheme="minorHAnsi"/>
           <w:color w:val="2E2E2F"/>
           <w:sz w:val="24"/>
           <w:szCs w:val="24"/>
@@ -2781,9 +2720,7 @@
       <w:proofErr w:type="gramEnd"/>
       <w:r>
         <w:rPr>
-          <w:rFonts w:ascii="Calibri" w:eastAsia="Times New Roman" w:hAnsi="Calibri" w:cs="Calibri"/>
-          <w:b/>
-          <w:bCs/>
+          <w:rFonts w:eastAsia="Times New Roman" w:cstheme="minorHAnsi"/>
           <w:color w:val="2E2E2F"/>
           <w:sz w:val="24"/>
           <w:szCs w:val="24"/>
@@ -2797,16 +2734,16 @@
       <w:pPr>
         <w:spacing w:after="0" w:line="240" w:lineRule="auto"/>
         <w:rPr>
-          <w:rFonts w:ascii="Noto Sans" w:eastAsia="Times New Roman" w:hAnsi="Noto Sans" w:cs="Noto Sans"/>
-          <w:color w:val="2E2E2F"/>
-          <w:sz w:val="24"/>
-          <w:szCs w:val="24"/>
-          <w:lang w:eastAsia="fi-FI"/>
-        </w:rPr>
-      </w:pPr>
-      <w:r>
-        <w:rPr>
-          <w:rFonts w:ascii="Noto Sans" w:eastAsia="Times New Roman" w:hAnsi="Noto Sans" w:cs="Noto Sans"/>
+          <w:rFonts w:eastAsia="Times New Roman" w:cstheme="minorHAnsi"/>
+          <w:color w:val="2E2E2F"/>
+          <w:sz w:val="24"/>
+          <w:szCs w:val="24"/>
+          <w:lang w:eastAsia="fi-FI"/>
+        </w:rPr>
+      </w:pPr>
+      <w:r>
+        <w:rPr>
+          <w:rFonts w:eastAsia="Times New Roman" w:cstheme="minorHAnsi"/>
           <w:b/>
           <w:bCs/>
           <w:color w:val="2E2E2F"/>
@@ -2827,16 +2764,14 @@
         <w:spacing w:after="0" w:line="240" w:lineRule="auto"/>
         <w:textAlignment w:val="center"/>
         <w:rPr>
-          <w:rFonts w:ascii="Calibri" w:eastAsia="Times New Roman" w:hAnsi="Calibri" w:cs="Calibri"/>
-          <w:color w:val="2E2E2F"/>
-          <w:lang w:eastAsia="fi-FI"/>
-        </w:rPr>
-      </w:pPr>
-      <w:r>
-        <w:rPr>
-          <w:rFonts w:ascii="Calibri" w:eastAsia="Times New Roman" w:hAnsi="Calibri" w:cs="Calibri"/>
-          <w:b/>
-          <w:bCs/>
+          <w:rFonts w:eastAsia="Times New Roman" w:cstheme="minorHAnsi"/>
+          <w:color w:val="2E2E2F"/>
+          <w:lang w:eastAsia="fi-FI"/>
+        </w:rPr>
+      </w:pPr>
+      <w:r>
+        <w:rPr>
+          <w:rFonts w:eastAsia="Times New Roman" w:cstheme="minorHAnsi"/>
           <w:color w:val="2E2E2F"/>
           <w:sz w:val="24"/>
           <w:szCs w:val="24"/>
@@ -2850,16 +2785,16 @@
       <w:pPr>
         <w:spacing w:after="0" w:line="240" w:lineRule="auto"/>
         <w:rPr>
-          <w:rFonts w:ascii="Noto Sans" w:eastAsia="Times New Roman" w:hAnsi="Noto Sans" w:cs="Noto Sans"/>
-          <w:color w:val="2E2E2F"/>
-          <w:sz w:val="24"/>
-          <w:szCs w:val="24"/>
-          <w:lang w:eastAsia="fi-FI"/>
-        </w:rPr>
-      </w:pPr>
-      <w:r>
-        <w:rPr>
-          <w:rFonts w:ascii="Noto Sans" w:eastAsia="Times New Roman" w:hAnsi="Noto Sans" w:cs="Noto Sans"/>
+          <w:rFonts w:eastAsia="Times New Roman" w:cstheme="minorHAnsi"/>
+          <w:color w:val="2E2E2F"/>
+          <w:sz w:val="24"/>
+          <w:szCs w:val="24"/>
+          <w:lang w:eastAsia="fi-FI"/>
+        </w:rPr>
+      </w:pPr>
+      <w:r>
+        <w:rPr>
+          <w:rFonts w:eastAsia="Times New Roman" w:cstheme="minorHAnsi"/>
           <w:b/>
           <w:bCs/>
           <w:color w:val="2E2E2F"/>
@@ -2880,14 +2815,43 @@
         <w:spacing w:after="0" w:line="240" w:lineRule="auto"/>
         <w:textAlignment w:val="center"/>
         <w:rPr>
-          <w:rFonts w:ascii="Calibri" w:eastAsia="Times New Roman" w:hAnsi="Calibri" w:cs="Calibri"/>
-          <w:color w:val="2E2E2F"/>
-          <w:lang w:eastAsia="fi-FI"/>
-        </w:rPr>
-      </w:pPr>
-      <w:r>
-        <w:rPr>
-          <w:rFonts w:ascii="Calibri" w:eastAsia="Times New Roman" w:hAnsi="Calibri" w:cs="Calibri"/>
+          <w:rFonts w:eastAsia="Times New Roman" w:cstheme="minorHAnsi"/>
+          <w:color w:val="2E2E2F"/>
+          <w:lang w:eastAsia="fi-FI"/>
+        </w:rPr>
+      </w:pPr>
+      <w:r>
+        <w:rPr>
+          <w:rFonts w:eastAsia="Times New Roman" w:cstheme="minorHAnsi"/>
+          <w:color w:val="2E2E2F"/>
+          <w:sz w:val="24"/>
+          <w:szCs w:val="24"/>
+          <w:shd w:val="clear" w:color="auto" w:fill="FFFFFF"/>
+          <w:lang w:eastAsia="fi-FI"/>
+        </w:rPr>
+        <w:t>Listataan mahdollisia kehitysajatuksia sovellukselle tulevaisuutta ajatellen</w:t>
+      </w:r>
+    </w:p>
+    <w:p>
+      <w:pPr>
+        <w:numPr>
+          <w:ilvl w:val="0"/>
+          <w:numId w:val="30"/>
+        </w:numPr>
+        <w:spacing w:after="0" w:line="240" w:lineRule="auto"/>
+        <w:textAlignment w:val="center"/>
+        <w:rPr>
+          <w:rFonts w:eastAsia="Times New Roman" w:cstheme="minorHAnsi"/>
+          <w:color w:val="2E2E2F"/>
+          <w:lang w:eastAsia="fi-FI"/>
+        </w:rPr>
+      </w:pPr>
+    </w:p>
+    <w:p>
+      <w:pPr>
+        <w:spacing w:after="0" w:line="240" w:lineRule="auto"/>
+        <w:rPr>
+          <w:rFonts w:eastAsia="Times New Roman" w:cstheme="minorHAnsi"/>
           <w:b/>
           <w:bCs/>
           <w:color w:val="2E2E2F"/>
@@ -2896,23 +2860,37 @@
           <w:shd w:val="clear" w:color="auto" w:fill="FFFFFF"/>
           <w:lang w:eastAsia="fi-FI"/>
         </w:rPr>
-        <w:t>Listataan mahdollisia kehitysajatuksia sovellukselle tulevaisuutta ajatellen</w:t>
-      </w:r>
-    </w:p>
-    <w:p>
-      <w:pPr>
-        <w:spacing w:after="0" w:line="240" w:lineRule="auto"/>
-        <w:rPr>
-          <w:rFonts w:ascii="Noto Sans" w:eastAsia="Times New Roman" w:hAnsi="Noto Sans" w:cs="Noto Sans"/>
-          <w:color w:val="2E2E2F"/>
-          <w:sz w:val="24"/>
-          <w:szCs w:val="24"/>
-          <w:lang w:eastAsia="fi-FI"/>
-        </w:rPr>
-      </w:pPr>
-      <w:r>
-        <w:rPr>
-          <w:rFonts w:ascii="Noto Sans" w:eastAsia="Times New Roman" w:hAnsi="Noto Sans" w:cs="Noto Sans"/>
+      </w:pPr>
+    </w:p>
+    <w:p>
+      <w:pPr>
+        <w:spacing w:after="0" w:line="240" w:lineRule="auto"/>
+        <w:rPr>
+          <w:rFonts w:eastAsia="Times New Roman" w:cstheme="minorHAnsi"/>
+          <w:b/>
+          <w:bCs/>
+          <w:color w:val="2E2E2F"/>
+          <w:sz w:val="24"/>
+          <w:szCs w:val="24"/>
+          <w:shd w:val="clear" w:color="auto" w:fill="FFFFFF"/>
+          <w:lang w:eastAsia="fi-FI"/>
+        </w:rPr>
+      </w:pPr>
+    </w:p>
+    <w:p>
+      <w:pPr>
+        <w:spacing w:after="0" w:line="240" w:lineRule="auto"/>
+        <w:rPr>
+          <w:rFonts w:eastAsia="Times New Roman" w:cstheme="minorHAnsi"/>
+          <w:color w:val="2E2E2F"/>
+          <w:sz w:val="24"/>
+          <w:szCs w:val="24"/>
+          <w:lang w:eastAsia="fi-FI"/>
+        </w:rPr>
+      </w:pPr>
+      <w:r>
+        <w:rPr>
+          <w:rFonts w:eastAsia="Times New Roman" w:cstheme="minorHAnsi"/>
           <w:b/>
           <w:bCs/>
           <w:color w:val="2E2E2F"/>
@@ -6514,6 +6492,119 @@
     </w:lvl>
   </w:abstractNum>
   <w:abstractNum w:abstractNumId="24" w15:restartNumberingAfterBreak="0">
+    <w:nsid w:val="741E7072"/>
+    <w:multiLevelType w:val="multilevel"/>
+    <w:tmpl w:val="4BF44C3E"/>
+    <w:lvl w:ilvl="0">
+      <w:start w:val="1"/>
+      <w:numFmt w:val="decimal"/>
+      <w:lvlText w:val="%1"/>
+      <w:lvlJc w:val="left"/>
+      <w:pPr>
+        <w:ind w:left="400" w:hanging="400"/>
+      </w:pPr>
+      <w:rPr>
+        <w:rFonts w:hint="default"/>
+      </w:rPr>
+    </w:lvl>
+    <w:lvl w:ilvl="1">
+      <w:start w:val="1"/>
+      <w:numFmt w:val="decimal"/>
+      <w:lvlText w:val="%1.%2"/>
+      <w:lvlJc w:val="left"/>
+      <w:pPr>
+        <w:ind w:left="720" w:hanging="720"/>
+      </w:pPr>
+      <w:rPr>
+        <w:rFonts w:hint="default"/>
+      </w:rPr>
+    </w:lvl>
+    <w:lvl w:ilvl="2">
+      <w:start w:val="1"/>
+      <w:numFmt w:val="decimal"/>
+      <w:lvlText w:val="%1.%2.%3"/>
+      <w:lvlJc w:val="left"/>
+      <w:pPr>
+        <w:ind w:left="720" w:hanging="720"/>
+      </w:pPr>
+      <w:rPr>
+        <w:rFonts w:hint="default"/>
+      </w:rPr>
+    </w:lvl>
+    <w:lvl w:ilvl="3">
+      <w:start w:val="1"/>
+      <w:numFmt w:val="decimal"/>
+      <w:lvlText w:val="%1.%2.%3.%4"/>
+      <w:lvlJc w:val="left"/>
+      <w:pPr>
+        <w:ind w:left="1080" w:hanging="1080"/>
+      </w:pPr>
+      <w:rPr>
+        <w:rFonts w:hint="default"/>
+      </w:rPr>
+    </w:lvl>
+    <w:lvl w:ilvl="4">
+      <w:start w:val="1"/>
+      <w:numFmt w:val="decimal"/>
+      <w:lvlText w:val="%1.%2.%3.%4.%5"/>
+      <w:lvlJc w:val="left"/>
+      <w:pPr>
+        <w:ind w:left="1080" w:hanging="1080"/>
+      </w:pPr>
+      <w:rPr>
+        <w:rFonts w:hint="default"/>
+      </w:rPr>
+    </w:lvl>
+    <w:lvl w:ilvl="5">
+      <w:start w:val="1"/>
+      <w:numFmt w:val="decimal"/>
+      <w:lvlText w:val="%1.%2.%3.%4.%5.%6"/>
+      <w:lvlJc w:val="left"/>
+      <w:pPr>
+        <w:ind w:left="1440" w:hanging="1440"/>
+      </w:pPr>
+      <w:rPr>
+        <w:rFonts w:hint="default"/>
+      </w:rPr>
+    </w:lvl>
+    <w:lvl w:ilvl="6">
+      <w:start w:val="1"/>
+      <w:numFmt w:val="decimal"/>
+      <w:lvlText w:val="%1.%2.%3.%4.%5.%6.%7"/>
+      <w:lvlJc w:val="left"/>
+      <w:pPr>
+        <w:ind w:left="1800" w:hanging="1800"/>
+      </w:pPr>
+      <w:rPr>
+        <w:rFonts w:hint="default"/>
+      </w:rPr>
+    </w:lvl>
+    <w:lvl w:ilvl="7">
+      <w:start w:val="1"/>
+      <w:numFmt w:val="decimal"/>
+      <w:lvlText w:val="%1.%2.%3.%4.%5.%6.%7.%8"/>
+      <w:lvlJc w:val="left"/>
+      <w:pPr>
+        <w:ind w:left="1800" w:hanging="1800"/>
+      </w:pPr>
+      <w:rPr>
+        <w:rFonts w:hint="default"/>
+      </w:rPr>
+    </w:lvl>
+    <w:lvl w:ilvl="8">
+      <w:start w:val="1"/>
+      <w:numFmt w:val="decimal"/>
+      <w:lvlText w:val="%1.%2.%3.%4.%5.%6.%7.%8.%9"/>
+      <w:lvlJc w:val="left"/>
+      <w:pPr>
+        <w:ind w:left="2160" w:hanging="2160"/>
+      </w:pPr>
+      <w:rPr>
+        <w:rFonts w:hint="default"/>
+      </w:rPr>
+    </w:lvl>
+  </w:abstractNum>
+  <w:abstractNum w:abstractNumId="25" w15:restartNumberingAfterBreak="0">
     <w:nsid w:val="74D6096E"/>
     <w:multiLevelType w:val="multilevel"/>
     <w:tmpl w:val="DDF8205E"/>
@@ -6662,7 +6753,7 @@
       </w:rPr>
     </w:lvl>
   </w:abstractNum>
-  <w:abstractNum w:abstractNumId="25" w15:restartNumberingAfterBreak="0">
+  <w:abstractNum w:abstractNumId="26" w15:restartNumberingAfterBreak="0">
     <w:nsid w:val="75842206"/>
     <w:multiLevelType w:val="multilevel"/>
     <w:tmpl w:val="DAF2F22E"/>
@@ -6811,7 +6902,7 @@
       </w:rPr>
     </w:lvl>
   </w:abstractNum>
-  <w:abstractNum w:abstractNumId="26" w15:restartNumberingAfterBreak="0">
+  <w:abstractNum w:abstractNumId="27" w15:restartNumberingAfterBreak="0">
     <w:nsid w:val="776C45F5"/>
     <w:multiLevelType w:val="multilevel"/>
     <w:tmpl w:val="FE0CAA5E"/>
@@ -6960,7 +7051,7 @@
       </w:rPr>
     </w:lvl>
   </w:abstractNum>
-  <w:abstractNum w:abstractNumId="27" w15:restartNumberingAfterBreak="0">
+  <w:abstractNum w:abstractNumId="28" w15:restartNumberingAfterBreak="0">
     <w:nsid w:val="786F116D"/>
     <w:multiLevelType w:val="multilevel"/>
     <w:tmpl w:val="603EB1A2"/>
@@ -7109,7 +7200,7 @@
       </w:rPr>
     </w:lvl>
   </w:abstractNum>
-  <w:abstractNum w:abstractNumId="28" w15:restartNumberingAfterBreak="0">
+  <w:abstractNum w:abstractNumId="29" w15:restartNumberingAfterBreak="0">
     <w:nsid w:val="79EB7FC6"/>
     <w:multiLevelType w:val="multilevel"/>
     <w:tmpl w:val="5CFCCB14"/>
@@ -7258,7 +7349,7 @@
       </w:rPr>
     </w:lvl>
   </w:abstractNum>
-  <w:abstractNum w:abstractNumId="29" w15:restartNumberingAfterBreak="0">
+  <w:abstractNum w:abstractNumId="30" w15:restartNumberingAfterBreak="0">
     <w:nsid w:val="7B192F93"/>
     <w:multiLevelType w:val="multilevel"/>
     <w:tmpl w:val="AA60B460"/>
@@ -7411,13 +7502,13 @@
     <w:abstractNumId w:val="14"/>
   </w:num>
   <w:num w:numId="2" w16cid:durableId="364915019">
-    <w:abstractNumId w:val="25"/>
+    <w:abstractNumId w:val="26"/>
   </w:num>
   <w:num w:numId="3" w16cid:durableId="1337465173">
     <w:abstractNumId w:val="0"/>
   </w:num>
   <w:num w:numId="4" w16cid:durableId="2087988976">
-    <w:abstractNumId w:val="24"/>
+    <w:abstractNumId w:val="25"/>
   </w:num>
   <w:num w:numId="5" w16cid:durableId="1652248435">
     <w:abstractNumId w:val="16"/>
@@ -7444,10 +7535,10 @@
     <w:abstractNumId w:val="21"/>
   </w:num>
   <w:num w:numId="13" w16cid:durableId="390345410">
-    <w:abstractNumId w:val="28"/>
+    <w:abstractNumId w:val="29"/>
   </w:num>
   <w:num w:numId="14" w16cid:durableId="1935165149">
-    <w:abstractNumId w:val="29"/>
+    <w:abstractNumId w:val="30"/>
   </w:num>
   <w:num w:numId="15" w16cid:durableId="1334144478">
     <w:abstractNumId w:val="9"/>
@@ -7465,7 +7556,7 @@
     <w:abstractNumId w:val="19"/>
   </w:num>
   <w:num w:numId="20" w16cid:durableId="1368800450">
-    <w:abstractNumId w:val="26"/>
+    <w:abstractNumId w:val="27"/>
   </w:num>
   <w:num w:numId="21" w16cid:durableId="773675289">
     <w:abstractNumId w:val="20"/>
@@ -7489,13 +7580,16 @@
     <w:abstractNumId w:val="13"/>
   </w:num>
   <w:num w:numId="28" w16cid:durableId="464351958">
-    <w:abstractNumId w:val="27"/>
+    <w:abstractNumId w:val="28"/>
   </w:num>
   <w:num w:numId="29" w16cid:durableId="1015307745">
     <w:abstractNumId w:val="3"/>
   </w:num>
   <w:num w:numId="30" w16cid:durableId="1314018202">
     <w:abstractNumId w:val="12"/>
+  </w:num>
+  <w:num w:numId="31" w16cid:durableId="523634618">
+    <w:abstractNumId w:val="24"/>
   </w:num>
 </w:numbering>
 </file>
@@ -7943,6 +8037,17 @@
       <w:lang w:eastAsia="fi-FI"/>
     </w:rPr>
   </w:style>
+  <w:style w:type="paragraph" w:styleId="Luettelokappale">
+    <w:name w:val="List Paragraph"/>
+    <w:basedOn w:val="Normaali"/>
+    <w:uiPriority w:val="34"/>
+    <w:qFormat/>
+    <w:rsid w:val="00824978"/>
+    <w:pPr>
+      <w:ind w:left="720"/>
+      <w:contextualSpacing/>
+    </w:pPr>
+  </w:style>
 </w:styles>
 </file>
 

--- a/vaatimusmäärittely/ohjelmistokehitys_vaatimukset.docx
+++ b/vaatimusmäärittely/ohjelmistokehitys_vaatimukset.docx
@@ -165,28 +165,6 @@
     </w:p>
     <w:p>
       <w:pPr>
-        <w:spacing w:after="0" w:line="240" w:lineRule="auto"/>
-        <w:rPr>
-          <w:rFonts w:eastAsia="Times New Roman" w:cstheme="minorHAnsi"/>
-          <w:color w:val="2E2E2F"/>
-          <w:sz w:val="24"/>
-          <w:szCs w:val="24"/>
-          <w:lang w:eastAsia="fi-FI"/>
-        </w:rPr>
-      </w:pPr>
-      <w:r>
-        <w:rPr>
-          <w:rFonts w:eastAsia="Times New Roman" w:cstheme="minorHAnsi"/>
-          <w:color w:val="2E2E2F"/>
-          <w:sz w:val="24"/>
-          <w:szCs w:val="24"/>
-          <w:lang w:eastAsia="fi-FI"/>
-        </w:rPr>
-        <w:t> </w:t>
-      </w:r>
-    </w:p>
-    <w:p>
-      <w:pPr>
         <w:pStyle w:val="Luettelokappale"/>
         <w:numPr>
           <w:ilvl w:val="1"/>
@@ -298,6 +276,28 @@
         </w:rPr>
         <w:t>yöajan seurantaa varten</w:t>
       </w:r>
+      <w:r>
+        <w:rPr>
+          <w:rFonts w:eastAsia="Times New Roman" w:cstheme="minorHAnsi"/>
+          <w:color w:val="2E2E2F"/>
+          <w:sz w:val="24"/>
+          <w:szCs w:val="24"/>
+          <w:shd w:val="clear" w:color="auto" w:fill="FFFFFF"/>
+          <w:lang w:eastAsia="fi-FI"/>
+        </w:rPr>
+        <w:t xml:space="preserve"> henkilökohtaiseen käyttöön</w:t>
+      </w:r>
+      <w:r>
+        <w:rPr>
+          <w:rFonts w:eastAsia="Times New Roman" w:cstheme="minorHAnsi"/>
+          <w:color w:val="2E2E2F"/>
+          <w:sz w:val="24"/>
+          <w:szCs w:val="24"/>
+          <w:shd w:val="clear" w:color="auto" w:fill="FFFFFF"/>
+          <w:lang w:eastAsia="fi-FI"/>
+        </w:rPr>
+        <w:t>.</w:t>
+      </w:r>
     </w:p>
     <w:p>
       <w:pPr>
@@ -367,7 +367,29 @@
           <w:shd w:val="clear" w:color="auto" w:fill="FFFFFF"/>
           <w:lang w:eastAsia="fi-FI"/>
         </w:rPr>
-        <w:t>Kuvaus tuotteesta ja tuetut alustat</w:t>
+        <w:t>WPF</w:t>
+      </w:r>
+      <w:r>
+        <w:rPr>
+          <w:rFonts w:eastAsia="Times New Roman" w:cstheme="minorHAnsi"/>
+          <w:color w:val="2E2E2F"/>
+          <w:sz w:val="24"/>
+          <w:szCs w:val="24"/>
+          <w:shd w:val="clear" w:color="auto" w:fill="FFFFFF"/>
+          <w:lang w:eastAsia="fi-FI"/>
+        </w:rPr>
+        <w:t>-</w:t>
+      </w:r>
+      <w:r>
+        <w:rPr>
+          <w:rFonts w:eastAsia="Times New Roman" w:cstheme="minorHAnsi"/>
+          <w:color w:val="2E2E2F"/>
+          <w:sz w:val="24"/>
+          <w:szCs w:val="24"/>
+          <w:shd w:val="clear" w:color="auto" w:fill="FFFFFF"/>
+          <w:lang w:eastAsia="fi-FI"/>
+        </w:rPr>
+        <w:t>työpöytäsovellus</w:t>
       </w:r>
     </w:p>
     <w:p>
@@ -393,7 +415,7 @@
           <w:shd w:val="clear" w:color="auto" w:fill="FFFFFF"/>
           <w:lang w:eastAsia="fi-FI"/>
         </w:rPr>
-        <w:t>WPF applikaatio</w:t>
+        <w:t>Ohjelma on suunniteltu ensisijaisesti Windows-Käyttöjärjestelmällä.</w:t>
       </w:r>
     </w:p>
     <w:p>
@@ -487,170 +509,269 @@
           <w:shd w:val="clear" w:color="auto" w:fill="FFFFFF"/>
           <w:lang w:eastAsia="fi-FI"/>
         </w:rPr>
-        <w:t xml:space="preserve">Jos sovellus sisältää erityistä sanastoa tai lyhenteitä, niin ne pitäisi avata ja selittää ymmärrettävin termein </w:t>
-      </w:r>
-      <w:proofErr w:type="gramStart"/>
-      <w:r>
-        <w:rPr>
-          <w:rFonts w:eastAsia="Times New Roman" w:cstheme="minorHAnsi"/>
-          <w:color w:val="2E2E2F"/>
-          <w:sz w:val="24"/>
-          <w:szCs w:val="24"/>
-          <w:shd w:val="clear" w:color="auto" w:fill="FFFFFF"/>
-          <w:lang w:eastAsia="fi-FI"/>
-        </w:rPr>
-        <w:t>myös sellaiselle</w:t>
-      </w:r>
-      <w:proofErr w:type="gramEnd"/>
-      <w:r>
-        <w:rPr>
-          <w:rFonts w:eastAsia="Times New Roman" w:cstheme="minorHAnsi"/>
-          <w:color w:val="2E2E2F"/>
-          <w:sz w:val="24"/>
-          <w:szCs w:val="24"/>
-          <w:shd w:val="clear" w:color="auto" w:fill="FFFFFF"/>
-          <w:lang w:eastAsia="fi-FI"/>
-        </w:rPr>
-        <w:t xml:space="preserve"> joka ei ole niitä aiemmin kuullut.</w:t>
-      </w:r>
-    </w:p>
-    <w:p>
-      <w:pPr>
-        <w:spacing w:after="0" w:line="240" w:lineRule="auto"/>
-        <w:ind w:left="540"/>
-        <w:rPr>
-          <w:rFonts w:eastAsia="Times New Roman" w:cstheme="minorHAnsi"/>
-          <w:color w:val="2E2E2F"/>
-          <w:sz w:val="24"/>
-          <w:szCs w:val="24"/>
-          <w:lang w:eastAsia="fi-FI"/>
-        </w:rPr>
-      </w:pPr>
-      <w:r>
-        <w:rPr>
-          <w:rFonts w:eastAsia="Times New Roman" w:cstheme="minorHAnsi"/>
-          <w:color w:val="2E2E2F"/>
-          <w:sz w:val="24"/>
-          <w:szCs w:val="24"/>
-          <w:lang w:eastAsia="fi-FI"/>
-        </w:rPr>
-        <w:t> </w:t>
-      </w:r>
-    </w:p>
-    <w:p>
-      <w:pPr>
-        <w:spacing w:after="0" w:line="240" w:lineRule="auto"/>
-        <w:rPr>
-          <w:rFonts w:eastAsia="Times New Roman" w:cstheme="minorHAnsi"/>
-          <w:color w:val="2E2E2F"/>
-          <w:sz w:val="24"/>
-          <w:szCs w:val="24"/>
-          <w:lang w:eastAsia="fi-FI"/>
-        </w:rPr>
-      </w:pPr>
-      <w:r>
-        <w:rPr>
-          <w:rFonts w:eastAsia="Times New Roman" w:cstheme="minorHAnsi"/>
-          <w:color w:val="2E2E2F"/>
-          <w:sz w:val="24"/>
-          <w:szCs w:val="24"/>
-          <w:lang w:eastAsia="fi-FI"/>
-        </w:rPr>
-        <w:t> </w:t>
-      </w:r>
-    </w:p>
-    <w:p>
-      <w:pPr>
-        <w:spacing w:after="0" w:line="240" w:lineRule="auto"/>
-        <w:rPr>
-          <w:rFonts w:eastAsia="Times New Roman" w:cstheme="minorHAnsi"/>
-          <w:color w:val="2E2E2F"/>
-          <w:sz w:val="24"/>
-          <w:szCs w:val="24"/>
-          <w:lang w:eastAsia="fi-FI"/>
-        </w:rPr>
-      </w:pPr>
-      <w:r>
-        <w:rPr>
-          <w:rFonts w:eastAsia="Times New Roman" w:cstheme="minorHAnsi"/>
-          <w:color w:val="2E2E2F"/>
-          <w:sz w:val="24"/>
-          <w:szCs w:val="24"/>
-          <w:shd w:val="clear" w:color="auto" w:fill="FFFFFF"/>
-          <w:lang w:eastAsia="fi-FI"/>
-        </w:rPr>
-        <w:t>1.4 Viitteet</w:t>
+        <w:t xml:space="preserve">WPF </w:t>
+      </w:r>
+      <w:r>
+        <w:rPr>
+          <w:rFonts w:eastAsia="Times New Roman" w:cstheme="minorHAnsi"/>
+          <w:color w:val="2E2E2F"/>
+          <w:sz w:val="24"/>
+          <w:szCs w:val="24"/>
+          <w:shd w:val="clear" w:color="auto" w:fill="FFFFFF"/>
+          <w:lang w:eastAsia="fi-FI"/>
+        </w:rPr>
+        <w:t>(</w:t>
+      </w:r>
+      <w:r>
+        <w:rPr>
+          <w:rFonts w:eastAsia="Times New Roman" w:cstheme="minorHAnsi"/>
+          <w:color w:val="2E2E2F"/>
+          <w:sz w:val="24"/>
+          <w:szCs w:val="24"/>
+          <w:shd w:val="clear" w:color="auto" w:fill="FFFFFF"/>
+          <w:lang w:eastAsia="fi-FI"/>
+        </w:rPr>
+        <w:t>Windows Presentation Foundation</w:t>
+      </w:r>
+      <w:r>
+        <w:rPr>
+          <w:rFonts w:eastAsia="Times New Roman" w:cstheme="minorHAnsi"/>
+          <w:color w:val="2E2E2F"/>
+          <w:sz w:val="24"/>
+          <w:szCs w:val="24"/>
+          <w:shd w:val="clear" w:color="auto" w:fill="FFFFFF"/>
+          <w:lang w:eastAsia="fi-FI"/>
+        </w:rPr>
+        <w:t>) on Microsoftin</w:t>
+      </w:r>
+      <w:r>
+        <w:rPr>
+          <w:rFonts w:eastAsia="Times New Roman" w:cstheme="minorHAnsi"/>
+          <w:color w:val="2E2E2F"/>
+          <w:sz w:val="24"/>
+          <w:szCs w:val="24"/>
+          <w:shd w:val="clear" w:color="auto" w:fill="FFFFFF"/>
+          <w:lang w:eastAsia="fi-FI"/>
+        </w:rPr>
+        <w:t xml:space="preserve"> kehittämä käyttöliittymäke</w:t>
+      </w:r>
+      <w:r>
+        <w:rPr>
+          <w:rFonts w:eastAsia="Times New Roman" w:cstheme="minorHAnsi"/>
+          <w:color w:val="2E2E2F"/>
+          <w:sz w:val="24"/>
+          <w:szCs w:val="24"/>
+          <w:shd w:val="clear" w:color="auto" w:fill="FFFFFF"/>
+          <w:lang w:eastAsia="fi-FI"/>
+        </w:rPr>
+        <w:t xml:space="preserve">hys </w:t>
+      </w:r>
+      <w:proofErr w:type="spellStart"/>
+      <w:r>
+        <w:rPr>
+          <w:rFonts w:eastAsia="Times New Roman" w:cstheme="minorHAnsi"/>
+          <w:color w:val="2E2E2F"/>
+          <w:sz w:val="24"/>
+          <w:szCs w:val="24"/>
+          <w:shd w:val="clear" w:color="auto" w:fill="FFFFFF"/>
+          <w:lang w:eastAsia="fi-FI"/>
+        </w:rPr>
+        <w:t>Windows-</w:t>
+      </w:r>
+      <w:proofErr w:type="spellEnd"/>
+      <w:r>
+        <w:rPr>
+          <w:rFonts w:eastAsia="Times New Roman" w:cstheme="minorHAnsi"/>
+          <w:color w:val="2E2E2F"/>
+          <w:sz w:val="24"/>
+          <w:szCs w:val="24"/>
+          <w:shd w:val="clear" w:color="auto" w:fill="FFFFFF"/>
+          <w:lang w:eastAsia="fi-FI"/>
+        </w:rPr>
+        <w:t xml:space="preserve"> käyttöjärjestelmälle. Se on osa .NET Frameworkia </w:t>
+      </w:r>
+      <w:r>
+        <w:rPr>
+          <w:rFonts w:eastAsia="Times New Roman" w:cstheme="minorHAnsi"/>
+          <w:color w:val="2E2E2F"/>
+          <w:sz w:val="24"/>
+          <w:szCs w:val="24"/>
+          <w:shd w:val="clear" w:color="auto" w:fill="FFFFFF"/>
+          <w:lang w:eastAsia="fi-FI"/>
+        </w:rPr>
+        <w:t>ja sillä voi luoda graafisesti rikkaita, interaktiivisia ja monimutkaisia Windows</w:t>
+      </w:r>
+      <w:r>
+        <w:rPr>
+          <w:rFonts w:eastAsia="Times New Roman" w:cstheme="minorHAnsi"/>
+          <w:color w:val="2E2E2F"/>
+          <w:sz w:val="24"/>
+          <w:szCs w:val="24"/>
+          <w:shd w:val="clear" w:color="auto" w:fill="FFFFFF"/>
+          <w:lang w:eastAsia="fi-FI"/>
+        </w:rPr>
+        <w:t>-sovelluksia</w:t>
       </w:r>
     </w:p>
     <w:p>
       <w:pPr>
         <w:numPr>
           <w:ilvl w:val="0"/>
-          <w:numId w:val="4"/>
+          <w:numId w:val="3"/>
         </w:numPr>
         <w:spacing w:after="0" w:line="240" w:lineRule="auto"/>
         <w:textAlignment w:val="center"/>
         <w:rPr>
           <w:rFonts w:eastAsia="Times New Roman" w:cstheme="minorHAnsi"/>
           <w:color w:val="2E2E2F"/>
-          <w:lang w:eastAsia="fi-FI"/>
-        </w:rPr>
-      </w:pPr>
-      <w:r>
-        <w:rPr>
-          <w:rFonts w:eastAsia="Times New Roman" w:cstheme="minorHAnsi"/>
-          <w:color w:val="2E2E2F"/>
-          <w:sz w:val="24"/>
-          <w:szCs w:val="24"/>
-          <w:shd w:val="clear" w:color="auto" w:fill="FFFFFF"/>
-          <w:lang w:eastAsia="fi-FI"/>
-        </w:rPr>
-        <w:t>Mahdolliset muihin aineistoihin viittaukset</w:t>
-      </w:r>
-    </w:p>
-    <w:p>
-      <w:pPr>
-        <w:spacing w:after="0" w:line="240" w:lineRule="auto"/>
-        <w:rPr>
-          <w:rFonts w:eastAsia="Times New Roman" w:cstheme="minorHAnsi"/>
-          <w:color w:val="2E2E2F"/>
-          <w:sz w:val="24"/>
-          <w:szCs w:val="24"/>
-          <w:lang w:eastAsia="fi-FI"/>
-        </w:rPr>
-      </w:pPr>
-      <w:r>
-        <w:rPr>
-          <w:rFonts w:eastAsia="Times New Roman" w:cstheme="minorHAnsi"/>
-          <w:color w:val="2E2E2F"/>
-          <w:sz w:val="24"/>
-          <w:szCs w:val="24"/>
-          <w:lang w:eastAsia="fi-FI"/>
+          <w:lang w:val="en-US" w:eastAsia="fi-FI"/>
+        </w:rPr>
+      </w:pPr>
+      <w:r>
+        <w:rPr>
+          <w:rFonts w:eastAsia="Times New Roman" w:cstheme="minorHAnsi"/>
+          <w:color w:val="2E2E2F"/>
+          <w:sz w:val="24"/>
+          <w:szCs w:val="24"/>
+          <w:shd w:val="clear" w:color="auto" w:fill="FFFFFF"/>
+          <w:lang w:val="en-US" w:eastAsia="fi-FI"/>
+        </w:rPr>
+        <w:t>XAML (</w:t>
+      </w:r>
+      <w:proofErr w:type="spellStart"/>
+      <w:r>
+        <w:rPr>
+          <w:rFonts w:eastAsia="Times New Roman" w:cstheme="minorHAnsi"/>
+          <w:color w:val="2E2E2F"/>
+          <w:sz w:val="24"/>
+          <w:szCs w:val="24"/>
+          <w:shd w:val="clear" w:color="auto" w:fill="FFFFFF"/>
+          <w:lang w:val="en-US" w:eastAsia="fi-FI"/>
+        </w:rPr>
+        <w:t>eXtensible</w:t>
+      </w:r>
+      <w:proofErr w:type="spellEnd"/>
+      <w:r>
+        <w:rPr>
+          <w:rFonts w:eastAsia="Times New Roman" w:cstheme="minorHAnsi"/>
+          <w:color w:val="2E2E2F"/>
+          <w:sz w:val="24"/>
+          <w:szCs w:val="24"/>
+          <w:shd w:val="clear" w:color="auto" w:fill="FFFFFF"/>
+          <w:lang w:val="en-US" w:eastAsia="fi-FI"/>
+        </w:rPr>
+        <w:t xml:space="preserve"> Application M</w:t>
+      </w:r>
+      <w:r>
+        <w:rPr>
+          <w:rFonts w:eastAsia="Times New Roman" w:cstheme="minorHAnsi"/>
+          <w:color w:val="2E2E2F"/>
+          <w:sz w:val="24"/>
+          <w:szCs w:val="24"/>
+          <w:shd w:val="clear" w:color="auto" w:fill="FFFFFF"/>
+          <w:lang w:val="en-US" w:eastAsia="fi-FI"/>
+        </w:rPr>
+        <w:t>a</w:t>
+      </w:r>
+      <w:r>
+        <w:rPr>
+          <w:rFonts w:eastAsia="Times New Roman" w:cstheme="minorHAnsi"/>
+          <w:color w:val="2E2E2F"/>
+          <w:sz w:val="24"/>
+          <w:szCs w:val="24"/>
+          <w:shd w:val="clear" w:color="auto" w:fill="FFFFFF"/>
+          <w:lang w:val="en-US" w:eastAsia="fi-FI"/>
+        </w:rPr>
+        <w:t>rkup L</w:t>
+      </w:r>
+      <w:r>
+        <w:rPr>
+          <w:rFonts w:eastAsia="Times New Roman" w:cstheme="minorHAnsi"/>
+          <w:color w:val="2E2E2F"/>
+          <w:sz w:val="24"/>
+          <w:szCs w:val="24"/>
+          <w:shd w:val="clear" w:color="auto" w:fill="FFFFFF"/>
+          <w:lang w:val="en-US" w:eastAsia="fi-FI"/>
+        </w:rPr>
+        <w:t>anguage)</w:t>
+      </w:r>
+    </w:p>
+    <w:p>
+      <w:pPr>
+        <w:spacing w:after="0" w:line="240" w:lineRule="auto"/>
+        <w:ind w:left="540"/>
+        <w:rPr>
+          <w:rFonts w:eastAsia="Times New Roman" w:cstheme="minorHAnsi"/>
+          <w:color w:val="2E2E2F"/>
+          <w:sz w:val="24"/>
+          <w:szCs w:val="24"/>
+          <w:lang w:val="en-US" w:eastAsia="fi-FI"/>
+        </w:rPr>
+      </w:pPr>
+      <w:r>
+        <w:rPr>
+          <w:rFonts w:eastAsia="Times New Roman" w:cstheme="minorHAnsi"/>
+          <w:color w:val="2E2E2F"/>
+          <w:sz w:val="24"/>
+          <w:szCs w:val="24"/>
+          <w:lang w:val="en-US" w:eastAsia="fi-FI"/>
         </w:rPr>
         <w:t> </w:t>
       </w:r>
-    </w:p>
-    <w:p>
-      <w:pPr>
-        <w:spacing w:after="0" w:line="240" w:lineRule="auto"/>
-        <w:rPr>
-          <w:rFonts w:eastAsia="Times New Roman" w:cstheme="minorHAnsi"/>
-          <w:color w:val="2E2E2F"/>
-          <w:sz w:val="24"/>
-          <w:szCs w:val="24"/>
-          <w:lang w:eastAsia="fi-FI"/>
-        </w:rPr>
-      </w:pPr>
-      <w:r>
-        <w:rPr>
-          <w:rFonts w:eastAsia="Times New Roman" w:cstheme="minorHAnsi"/>
-          <w:color w:val="2E2E2F"/>
-          <w:sz w:val="24"/>
-          <w:szCs w:val="24"/>
-          <w:shd w:val="clear" w:color="auto" w:fill="FFFFFF"/>
-          <w:lang w:eastAsia="fi-FI"/>
-        </w:rPr>
-        <w:t>1.5 Yleiskatsaus dokumenttiin</w:t>
+      <w:r>
+        <w:rPr>
+          <w:rFonts w:eastAsia="Times New Roman" w:cstheme="minorHAnsi"/>
+          <w:color w:val="2E2E2F"/>
+          <w:sz w:val="24"/>
+          <w:szCs w:val="24"/>
+          <w:lang w:eastAsia="fi-FI"/>
+        </w:rPr>
+        <w:t> </w:t>
+      </w:r>
+    </w:p>
+    <w:p>
+      <w:pPr>
+        <w:spacing w:after="0" w:line="240" w:lineRule="auto"/>
+        <w:rPr>
+          <w:rFonts w:eastAsia="Times New Roman" w:cstheme="minorHAnsi"/>
+          <w:color w:val="2E2E2F"/>
+          <w:sz w:val="24"/>
+          <w:szCs w:val="24"/>
+          <w:lang w:eastAsia="fi-FI"/>
+        </w:rPr>
+      </w:pPr>
+      <w:r>
+        <w:rPr>
+          <w:rFonts w:eastAsia="Times New Roman" w:cstheme="minorHAnsi"/>
+          <w:color w:val="2E2E2F"/>
+          <w:sz w:val="24"/>
+          <w:szCs w:val="24"/>
+          <w:shd w:val="clear" w:color="auto" w:fill="FFFFFF"/>
+          <w:lang w:eastAsia="fi-FI"/>
+        </w:rPr>
+        <w:t>1.</w:t>
+      </w:r>
+      <w:r>
+        <w:rPr>
+          <w:rFonts w:eastAsia="Times New Roman" w:cstheme="minorHAnsi"/>
+          <w:color w:val="2E2E2F"/>
+          <w:sz w:val="24"/>
+          <w:szCs w:val="24"/>
+          <w:shd w:val="clear" w:color="auto" w:fill="FFFFFF"/>
+          <w:lang w:eastAsia="fi-FI"/>
+        </w:rPr>
+        <w:t>4</w:t>
+      </w:r>
+      <w:r>
+        <w:rPr>
+          <w:rFonts w:eastAsia="Times New Roman" w:cstheme="minorHAnsi"/>
+          <w:color w:val="2E2E2F"/>
+          <w:sz w:val="24"/>
+          <w:szCs w:val="24"/>
+          <w:shd w:val="clear" w:color="auto" w:fill="FFFFFF"/>
+          <w:lang w:eastAsia="fi-FI"/>
+        </w:rPr>
+        <w:t xml:space="preserve"> Yleiskatsaus dokumenttiin</w:t>
       </w:r>
     </w:p>
     <w:p>
@@ -974,7 +1095,7 @@
           <w:shd w:val="clear" w:color="auto" w:fill="FFFFFF"/>
           <w:lang w:eastAsia="fi-FI"/>
         </w:rPr>
-        <w:t xml:space="preserve">Kenelle suunnattu? </w:t>
+        <w:t>henkilökohtaiseen käyttöön</w:t>
       </w:r>
     </w:p>
     <w:p>
@@ -1000,7 +1121,7 @@
           <w:shd w:val="clear" w:color="auto" w:fill="FFFFFF"/>
           <w:lang w:eastAsia="fi-FI"/>
         </w:rPr>
-        <w:t xml:space="preserve">Tarvitseeko käyttäjät eri rooleja? </w:t>
+        <w:t>Mahdollisesti kirjautumismahdollisuus</w:t>
       </w:r>
     </w:p>
     <w:p>
@@ -1071,31 +1192,31 @@
           <w:shd w:val="clear" w:color="auto" w:fill="FFFFFF"/>
           <w:lang w:eastAsia="fi-FI"/>
         </w:rPr>
-        <w:t xml:space="preserve">Luodaan yleiskuva </w:t>
-      </w:r>
-      <w:proofErr w:type="gramStart"/>
-      <w:r>
-        <w:rPr>
-          <w:rFonts w:eastAsia="Times New Roman" w:cstheme="minorHAnsi"/>
-          <w:color w:val="2E2E2F"/>
-          <w:sz w:val="24"/>
-          <w:szCs w:val="24"/>
-          <w:shd w:val="clear" w:color="auto" w:fill="FFFFFF"/>
-          <w:lang w:eastAsia="fi-FI"/>
-        </w:rPr>
-        <w:t>rajoitteista</w:t>
-      </w:r>
-      <w:proofErr w:type="gramEnd"/>
-      <w:r>
-        <w:rPr>
-          <w:rFonts w:eastAsia="Times New Roman" w:cstheme="minorHAnsi"/>
-          <w:color w:val="2E2E2F"/>
-          <w:sz w:val="24"/>
-          <w:szCs w:val="24"/>
-          <w:shd w:val="clear" w:color="auto" w:fill="FFFFFF"/>
-          <w:lang w:eastAsia="fi-FI"/>
-        </w:rPr>
-        <w:t xml:space="preserve"> jotka vaikuttavat sovelluksen toimintaan. Esim. tuetut käyttöjärjestelmät</w:t>
+        <w:t xml:space="preserve">koska kyse on </w:t>
+      </w:r>
+      <w:proofErr w:type="spellStart"/>
+      <w:r>
+        <w:rPr>
+          <w:rFonts w:eastAsia="Times New Roman" w:cstheme="minorHAnsi"/>
+          <w:color w:val="2E2E2F"/>
+          <w:sz w:val="24"/>
+          <w:szCs w:val="24"/>
+          <w:shd w:val="clear" w:color="auto" w:fill="FFFFFF"/>
+          <w:lang w:eastAsia="fi-FI"/>
+        </w:rPr>
+        <w:t>wpf</w:t>
+      </w:r>
+      <w:proofErr w:type="spellEnd"/>
+      <w:r>
+        <w:rPr>
+          <w:rFonts w:eastAsia="Times New Roman" w:cstheme="minorHAnsi"/>
+          <w:color w:val="2E2E2F"/>
+          <w:sz w:val="24"/>
+          <w:szCs w:val="24"/>
+          <w:shd w:val="clear" w:color="auto" w:fill="FFFFFF"/>
+          <w:lang w:eastAsia="fi-FI"/>
+        </w:rPr>
+        <w:t xml:space="preserve"> sovelluksesta niin ohjelma on ensisijaisesti suunniteltu toimimaan Windows-käyttöjärjestelmällä.</w:t>
       </w:r>
     </w:p>
     <w:p>
@@ -1166,32 +1287,7 @@
           <w:shd w:val="clear" w:color="auto" w:fill="FFFFFF"/>
           <w:lang w:eastAsia="fi-FI"/>
         </w:rPr>
-        <w:lastRenderedPageBreak/>
-        <w:t xml:space="preserve">Mitä vaatii toimiakseen </w:t>
-      </w:r>
-      <w:proofErr w:type="gramStart"/>
-      <w:r>
-        <w:rPr>
-          <w:rFonts w:eastAsia="Times New Roman" w:cstheme="minorHAnsi"/>
-          <w:color w:val="2E2E2F"/>
-          <w:sz w:val="24"/>
-          <w:szCs w:val="24"/>
-          <w:shd w:val="clear" w:color="auto" w:fill="FFFFFF"/>
-          <w:lang w:eastAsia="fi-FI"/>
-        </w:rPr>
-        <w:t>esim.</w:t>
-      </w:r>
-      <w:proofErr w:type="gramEnd"/>
-      <w:r>
-        <w:rPr>
-          <w:rFonts w:eastAsia="Times New Roman" w:cstheme="minorHAnsi"/>
-          <w:color w:val="2E2E2F"/>
-          <w:sz w:val="24"/>
-          <w:szCs w:val="24"/>
-          <w:shd w:val="clear" w:color="auto" w:fill="FFFFFF"/>
-          <w:lang w:eastAsia="fi-FI"/>
-        </w:rPr>
-        <w:t xml:space="preserve"> jos älypuhelin tarvitseeko verkon toimiakseen</w:t>
+        <w:t>Työpöytäsovellus tietokoneelle</w:t>
       </w:r>
     </w:p>
     <w:p>
@@ -1260,6 +1356,7 @@
           <w:szCs w:val="24"/>
           <w:lang w:eastAsia="fi-FI"/>
         </w:rPr>
+        <w:lastRenderedPageBreak/>
         <w:t> </w:t>
       </w:r>
     </w:p>
@@ -1309,7 +1406,18 @@
           <w:shd w:val="clear" w:color="auto" w:fill="FFFFFF"/>
           <w:lang w:eastAsia="fi-FI"/>
         </w:rPr>
-        <w:t>Mitä tietoja ohjelmisto käsittelee esim. käyttäjät ja salasanat</w:t>
+        <w:t xml:space="preserve">Tallentaa </w:t>
+      </w:r>
+      <w:r>
+        <w:rPr>
+          <w:rFonts w:eastAsia="Times New Roman" w:cstheme="minorHAnsi"/>
+          <w:color w:val="2E2E2F"/>
+          <w:sz w:val="24"/>
+          <w:szCs w:val="24"/>
+          <w:shd w:val="clear" w:color="auto" w:fill="FFFFFF"/>
+          <w:lang w:eastAsia="fi-FI"/>
+        </w:rPr>
+        <w:t>ja antaa muokata jo tallennettuja työvuoro tietoja</w:t>
       </w:r>
     </w:p>
     <w:p>
@@ -1425,7 +1533,7 @@
           <w:shd w:val="clear" w:color="auto" w:fill="FFFFFF"/>
           <w:lang w:eastAsia="fi-FI"/>
         </w:rPr>
-        <w:t>Moniko ohjelmaa käyttää</w:t>
+        <w:t>Henkilökohtainen</w:t>
       </w:r>
     </w:p>
     <w:p>
@@ -1522,7 +1630,18 @@
           <w:shd w:val="clear" w:color="auto" w:fill="FFFFFF"/>
           <w:lang w:eastAsia="fi-FI"/>
         </w:rPr>
-        <w:t>Määritellään tietokannan suorituskyky ja tallennusvaatimukset</w:t>
+        <w:t>JSON</w:t>
+      </w:r>
+      <w:r>
+        <w:rPr>
+          <w:rFonts w:eastAsia="Times New Roman" w:cstheme="minorHAnsi"/>
+          <w:color w:val="2E2E2F"/>
+          <w:sz w:val="24"/>
+          <w:szCs w:val="24"/>
+          <w:shd w:val="clear" w:color="auto" w:fill="FFFFFF"/>
+          <w:lang w:eastAsia="fi-FI"/>
+        </w:rPr>
+        <w:t xml:space="preserve"> tallennus muotona</w:t>
       </w:r>
     </w:p>
     <w:p>
@@ -1743,17 +1862,32 @@
     <w:p>
       <w:pPr>
         <w:spacing w:after="0" w:line="240" w:lineRule="auto"/>
-        <w:rPr>
-          <w:rFonts w:eastAsia="Times New Roman" w:cstheme="minorHAnsi"/>
-          <w:color w:val="2E2E2F"/>
-          <w:sz w:val="24"/>
-          <w:szCs w:val="24"/>
-          <w:lang w:eastAsia="fi-FI"/>
-        </w:rPr>
-      </w:pPr>
-      <w:r>
-        <w:rPr>
-          <w:rFonts w:eastAsia="Times New Roman" w:cstheme="minorHAnsi"/>
+        <w:textAlignment w:val="center"/>
+        <w:rPr>
+          <w:rFonts w:eastAsia="Times New Roman" w:cstheme="minorHAnsi"/>
+          <w:color w:val="2E2E2F"/>
+          <w:lang w:eastAsia="fi-FI"/>
+        </w:rPr>
+      </w:pPr>
+    </w:p>
+    <w:p>
+      <w:pPr>
+        <w:spacing w:after="0" w:line="240" w:lineRule="auto"/>
+        <w:rPr>
+          <w:rFonts w:eastAsia="Times New Roman" w:cstheme="minorHAnsi"/>
+          <w:b/>
+          <w:bCs/>
+          <w:color w:val="2E2E2F"/>
+          <w:sz w:val="24"/>
+          <w:szCs w:val="24"/>
+          <w:lang w:eastAsia="fi-FI"/>
+        </w:rPr>
+      </w:pPr>
+      <w:r>
+        <w:rPr>
+          <w:rFonts w:eastAsia="Times New Roman" w:cstheme="minorHAnsi"/>
+          <w:b/>
+          <w:bCs/>
           <w:color w:val="2E2E2F"/>
           <w:sz w:val="24"/>
           <w:szCs w:val="24"/>
@@ -2436,52 +2570,52 @@
           <w:shd w:val="clear" w:color="auto" w:fill="FFFFFF"/>
           <w:lang w:eastAsia="fi-FI"/>
         </w:rPr>
+        <w:t>7. Suunnittelurajoitteet</w:t>
+      </w:r>
+    </w:p>
+    <w:p>
+      <w:pPr>
+        <w:spacing w:after="0" w:line="240" w:lineRule="auto"/>
+        <w:rPr>
+          <w:rFonts w:eastAsia="Times New Roman" w:cstheme="minorHAnsi"/>
+          <w:color w:val="2E2E2F"/>
+          <w:sz w:val="24"/>
+          <w:szCs w:val="24"/>
+          <w:lang w:eastAsia="fi-FI"/>
+        </w:rPr>
+      </w:pPr>
+      <w:r>
+        <w:rPr>
+          <w:rFonts w:eastAsia="Times New Roman" w:cstheme="minorHAnsi"/>
+          <w:color w:val="2E2E2F"/>
+          <w:sz w:val="24"/>
+          <w:szCs w:val="24"/>
+          <w:lang w:eastAsia="fi-FI"/>
+        </w:rPr>
+        <w:t> </w:t>
+      </w:r>
+    </w:p>
+    <w:p>
+      <w:pPr>
+        <w:spacing w:after="0" w:line="240" w:lineRule="auto"/>
+        <w:rPr>
+          <w:rFonts w:eastAsia="Times New Roman" w:cstheme="minorHAnsi"/>
+          <w:color w:val="2E2E2F"/>
+          <w:sz w:val="24"/>
+          <w:szCs w:val="24"/>
+          <w:lang w:eastAsia="fi-FI"/>
+        </w:rPr>
+      </w:pPr>
+      <w:r>
+        <w:rPr>
+          <w:rFonts w:eastAsia="Times New Roman" w:cstheme="minorHAnsi"/>
+          <w:color w:val="2E2E2F"/>
+          <w:sz w:val="24"/>
+          <w:szCs w:val="24"/>
+          <w:shd w:val="clear" w:color="auto" w:fill="FFFFFF"/>
+          <w:lang w:eastAsia="fi-FI"/>
+        </w:rPr>
         <w:lastRenderedPageBreak/>
-        <w:t>7. Suunnittelurajoitteet</w:t>
-      </w:r>
-    </w:p>
-    <w:p>
-      <w:pPr>
-        <w:spacing w:after="0" w:line="240" w:lineRule="auto"/>
-        <w:rPr>
-          <w:rFonts w:eastAsia="Times New Roman" w:cstheme="minorHAnsi"/>
-          <w:color w:val="2E2E2F"/>
-          <w:sz w:val="24"/>
-          <w:szCs w:val="24"/>
-          <w:lang w:eastAsia="fi-FI"/>
-        </w:rPr>
-      </w:pPr>
-      <w:r>
-        <w:rPr>
-          <w:rFonts w:eastAsia="Times New Roman" w:cstheme="minorHAnsi"/>
-          <w:color w:val="2E2E2F"/>
-          <w:sz w:val="24"/>
-          <w:szCs w:val="24"/>
-          <w:lang w:eastAsia="fi-FI"/>
-        </w:rPr>
-        <w:t> </w:t>
-      </w:r>
-    </w:p>
-    <w:p>
-      <w:pPr>
-        <w:spacing w:after="0" w:line="240" w:lineRule="auto"/>
-        <w:rPr>
-          <w:rFonts w:eastAsia="Times New Roman" w:cstheme="minorHAnsi"/>
-          <w:color w:val="2E2E2F"/>
-          <w:sz w:val="24"/>
-          <w:szCs w:val="24"/>
-          <w:lang w:eastAsia="fi-FI"/>
-        </w:rPr>
-      </w:pPr>
-      <w:r>
-        <w:rPr>
-          <w:rFonts w:eastAsia="Times New Roman" w:cstheme="minorHAnsi"/>
-          <w:color w:val="2E2E2F"/>
-          <w:sz w:val="24"/>
-          <w:szCs w:val="24"/>
-          <w:shd w:val="clear" w:color="auto" w:fill="FFFFFF"/>
-          <w:lang w:eastAsia="fi-FI"/>
-        </w:rPr>
         <w:t>7.1 Standardit</w:t>
       </w:r>
     </w:p>
@@ -2557,31 +2691,7 @@
           <w:shd w:val="clear" w:color="auto" w:fill="FFFFFF"/>
           <w:lang w:eastAsia="fi-FI"/>
         </w:rPr>
-        <w:t xml:space="preserve">Määritetään </w:t>
-      </w:r>
-      <w:proofErr w:type="gramStart"/>
-      <w:r>
-        <w:rPr>
-          <w:rFonts w:eastAsia="Times New Roman" w:cstheme="minorHAnsi"/>
-          <w:color w:val="2E2E2F"/>
-          <w:sz w:val="24"/>
-          <w:szCs w:val="24"/>
-          <w:shd w:val="clear" w:color="auto" w:fill="FFFFFF"/>
-          <w:lang w:eastAsia="fi-FI"/>
-        </w:rPr>
-        <w:t>laitteistorajoitteet</w:t>
-      </w:r>
-      <w:proofErr w:type="gramEnd"/>
-      <w:r>
-        <w:rPr>
-          <w:rFonts w:eastAsia="Times New Roman" w:cstheme="minorHAnsi"/>
-          <w:color w:val="2E2E2F"/>
-          <w:sz w:val="24"/>
-          <w:szCs w:val="24"/>
-          <w:shd w:val="clear" w:color="auto" w:fill="FFFFFF"/>
-          <w:lang w:eastAsia="fi-FI"/>
-        </w:rPr>
-        <w:t xml:space="preserve"> jos niitä on</w:t>
+        <w:t>Vaatii Windows-käyttöliittymän</w:t>
       </w:r>
     </w:p>
     <w:p>
@@ -2630,31 +2740,7 @@
           <w:shd w:val="clear" w:color="auto" w:fill="FFFFFF"/>
           <w:lang w:eastAsia="fi-FI"/>
         </w:rPr>
-        <w:t xml:space="preserve">Määritetään </w:t>
-      </w:r>
-      <w:proofErr w:type="gramStart"/>
-      <w:r>
-        <w:rPr>
-          <w:rFonts w:eastAsia="Times New Roman" w:cstheme="minorHAnsi"/>
-          <w:color w:val="2E2E2F"/>
-          <w:sz w:val="24"/>
-          <w:szCs w:val="24"/>
-          <w:shd w:val="clear" w:color="auto" w:fill="FFFFFF"/>
-          <w:lang w:eastAsia="fi-FI"/>
-        </w:rPr>
-        <w:t>ohjelmistorajoitteet</w:t>
-      </w:r>
-      <w:proofErr w:type="gramEnd"/>
-      <w:r>
-        <w:rPr>
-          <w:rFonts w:eastAsia="Times New Roman" w:cstheme="minorHAnsi"/>
-          <w:color w:val="2E2E2F"/>
-          <w:sz w:val="24"/>
-          <w:szCs w:val="24"/>
-          <w:shd w:val="clear" w:color="auto" w:fill="FFFFFF"/>
-          <w:lang w:eastAsia="fi-FI"/>
-        </w:rPr>
-        <w:t xml:space="preserve"> jos niitä on</w:t>
+        <w:t>Vaatii Windows-käyttöliittymän</w:t>
       </w:r>
     </w:p>
     <w:p>
@@ -2703,31 +2789,7 @@
           <w:shd w:val="clear" w:color="auto" w:fill="FFFFFF"/>
           <w:lang w:eastAsia="fi-FI"/>
         </w:rPr>
-        <w:t xml:space="preserve">Määritetään muut </w:t>
-      </w:r>
-      <w:proofErr w:type="gramStart"/>
-      <w:r>
-        <w:rPr>
-          <w:rFonts w:eastAsia="Times New Roman" w:cstheme="minorHAnsi"/>
-          <w:color w:val="2E2E2F"/>
-          <w:sz w:val="24"/>
-          <w:szCs w:val="24"/>
-          <w:shd w:val="clear" w:color="auto" w:fill="FFFFFF"/>
-          <w:lang w:eastAsia="fi-FI"/>
-        </w:rPr>
-        <w:t>mahdolliset rajoitteet</w:t>
-      </w:r>
-      <w:proofErr w:type="gramEnd"/>
-      <w:r>
-        <w:rPr>
-          <w:rFonts w:eastAsia="Times New Roman" w:cstheme="minorHAnsi"/>
-          <w:color w:val="2E2E2F"/>
-          <w:sz w:val="24"/>
-          <w:szCs w:val="24"/>
-          <w:shd w:val="clear" w:color="auto" w:fill="FFFFFF"/>
-          <w:lang w:eastAsia="fi-FI"/>
-        </w:rPr>
-        <w:t xml:space="preserve"> jos sellaisia on</w:t>
+        <w:t>JSON tallennusmuotona</w:t>
       </w:r>
     </w:p>
     <w:p>

--- a/vaatimusmäärittely/ohjelmistokehitys_vaatimukset.docx
+++ b/vaatimusmäärittely/ohjelmistokehitys_vaatimukset.docx
@@ -2,104 +2,6 @@
 <file path=word/document.xml><?xml version="1.0" encoding="utf-8"?>
 <w:document xmlns:wpc="http://schemas.microsoft.com/office/word/2010/wordprocessingCanvas" xmlns:cx="http://schemas.microsoft.com/office/drawing/2014/chartex" xmlns:cx1="http://schemas.microsoft.com/office/drawing/2015/9/8/chartex" xmlns:cx2="http://schemas.microsoft.com/office/drawing/2015/10/21/chartex" xmlns:cx3="http://schemas.microsoft.com/office/drawing/2016/5/9/chartex" xmlns:cx4="http://schemas.microsoft.com/office/drawing/2016/5/10/chartex" xmlns:cx5="http://schemas.microsoft.com/office/drawing/2016/5/11/chartex" xmlns:cx6="http://schemas.microsoft.com/office/drawing/2016/5/12/chartex" xmlns:cx7="http://schemas.microsoft.com/office/drawing/2016/5/13/chartex" xmlns:cx8="http://schemas.microsoft.com/office/drawing/2016/5/14/chartex" xmlns:mc="http://schemas.openxmlformats.org/markup-compatibility/2006" xmlns:aink="http://schemas.microsoft.com/office/drawing/2016/ink" xmlns:am3d="http://schemas.microsoft.com/office/drawing/2017/model3d" xmlns:o="urn:schemas-microsoft-com:office:office" xmlns:oel="http://schemas.microsoft.com/office/2019/extlst" xmlns:r="http://schemas.openxmlformats.org/officeDocument/2006/relationships" xmlns:m="http://schemas.openxmlformats.org/officeDocument/2006/math" xmlns:v="urn:schemas-microsoft-com:vml" xmlns:wp14="http://schemas.microsoft.com/office/word/2010/wordprocessingDrawing" xmlns:wp="http://schemas.openxmlformats.org/drawingml/2006/wordprocessingDrawing" xmlns:w10="urn:schemas-microsoft-com:office:word" xmlns:w="http://schemas.openxmlformats.org/wordprocessingml/2006/main" xmlns:w14="http://schemas.microsoft.com/office/word/2010/wordml" xmlns:w15="http://schemas.microsoft.com/office/word/2012/wordml" xmlns:w16cex="http://schemas.microsoft.com/office/word/2018/wordml/cex" xmlns:w16cid="http://schemas.microsoft.com/office/word/2016/wordml/cid" xmlns:w16="http://schemas.microsoft.com/office/word/2018/wordml" xmlns:w16sdtdh="http://schemas.microsoft.com/office/word/2020/wordml/sdtdatahash" xmlns:w16se="http://schemas.microsoft.com/office/word/2015/wordml/symex" xmlns:wpg="http://schemas.microsoft.com/office/word/2010/wordprocessingGroup" xmlns:wpi="http://schemas.microsoft.com/office/word/2010/wordprocessingInk" xmlns:wne="http://schemas.microsoft.com/office/word/2006/wordml" xmlns:wps="http://schemas.microsoft.com/office/word/2010/wordprocessingShape" mc:Ignorable="w14 w15 w16se w16cid w16 w16cex w16sdtdh wp14">
   <w:body>
-    <w:p>
-      <w:pPr>
-        <w:spacing w:after="0" w:line="240" w:lineRule="auto"/>
-        <w:rPr>
-          <w:rFonts w:ascii="Noto Sans" w:eastAsia="Times New Roman" w:hAnsi="Noto Sans" w:cs="Calibri"/>
-          <w:b/>
-          <w:bCs/>
-          <w:color w:val="2E2E2F"/>
-          <w:sz w:val="24"/>
-          <w:szCs w:val="24"/>
-          <w:shd w:val="clear" w:color="auto" w:fill="FFFFFF"/>
-          <w:lang w:eastAsia="fi-FI"/>
-        </w:rPr>
-      </w:pPr>
-      <w:r>
-        <w:rPr>
-          <w:rFonts w:ascii="Noto Sans" w:eastAsia="Times New Roman" w:hAnsi="Noto Sans" w:cs="Calibri"/>
-          <w:b/>
-          <w:bCs/>
-          <w:color w:val="2E2E2F"/>
-          <w:sz w:val="24"/>
-          <w:szCs w:val="24"/>
-          <w:shd w:val="clear" w:color="auto" w:fill="FFFFFF"/>
-          <w:lang w:eastAsia="fi-FI"/>
-        </w:rPr>
-        <w:t xml:space="preserve">ALAN TÄYTTÄÄ TÄTÄ TÄS LÄHIPÄIVINÄ. TALLENSIN TÄNNE SÄILÖÖN </w:t>
-      </w:r>
-      <w:r>
-        <w:rPr>
-          <mc:AlternateContent>
-            <mc:Choice Requires="w16se">
-              <w:rFonts w:ascii="Noto Sans" w:eastAsia="Times New Roman" w:hAnsi="Noto Sans" w:cs="Calibri"/>
-            </mc:Choice>
-            <mc:Fallback>
-              <w:rFonts w:ascii="Segoe UI Emoji" w:eastAsia="Segoe UI Emoji" w:hAnsi="Segoe UI Emoji" w:cs="Segoe UI Emoji"/>
-            </mc:Fallback>
-          </mc:AlternateContent>
-          <w:b/>
-          <w:bCs/>
-          <w:color w:val="2E2E2F"/>
-          <w:sz w:val="24"/>
-          <w:szCs w:val="24"/>
-          <w:shd w:val="clear" w:color="auto" w:fill="FFFFFF"/>
-          <w:lang w:eastAsia="fi-FI"/>
-        </w:rPr>
-        <mc:AlternateContent>
-          <mc:Choice Requires="w16se">
-            <w16se:symEx w16se:font="Segoe UI Emoji" w16se:char="1F60A"/>
-          </mc:Choice>
-          <mc:Fallback>
-            <w:t>😊</w:t>
-          </mc:Fallback>
-        </mc:AlternateContent>
-      </w:r>
-    </w:p>
-    <w:p>
-      <w:pPr>
-        <w:spacing w:after="0" w:line="240" w:lineRule="auto"/>
-        <w:rPr>
-          <w:rFonts w:ascii="Noto Sans" w:eastAsia="Times New Roman" w:hAnsi="Noto Sans" w:cs="Calibri"/>
-          <w:b/>
-          <w:bCs/>
-          <w:color w:val="2E2E2F"/>
-          <w:sz w:val="24"/>
-          <w:szCs w:val="24"/>
-          <w:shd w:val="clear" w:color="auto" w:fill="FFFFFF"/>
-          <w:lang w:eastAsia="fi-FI"/>
-        </w:rPr>
-      </w:pPr>
-      <w:r>
-        <w:rPr>
-          <w:rFonts w:ascii="Noto Sans" w:eastAsia="Times New Roman" w:hAnsi="Noto Sans" w:cs="Calibri"/>
-          <w:b/>
-          <w:bCs/>
-          <w:color w:val="2E2E2F"/>
-          <w:sz w:val="24"/>
-          <w:szCs w:val="24"/>
-          <w:shd w:val="clear" w:color="auto" w:fill="FFFFFF"/>
-          <w:lang w:eastAsia="fi-FI"/>
-        </w:rPr>
-        <w:t>-Kati</w:t>
-      </w:r>
-    </w:p>
-    <w:p>
-      <w:pPr>
-        <w:spacing w:after="0" w:line="240" w:lineRule="auto"/>
-        <w:rPr>
-          <w:rFonts w:ascii="Noto Sans" w:eastAsia="Times New Roman" w:hAnsi="Noto Sans" w:cs="Calibri"/>
-          <w:b/>
-          <w:bCs/>
-          <w:color w:val="2E2E2F"/>
-          <w:sz w:val="24"/>
-          <w:szCs w:val="24"/>
-          <w:shd w:val="clear" w:color="auto" w:fill="FFFFFF"/>
-          <w:lang w:eastAsia="fi-FI"/>
-        </w:rPr>
-      </w:pPr>
-    </w:p>
     <w:p>
       <w:pPr>
         <w:spacing w:after="0" w:line="240" w:lineRule="auto"/>
@@ -205,6 +107,18 @@
     </w:p>
     <w:p>
       <w:pPr>
+        <w:spacing w:after="0" w:line="240" w:lineRule="auto"/>
+        <w:ind w:left="720"/>
+        <w:textAlignment w:val="center"/>
+        <w:rPr>
+          <w:rFonts w:eastAsia="Times New Roman" w:cstheme="minorHAnsi"/>
+          <w:color w:val="2E2E2F"/>
+          <w:lang w:eastAsia="fi-FI"/>
+        </w:rPr>
+      </w:pPr>
+    </w:p>
+    <w:p>
+      <w:pPr>
         <w:numPr>
           <w:ilvl w:val="0"/>
           <w:numId w:val="1"/>
@@ -226,7 +140,51 @@
           <w:shd w:val="clear" w:color="auto" w:fill="FFFFFF"/>
           <w:lang w:eastAsia="fi-FI"/>
         </w:rPr>
-        <w:t>Mitä varten sovellus on tehty</w:t>
+        <w:t xml:space="preserve">Sovellus on tehty </w:t>
+      </w:r>
+      <w:r>
+        <w:rPr>
+          <w:rFonts w:eastAsia="Times New Roman" w:cstheme="minorHAnsi"/>
+          <w:color w:val="2E2E2F"/>
+          <w:sz w:val="24"/>
+          <w:szCs w:val="24"/>
+          <w:shd w:val="clear" w:color="auto" w:fill="FFFFFF"/>
+          <w:lang w:eastAsia="fi-FI"/>
+        </w:rPr>
+        <w:t>t</w:t>
+      </w:r>
+      <w:r>
+        <w:rPr>
+          <w:rFonts w:eastAsia="Times New Roman" w:cstheme="minorHAnsi"/>
+          <w:color w:val="2E2E2F"/>
+          <w:sz w:val="24"/>
+          <w:szCs w:val="24"/>
+          <w:shd w:val="clear" w:color="auto" w:fill="FFFFFF"/>
+          <w:lang w:eastAsia="fi-FI"/>
+        </w:rPr>
+        <w:t>yöajan seurantaa varten</w:t>
+      </w:r>
+      <w:r>
+        <w:rPr>
+          <w:rFonts w:eastAsia="Times New Roman" w:cstheme="minorHAnsi"/>
+          <w:color w:val="2E2E2F"/>
+          <w:sz w:val="24"/>
+          <w:szCs w:val="24"/>
+          <w:shd w:val="clear" w:color="auto" w:fill="FFFFFF"/>
+          <w:lang w:eastAsia="fi-FI"/>
+        </w:rPr>
+        <w:t xml:space="preserve"> henkilökohtaiseen käyttöön</w:t>
+      </w:r>
+      <w:r>
+        <w:rPr>
+          <w:rFonts w:eastAsia="Times New Roman" w:cstheme="minorHAnsi"/>
+          <w:color w:val="2E2E2F"/>
+          <w:sz w:val="24"/>
+          <w:szCs w:val="24"/>
+          <w:shd w:val="clear" w:color="auto" w:fill="FFFFFF"/>
+          <w:lang w:eastAsia="fi-FI"/>
+        </w:rPr>
+        <w:t>.</w:t>
       </w:r>
     </w:p>
     <w:p>
@@ -252,51 +210,7 @@
           <w:shd w:val="clear" w:color="auto" w:fill="FFFFFF"/>
           <w:lang w:eastAsia="fi-FI"/>
         </w:rPr>
-        <w:t xml:space="preserve">Sovellus on tehty </w:t>
-      </w:r>
-      <w:r>
-        <w:rPr>
-          <w:rFonts w:eastAsia="Times New Roman" w:cstheme="minorHAnsi"/>
-          <w:color w:val="2E2E2F"/>
-          <w:sz w:val="24"/>
-          <w:szCs w:val="24"/>
-          <w:shd w:val="clear" w:color="auto" w:fill="FFFFFF"/>
-          <w:lang w:eastAsia="fi-FI"/>
-        </w:rPr>
-        <w:t>t</w:t>
-      </w:r>
-      <w:r>
-        <w:rPr>
-          <w:rFonts w:eastAsia="Times New Roman" w:cstheme="minorHAnsi"/>
-          <w:color w:val="2E2E2F"/>
-          <w:sz w:val="24"/>
-          <w:szCs w:val="24"/>
-          <w:shd w:val="clear" w:color="auto" w:fill="FFFFFF"/>
-          <w:lang w:eastAsia="fi-FI"/>
-        </w:rPr>
-        <w:t>yöajan seurantaa varten</w:t>
-      </w:r>
-      <w:r>
-        <w:rPr>
-          <w:rFonts w:eastAsia="Times New Roman" w:cstheme="minorHAnsi"/>
-          <w:color w:val="2E2E2F"/>
-          <w:sz w:val="24"/>
-          <w:szCs w:val="24"/>
-          <w:shd w:val="clear" w:color="auto" w:fill="FFFFFF"/>
-          <w:lang w:eastAsia="fi-FI"/>
-        </w:rPr>
-        <w:t xml:space="preserve"> henkilökohtaiseen käyttöön</w:t>
-      </w:r>
-      <w:r>
-        <w:rPr>
-          <w:rFonts w:eastAsia="Times New Roman" w:cstheme="minorHAnsi"/>
-          <w:color w:val="2E2E2F"/>
-          <w:sz w:val="24"/>
-          <w:szCs w:val="24"/>
-          <w:shd w:val="clear" w:color="auto" w:fill="FFFFFF"/>
-          <w:lang w:eastAsia="fi-FI"/>
-        </w:rPr>
-        <w:t>.</w:t>
+        <w:t>Ladattava omalle koneelle</w:t>
       </w:r>
     </w:p>
     <w:p>
@@ -465,26 +379,45 @@
     </w:p>
     <w:p>
       <w:pPr>
-        <w:spacing w:after="0" w:line="240" w:lineRule="auto"/>
-        <w:rPr>
-          <w:rFonts w:eastAsia="Times New Roman" w:cstheme="minorHAnsi"/>
-          <w:color w:val="2E2E2F"/>
-          <w:sz w:val="24"/>
-          <w:szCs w:val="24"/>
-          <w:lang w:eastAsia="fi-FI"/>
-        </w:rPr>
-      </w:pPr>
-      <w:r>
-        <w:rPr>
-          <w:rFonts w:eastAsia="Times New Roman" w:cstheme="minorHAnsi"/>
-          <w:color w:val="2E2E2F"/>
-          <w:sz w:val="24"/>
-          <w:szCs w:val="24"/>
-          <w:shd w:val="clear" w:color="auto" w:fill="FFFFFF"/>
-          <w:lang w:eastAsia="fi-FI"/>
-        </w:rPr>
-        <w:t>1.3 Määritelmät, termit ja lyhenteet</w:t>
-      </w:r>
+        <w:pStyle w:val="Luettelokappale"/>
+        <w:numPr>
+          <w:ilvl w:val="1"/>
+          <w:numId w:val="32"/>
+        </w:numPr>
+        <w:spacing w:after="0" w:line="240" w:lineRule="auto"/>
+        <w:rPr>
+          <w:rFonts w:eastAsia="Times New Roman" w:cstheme="minorHAnsi"/>
+          <w:color w:val="2E2E2F"/>
+          <w:sz w:val="24"/>
+          <w:szCs w:val="24"/>
+          <w:shd w:val="clear" w:color="auto" w:fill="FFFFFF"/>
+          <w:lang w:eastAsia="fi-FI"/>
+        </w:rPr>
+      </w:pPr>
+      <w:r>
+        <w:rPr>
+          <w:rFonts w:eastAsia="Times New Roman" w:cstheme="minorHAnsi"/>
+          <w:color w:val="2E2E2F"/>
+          <w:sz w:val="24"/>
+          <w:szCs w:val="24"/>
+          <w:shd w:val="clear" w:color="auto" w:fill="FFFFFF"/>
+          <w:lang w:eastAsia="fi-FI"/>
+        </w:rPr>
+        <w:t>Määritelmät, termit ja lyhenteet</w:t>
+      </w:r>
+    </w:p>
+    <w:p>
+      <w:pPr>
+        <w:pStyle w:val="Luettelokappale"/>
+        <w:spacing w:after="0" w:line="240" w:lineRule="auto"/>
+        <w:rPr>
+          <w:rFonts w:eastAsia="Times New Roman" w:cstheme="minorHAnsi"/>
+          <w:color w:val="2E2E2F"/>
+          <w:sz w:val="24"/>
+          <w:szCs w:val="24"/>
+          <w:lang w:eastAsia="fi-FI"/>
+        </w:rPr>
+      </w:pPr>
     </w:p>
     <w:p>
       <w:pPr>
@@ -724,7 +657,7 @@
           <w:color w:val="2E2E2F"/>
           <w:sz w:val="24"/>
           <w:szCs w:val="24"/>
-          <w:lang w:eastAsia="fi-FI"/>
+          <w:lang w:val="en-US" w:eastAsia="fi-FI"/>
         </w:rPr>
         <w:t> </w:t>
       </w:r>
@@ -809,7 +742,79 @@
           <w:shd w:val="clear" w:color="auto" w:fill="FFFFFF"/>
           <w:lang w:eastAsia="fi-FI"/>
         </w:rPr>
-        <w:t>Työajan seurannan sovellus, jossa käyttäjällä mahdollisuus kirjautumiseen ja omien työtuntien seuraamiseen sekä niiden tarkasteluun</w:t>
+        <w:t>Työajan seurannan sovellus omien työtuntie</w:t>
+      </w:r>
+      <w:r>
+        <w:rPr>
+          <w:rFonts w:eastAsia="Times New Roman" w:cstheme="minorHAnsi"/>
+          <w:color w:val="2E2E2F"/>
+          <w:sz w:val="24"/>
+          <w:szCs w:val="24"/>
+          <w:shd w:val="clear" w:color="auto" w:fill="FFFFFF"/>
+          <w:lang w:eastAsia="fi-FI"/>
+        </w:rPr>
+        <w:t>n kirjaamiseen ja seurantaan</w:t>
+      </w:r>
+      <w:r>
+        <w:rPr>
+          <w:rFonts w:eastAsia="Times New Roman" w:cstheme="minorHAnsi"/>
+          <w:color w:val="2E2E2F"/>
+          <w:sz w:val="24"/>
+          <w:szCs w:val="24"/>
+          <w:shd w:val="clear" w:color="auto" w:fill="FFFFFF"/>
+          <w:lang w:eastAsia="fi-FI"/>
+        </w:rPr>
+        <w:t>.</w:t>
+      </w:r>
+    </w:p>
+    <w:p>
+      <w:pPr>
+        <w:numPr>
+          <w:ilvl w:val="0"/>
+          <w:numId w:val="5"/>
+        </w:numPr>
+        <w:spacing w:after="0" w:line="240" w:lineRule="auto"/>
+        <w:textAlignment w:val="center"/>
+        <w:rPr>
+          <w:rFonts w:eastAsia="Times New Roman" w:cstheme="minorHAnsi"/>
+          <w:color w:val="2E2E2F"/>
+          <w:lang w:eastAsia="fi-FI"/>
+        </w:rPr>
+      </w:pPr>
+      <w:r>
+        <w:rPr>
+          <w:rFonts w:eastAsia="Times New Roman" w:cstheme="minorHAnsi"/>
+          <w:color w:val="2E2E2F"/>
+          <w:sz w:val="24"/>
+          <w:szCs w:val="24"/>
+          <w:shd w:val="clear" w:color="auto" w:fill="FFFFFF"/>
+          <w:lang w:eastAsia="fi-FI"/>
+        </w:rPr>
+        <w:t>Oma muistio/</w:t>
+      </w:r>
+      <w:proofErr w:type="spellStart"/>
+      <w:r>
+        <w:rPr>
+          <w:rFonts w:eastAsia="Times New Roman" w:cstheme="minorHAnsi"/>
+          <w:color w:val="2E2E2F"/>
+          <w:sz w:val="24"/>
+          <w:szCs w:val="24"/>
+          <w:shd w:val="clear" w:color="auto" w:fill="FFFFFF"/>
+          <w:lang w:eastAsia="fi-FI"/>
+        </w:rPr>
+        <w:t>notes</w:t>
+      </w:r>
+      <w:proofErr w:type="spellEnd"/>
+      <w:r>
+        <w:rPr>
+          <w:rFonts w:eastAsia="Times New Roman" w:cstheme="minorHAnsi"/>
+          <w:color w:val="2E2E2F"/>
+          <w:sz w:val="24"/>
+          <w:szCs w:val="24"/>
+          <w:shd w:val="clear" w:color="auto" w:fill="FFFFFF"/>
+          <w:lang w:eastAsia="fi-FI"/>
+        </w:rPr>
+        <w:t xml:space="preserve"> osio</w:t>
       </w:r>
     </w:p>
     <w:p>
@@ -889,6 +894,7 @@
           <w:color w:val="2E2E2F"/>
           <w:sz w:val="24"/>
           <w:szCs w:val="24"/>
+          <w:shd w:val="clear" w:color="auto" w:fill="FFFFFF"/>
           <w:lang w:eastAsia="fi-FI"/>
         </w:rPr>
       </w:pPr>
@@ -903,6 +909,18 @@
         </w:rPr>
         <w:t>2.1 Ympäristö</w:t>
       </w:r>
+    </w:p>
+    <w:p>
+      <w:pPr>
+        <w:spacing w:after="0" w:line="240" w:lineRule="auto"/>
+        <w:rPr>
+          <w:rFonts w:eastAsia="Times New Roman" w:cstheme="minorHAnsi"/>
+          <w:color w:val="2E2E2F"/>
+          <w:sz w:val="24"/>
+          <w:szCs w:val="24"/>
+          <w:lang w:eastAsia="fi-FI"/>
+        </w:rPr>
+      </w:pPr>
     </w:p>
     <w:p>
       <w:pPr>
@@ -927,7 +945,7 @@
           <w:shd w:val="clear" w:color="auto" w:fill="FFFFFF"/>
           <w:lang w:eastAsia="fi-FI"/>
         </w:rPr>
-        <w:t>Mitä alustoja tai käyttöjärjestelmiä sovellus tukee</w:t>
+        <w:t>Windows alustalle</w:t>
       </w:r>
     </w:p>
     <w:p>
@@ -953,8 +971,20 @@
           <w:shd w:val="clear" w:color="auto" w:fill="FFFFFF"/>
           <w:lang w:eastAsia="fi-FI"/>
         </w:rPr>
-        <w:t>Käytetäänkö ulkona vai sisällä/molemmissa</w:t>
-      </w:r>
+        <w:t>Työpöytäsovellus</w:t>
+      </w:r>
+    </w:p>
+    <w:p>
+      <w:pPr>
+        <w:spacing w:after="0" w:line="240" w:lineRule="auto"/>
+        <w:ind w:left="360"/>
+        <w:textAlignment w:val="center"/>
+        <w:rPr>
+          <w:rFonts w:eastAsia="Times New Roman" w:cstheme="minorHAnsi"/>
+          <w:color w:val="2E2E2F"/>
+          <w:lang w:eastAsia="fi-FI"/>
+        </w:rPr>
+      </w:pPr>
     </w:p>
     <w:p>
       <w:pPr>
@@ -986,6 +1016,7 @@
           <w:color w:val="2E2E2F"/>
           <w:sz w:val="24"/>
           <w:szCs w:val="24"/>
+          <w:shd w:val="clear" w:color="auto" w:fill="FFFFFF"/>
           <w:lang w:eastAsia="fi-FI"/>
         </w:rPr>
       </w:pPr>
@@ -1000,6 +1031,18 @@
         </w:rPr>
         <w:t>2.2 Toiminta</w:t>
       </w:r>
+    </w:p>
+    <w:p>
+      <w:pPr>
+        <w:spacing w:after="0" w:line="240" w:lineRule="auto"/>
+        <w:rPr>
+          <w:rFonts w:eastAsia="Times New Roman" w:cstheme="minorHAnsi"/>
+          <w:color w:val="2E2E2F"/>
+          <w:sz w:val="24"/>
+          <w:szCs w:val="24"/>
+          <w:lang w:eastAsia="fi-FI"/>
+        </w:rPr>
+      </w:pPr>
     </w:p>
     <w:p>
       <w:pPr>
@@ -1024,7 +1067,57 @@
           <w:shd w:val="clear" w:color="auto" w:fill="FFFFFF"/>
           <w:lang w:eastAsia="fi-FI"/>
         </w:rPr>
-        <w:t>Kuvaus tuotteen/sovelluksen toiminnoista</w:t>
+        <w:t>Työtuntien kirjaus ja niiden tallennus tekstitiedostona.</w:t>
+      </w:r>
+    </w:p>
+    <w:p>
+      <w:pPr>
+        <w:numPr>
+          <w:ilvl w:val="0"/>
+          <w:numId w:val="7"/>
+        </w:numPr>
+        <w:spacing w:after="0" w:line="240" w:lineRule="auto"/>
+        <w:textAlignment w:val="center"/>
+        <w:rPr>
+          <w:rFonts w:eastAsia="Times New Roman" w:cstheme="minorHAnsi"/>
+          <w:color w:val="2E2E2F"/>
+          <w:lang w:eastAsia="fi-FI"/>
+        </w:rPr>
+      </w:pPr>
+      <w:r>
+        <w:rPr>
+          <w:rFonts w:eastAsia="Times New Roman" w:cstheme="minorHAnsi"/>
+          <w:color w:val="2E2E2F"/>
+          <w:sz w:val="24"/>
+          <w:szCs w:val="24"/>
+          <w:shd w:val="clear" w:color="auto" w:fill="FFFFFF"/>
+          <w:lang w:eastAsia="fi-FI"/>
+        </w:rPr>
+        <w:t xml:space="preserve">Oma </w:t>
+      </w:r>
+      <w:proofErr w:type="spellStart"/>
+      <w:r>
+        <w:rPr>
+          <w:rFonts w:eastAsia="Times New Roman" w:cstheme="minorHAnsi"/>
+          <w:color w:val="2E2E2F"/>
+          <w:sz w:val="24"/>
+          <w:szCs w:val="24"/>
+          <w:shd w:val="clear" w:color="auto" w:fill="FFFFFF"/>
+          <w:lang w:eastAsia="fi-FI"/>
+        </w:rPr>
+        <w:t>notes</w:t>
+      </w:r>
+      <w:proofErr w:type="spellEnd"/>
+      <w:r>
+        <w:rPr>
+          <w:rFonts w:eastAsia="Times New Roman" w:cstheme="minorHAnsi"/>
+          <w:color w:val="2E2E2F"/>
+          <w:sz w:val="24"/>
+          <w:szCs w:val="24"/>
+          <w:shd w:val="clear" w:color="auto" w:fill="FFFFFF"/>
+          <w:lang w:eastAsia="fi-FI"/>
+        </w:rPr>
+        <w:t xml:space="preserve"> osio</w:t>
       </w:r>
     </w:p>
     <w:p>
@@ -1057,6 +1150,7 @@
           <w:color w:val="2E2E2F"/>
           <w:sz w:val="24"/>
           <w:szCs w:val="24"/>
+          <w:shd w:val="clear" w:color="auto" w:fill="FFFFFF"/>
           <w:lang w:eastAsia="fi-FI"/>
         </w:rPr>
       </w:pPr>
@@ -1071,6 +1165,18 @@
         </w:rPr>
         <w:t>2.3 Käyttäjät</w:t>
       </w:r>
+    </w:p>
+    <w:p>
+      <w:pPr>
+        <w:spacing w:after="0" w:line="240" w:lineRule="auto"/>
+        <w:rPr>
+          <w:rFonts w:eastAsia="Times New Roman" w:cstheme="minorHAnsi"/>
+          <w:color w:val="2E2E2F"/>
+          <w:sz w:val="24"/>
+          <w:szCs w:val="24"/>
+          <w:lang w:eastAsia="fi-FI"/>
+        </w:rPr>
+      </w:pPr>
     </w:p>
     <w:p>
       <w:pPr>
@@ -1095,33 +1201,18 @@
           <w:shd w:val="clear" w:color="auto" w:fill="FFFFFF"/>
           <w:lang w:eastAsia="fi-FI"/>
         </w:rPr>
-        <w:t>henkilökohtaiseen käyttöön</w:t>
-      </w:r>
-    </w:p>
-    <w:p>
-      <w:pPr>
-        <w:numPr>
-          <w:ilvl w:val="0"/>
-          <w:numId w:val="8"/>
-        </w:numPr>
-        <w:spacing w:after="0" w:line="240" w:lineRule="auto"/>
-        <w:textAlignment w:val="center"/>
-        <w:rPr>
-          <w:rFonts w:eastAsia="Times New Roman" w:cstheme="minorHAnsi"/>
-          <w:color w:val="2E2E2F"/>
-          <w:lang w:eastAsia="fi-FI"/>
-        </w:rPr>
-      </w:pPr>
-      <w:r>
-        <w:rPr>
-          <w:rFonts w:eastAsia="Times New Roman" w:cstheme="minorHAnsi"/>
-          <w:color w:val="2E2E2F"/>
-          <w:sz w:val="24"/>
-          <w:szCs w:val="24"/>
-          <w:shd w:val="clear" w:color="auto" w:fill="FFFFFF"/>
-          <w:lang w:eastAsia="fi-FI"/>
-        </w:rPr>
-        <w:t>Mahdollisesti kirjautumismahdollisuus</w:t>
+        <w:t>H</w:t>
+      </w:r>
+      <w:r>
+        <w:rPr>
+          <w:rFonts w:eastAsia="Times New Roman" w:cstheme="minorHAnsi"/>
+          <w:color w:val="2E2E2F"/>
+          <w:sz w:val="24"/>
+          <w:szCs w:val="24"/>
+          <w:shd w:val="clear" w:color="auto" w:fill="FFFFFF"/>
+          <w:lang w:eastAsia="fi-FI"/>
+        </w:rPr>
+        <w:t>enkilökohtaiseen käyttöön</w:t>
       </w:r>
     </w:p>
     <w:p>
@@ -1154,6 +1245,7 @@
           <w:color w:val="2E2E2F"/>
           <w:sz w:val="24"/>
           <w:szCs w:val="24"/>
+          <w:shd w:val="clear" w:color="auto" w:fill="FFFFFF"/>
           <w:lang w:eastAsia="fi-FI"/>
         </w:rPr>
       </w:pPr>
@@ -1168,6 +1260,18 @@
         </w:rPr>
         <w:t>2.4 Yleiset rajoitteet</w:t>
       </w:r>
+    </w:p>
+    <w:p>
+      <w:pPr>
+        <w:spacing w:after="0" w:line="240" w:lineRule="auto"/>
+        <w:rPr>
+          <w:rFonts w:eastAsia="Times New Roman" w:cstheme="minorHAnsi"/>
+          <w:color w:val="2E2E2F"/>
+          <w:sz w:val="24"/>
+          <w:szCs w:val="24"/>
+          <w:lang w:eastAsia="fi-FI"/>
+        </w:rPr>
+      </w:pPr>
     </w:p>
     <w:p>
       <w:pPr>
@@ -1194,29 +1298,93 @@
         </w:rPr>
         <w:t xml:space="preserve">koska kyse on </w:t>
       </w:r>
-      <w:proofErr w:type="spellStart"/>
-      <w:r>
-        <w:rPr>
-          <w:rFonts w:eastAsia="Times New Roman" w:cstheme="minorHAnsi"/>
-          <w:color w:val="2E2E2F"/>
-          <w:sz w:val="24"/>
-          <w:szCs w:val="24"/>
-          <w:shd w:val="clear" w:color="auto" w:fill="FFFFFF"/>
-          <w:lang w:eastAsia="fi-FI"/>
-        </w:rPr>
-        <w:t>wpf</w:t>
-      </w:r>
-      <w:proofErr w:type="spellEnd"/>
-      <w:r>
-        <w:rPr>
-          <w:rFonts w:eastAsia="Times New Roman" w:cstheme="minorHAnsi"/>
-          <w:color w:val="2E2E2F"/>
-          <w:sz w:val="24"/>
-          <w:szCs w:val="24"/>
-          <w:shd w:val="clear" w:color="auto" w:fill="FFFFFF"/>
-          <w:lang w:eastAsia="fi-FI"/>
-        </w:rPr>
-        <w:t xml:space="preserve"> sovelluksesta niin ohjelma on ensisijaisesti suunniteltu toimimaan Windows-käyttöjärjestelmällä.</w:t>
+      <w:r>
+        <w:rPr>
+          <w:rFonts w:eastAsia="Times New Roman" w:cstheme="minorHAnsi"/>
+          <w:color w:val="2E2E2F"/>
+          <w:sz w:val="24"/>
+          <w:szCs w:val="24"/>
+          <w:shd w:val="clear" w:color="auto" w:fill="FFFFFF"/>
+          <w:lang w:eastAsia="fi-FI"/>
+        </w:rPr>
+        <w:t>WPF</w:t>
+      </w:r>
+      <w:r>
+        <w:rPr>
+          <w:rFonts w:eastAsia="Times New Roman" w:cstheme="minorHAnsi"/>
+          <w:color w:val="2E2E2F"/>
+          <w:sz w:val="24"/>
+          <w:szCs w:val="24"/>
+          <w:shd w:val="clear" w:color="auto" w:fill="FFFFFF"/>
+          <w:lang w:eastAsia="fi-FI"/>
+        </w:rPr>
+        <w:t xml:space="preserve"> </w:t>
+      </w:r>
+      <w:r>
+        <w:rPr>
+          <w:rFonts w:eastAsia="Times New Roman" w:cstheme="minorHAnsi"/>
+          <w:color w:val="2E2E2F"/>
+          <w:sz w:val="24"/>
+          <w:szCs w:val="24"/>
+          <w:shd w:val="clear" w:color="auto" w:fill="FFFFFF"/>
+          <w:lang w:eastAsia="fi-FI"/>
+        </w:rPr>
+        <w:t>applikaatiosta</w:t>
+      </w:r>
+      <w:r>
+        <w:rPr>
+          <w:rFonts w:eastAsia="Times New Roman" w:cstheme="minorHAnsi"/>
+          <w:color w:val="2E2E2F"/>
+          <w:sz w:val="24"/>
+          <w:szCs w:val="24"/>
+          <w:shd w:val="clear" w:color="auto" w:fill="FFFFFF"/>
+          <w:lang w:eastAsia="fi-FI"/>
+        </w:rPr>
+        <w:t>,</w:t>
+      </w:r>
+      <w:r>
+        <w:rPr>
+          <w:rFonts w:eastAsia="Times New Roman" w:cstheme="minorHAnsi"/>
+          <w:color w:val="2E2E2F"/>
+          <w:sz w:val="24"/>
+          <w:szCs w:val="24"/>
+          <w:shd w:val="clear" w:color="auto" w:fill="FFFFFF"/>
+          <w:lang w:eastAsia="fi-FI"/>
+        </w:rPr>
+        <w:t xml:space="preserve"> joka on ensisijaisesti tarkoitettu Windows-käyttöjärjestelmälle</w:t>
+      </w:r>
+      <w:r>
+        <w:rPr>
+          <w:rFonts w:eastAsia="Times New Roman" w:cstheme="minorHAnsi"/>
+          <w:color w:val="2E2E2F"/>
+          <w:sz w:val="24"/>
+          <w:szCs w:val="24"/>
+          <w:shd w:val="clear" w:color="auto" w:fill="FFFFFF"/>
+          <w:lang w:eastAsia="fi-FI"/>
+        </w:rPr>
+        <w:t>,</w:t>
+      </w:r>
+      <w:r>
+        <w:rPr>
+          <w:rFonts w:eastAsia="Times New Roman" w:cstheme="minorHAnsi"/>
+          <w:color w:val="2E2E2F"/>
+          <w:sz w:val="24"/>
+          <w:szCs w:val="24"/>
+          <w:shd w:val="clear" w:color="auto" w:fill="FFFFFF"/>
+          <w:lang w:eastAsia="fi-FI"/>
+        </w:rPr>
+        <w:t xml:space="preserve"> </w:t>
+      </w:r>
+      <w:r>
+        <w:rPr>
+          <w:rFonts w:eastAsia="Times New Roman" w:cstheme="minorHAnsi"/>
+          <w:color w:val="2E2E2F"/>
+          <w:sz w:val="24"/>
+          <w:szCs w:val="24"/>
+          <w:shd w:val="clear" w:color="auto" w:fill="FFFFFF"/>
+          <w:lang w:eastAsia="fi-FI"/>
+        </w:rPr>
+        <w:t>voi muiden käyttöjärjestelmien kanssa ilmetä ongelmia.</w:t>
       </w:r>
     </w:p>
     <w:p>
@@ -1249,20 +1417,34 @@
           <w:color w:val="2E2E2F"/>
           <w:sz w:val="24"/>
           <w:szCs w:val="24"/>
-          <w:lang w:eastAsia="fi-FI"/>
-        </w:rPr>
-      </w:pPr>
-      <w:r>
-        <w:rPr>
-          <w:rFonts w:eastAsia="Times New Roman" w:cstheme="minorHAnsi"/>
-          <w:color w:val="2E2E2F"/>
-          <w:sz w:val="24"/>
-          <w:szCs w:val="24"/>
-          <w:shd w:val="clear" w:color="auto" w:fill="FFFFFF"/>
-          <w:lang w:eastAsia="fi-FI"/>
-        </w:rPr>
+          <w:shd w:val="clear" w:color="auto" w:fill="FFFFFF"/>
+          <w:lang w:eastAsia="fi-FI"/>
+        </w:rPr>
+      </w:pPr>
+      <w:r>
+        <w:rPr>
+          <w:rFonts w:eastAsia="Times New Roman" w:cstheme="minorHAnsi"/>
+          <w:color w:val="2E2E2F"/>
+          <w:sz w:val="24"/>
+          <w:szCs w:val="24"/>
+          <w:shd w:val="clear" w:color="auto" w:fill="FFFFFF"/>
+          <w:lang w:eastAsia="fi-FI"/>
+        </w:rPr>
+        <w:lastRenderedPageBreak/>
         <w:t>2.5 Oletukset ja riippuvuudet</w:t>
       </w:r>
+    </w:p>
+    <w:p>
+      <w:pPr>
+        <w:spacing w:after="0" w:line="240" w:lineRule="auto"/>
+        <w:rPr>
+          <w:rFonts w:eastAsia="Times New Roman" w:cstheme="minorHAnsi"/>
+          <w:color w:val="2E2E2F"/>
+          <w:sz w:val="24"/>
+          <w:szCs w:val="24"/>
+          <w:lang w:eastAsia="fi-FI"/>
+        </w:rPr>
+      </w:pPr>
     </w:p>
     <w:p>
       <w:pPr>
@@ -1356,7 +1538,6 @@
           <w:szCs w:val="24"/>
           <w:lang w:eastAsia="fi-FI"/>
         </w:rPr>
-        <w:lastRenderedPageBreak/>
         <w:t> </w:t>
       </w:r>
     </w:p>
@@ -1368,6 +1549,7 @@
           <w:color w:val="2E2E2F"/>
           <w:sz w:val="24"/>
           <w:szCs w:val="24"/>
+          <w:shd w:val="clear" w:color="auto" w:fill="FFFFFF"/>
           <w:lang w:eastAsia="fi-FI"/>
         </w:rPr>
       </w:pPr>
@@ -1382,6 +1564,18 @@
         </w:rPr>
         <w:t>3.1 Tietosisältö</w:t>
       </w:r>
+    </w:p>
+    <w:p>
+      <w:pPr>
+        <w:spacing w:after="0" w:line="240" w:lineRule="auto"/>
+        <w:rPr>
+          <w:rFonts w:eastAsia="Times New Roman" w:cstheme="minorHAnsi"/>
+          <w:color w:val="2E2E2F"/>
+          <w:sz w:val="24"/>
+          <w:szCs w:val="24"/>
+          <w:lang w:eastAsia="fi-FI"/>
+        </w:rPr>
+      </w:pPr>
     </w:p>
     <w:p>
       <w:pPr>
@@ -1439,62 +1633,18 @@
           <w:szCs w:val="24"/>
           <w:lang w:eastAsia="fi-FI"/>
         </w:rPr>
-        <w:t> </w:t>
-      </w:r>
-    </w:p>
-    <w:p>
-      <w:pPr>
-        <w:spacing w:after="0" w:line="240" w:lineRule="auto"/>
-        <w:rPr>
-          <w:rFonts w:eastAsia="Times New Roman" w:cstheme="minorHAnsi"/>
-          <w:color w:val="2E2E2F"/>
-          <w:sz w:val="24"/>
-          <w:szCs w:val="24"/>
-          <w:lang w:eastAsia="fi-FI"/>
-        </w:rPr>
-      </w:pPr>
-      <w:r>
-        <w:rPr>
-          <w:rFonts w:eastAsia="Times New Roman" w:cstheme="minorHAnsi"/>
-          <w:color w:val="2E2E2F"/>
-          <w:sz w:val="24"/>
-          <w:szCs w:val="24"/>
-          <w:shd w:val="clear" w:color="auto" w:fill="FFFFFF"/>
-          <w:lang w:eastAsia="fi-FI"/>
-        </w:rPr>
-        <w:t>3.1 Käsitteet omiin alakohtiinsa</w:t>
-      </w:r>
-    </w:p>
-    <w:p>
-      <w:pPr>
-        <w:spacing w:after="0" w:line="240" w:lineRule="auto"/>
-        <w:rPr>
-          <w:rFonts w:eastAsia="Times New Roman" w:cstheme="minorHAnsi"/>
-          <w:color w:val="2E2E2F"/>
-          <w:sz w:val="24"/>
-          <w:szCs w:val="24"/>
-          <w:lang w:eastAsia="fi-FI"/>
-        </w:rPr>
-      </w:pPr>
-      <w:r>
-        <w:rPr>
-          <w:rFonts w:eastAsia="Times New Roman" w:cstheme="minorHAnsi"/>
-          <w:color w:val="2E2E2F"/>
-          <w:sz w:val="24"/>
-          <w:szCs w:val="24"/>
-          <w:lang w:eastAsia="fi-FI"/>
-        </w:rPr>
-        <w:t> </w:t>
-      </w:r>
-    </w:p>
-    <w:p>
-      <w:pPr>
-        <w:spacing w:after="0" w:line="240" w:lineRule="auto"/>
-        <w:rPr>
-          <w:rFonts w:eastAsia="Times New Roman" w:cstheme="minorHAnsi"/>
-          <w:color w:val="2E2E2F"/>
-          <w:sz w:val="24"/>
-          <w:szCs w:val="24"/>
+        <w:t>  </w:t>
+      </w:r>
+    </w:p>
+    <w:p>
+      <w:pPr>
+        <w:spacing w:after="0" w:line="240" w:lineRule="auto"/>
+        <w:rPr>
+          <w:rFonts w:eastAsia="Times New Roman" w:cstheme="minorHAnsi"/>
+          <w:color w:val="2E2E2F"/>
+          <w:sz w:val="24"/>
+          <w:szCs w:val="24"/>
+          <w:shd w:val="clear" w:color="auto" w:fill="FFFFFF"/>
           <w:lang w:eastAsia="fi-FI"/>
         </w:rPr>
       </w:pPr>
@@ -1509,6 +1659,18 @@
         </w:rPr>
         <w:t>3.2 Käyttöintensiteetti</w:t>
       </w:r>
+    </w:p>
+    <w:p>
+      <w:pPr>
+        <w:spacing w:after="0" w:line="240" w:lineRule="auto"/>
+        <w:rPr>
+          <w:rFonts w:eastAsia="Times New Roman" w:cstheme="minorHAnsi"/>
+          <w:color w:val="2E2E2F"/>
+          <w:sz w:val="24"/>
+          <w:szCs w:val="24"/>
+          <w:lang w:eastAsia="fi-FI"/>
+        </w:rPr>
+      </w:pPr>
     </w:p>
     <w:p>
       <w:pPr>
@@ -1538,32 +1700,6 @@
     </w:p>
     <w:p>
       <w:pPr>
-        <w:numPr>
-          <w:ilvl w:val="0"/>
-          <w:numId w:val="12"/>
-        </w:numPr>
-        <w:spacing w:after="0" w:line="240" w:lineRule="auto"/>
-        <w:textAlignment w:val="center"/>
-        <w:rPr>
-          <w:rFonts w:eastAsia="Times New Roman" w:cstheme="minorHAnsi"/>
-          <w:color w:val="2E2E2F"/>
-          <w:lang w:eastAsia="fi-FI"/>
-        </w:rPr>
-      </w:pPr>
-      <w:r>
-        <w:rPr>
-          <w:rFonts w:eastAsia="Times New Roman" w:cstheme="minorHAnsi"/>
-          <w:color w:val="2E2E2F"/>
-          <w:sz w:val="24"/>
-          <w:szCs w:val="24"/>
-          <w:shd w:val="clear" w:color="auto" w:fill="FFFFFF"/>
-          <w:lang w:eastAsia="fi-FI"/>
-        </w:rPr>
-        <w:t>Onko se käytössä silloin tällöin vai vuoden ympäri</w:t>
-      </w:r>
-    </w:p>
-    <w:p>
-      <w:pPr>
         <w:spacing w:after="0" w:line="240" w:lineRule="auto"/>
         <w:rPr>
           <w:rFonts w:eastAsia="Times New Roman" w:cstheme="minorHAnsi"/>
@@ -1592,6 +1728,7 @@
           <w:color w:val="2E2E2F"/>
           <w:sz w:val="24"/>
           <w:szCs w:val="24"/>
+          <w:shd w:val="clear" w:color="auto" w:fill="FFFFFF"/>
           <w:lang w:eastAsia="fi-FI"/>
         </w:rPr>
       </w:pPr>
@@ -1606,6 +1743,18 @@
         </w:rPr>
         <w:t>3.3 Kapasiteettivaatimukset</w:t>
       </w:r>
+    </w:p>
+    <w:p>
+      <w:pPr>
+        <w:spacing w:after="0" w:line="240" w:lineRule="auto"/>
+        <w:rPr>
+          <w:rFonts w:eastAsia="Times New Roman" w:cstheme="minorHAnsi"/>
+          <w:color w:val="2E2E2F"/>
+          <w:sz w:val="24"/>
+          <w:szCs w:val="24"/>
+          <w:lang w:eastAsia="fi-FI"/>
+        </w:rPr>
+      </w:pPr>
     </w:p>
     <w:p>
       <w:pPr>
@@ -1630,18 +1779,7 @@
           <w:shd w:val="clear" w:color="auto" w:fill="FFFFFF"/>
           <w:lang w:eastAsia="fi-FI"/>
         </w:rPr>
-        <w:t>JSON</w:t>
-      </w:r>
-      <w:r>
-        <w:rPr>
-          <w:rFonts w:eastAsia="Times New Roman" w:cstheme="minorHAnsi"/>
-          <w:color w:val="2E2E2F"/>
-          <w:sz w:val="24"/>
-          <w:szCs w:val="24"/>
-          <w:shd w:val="clear" w:color="auto" w:fill="FFFFFF"/>
-          <w:lang w:eastAsia="fi-FI"/>
-        </w:rPr>
-        <w:t xml:space="preserve"> tallennus muotona</w:t>
+        <w:t>CSV tiedosto tallennus</w:t>
       </w:r>
     </w:p>
     <w:p>
@@ -1675,6 +1813,7 @@
           <w:color w:val="2E2E2F"/>
           <w:sz w:val="24"/>
           <w:szCs w:val="24"/>
+          <w:shd w:val="clear" w:color="auto" w:fill="FFFFFF"/>
           <w:lang w:eastAsia="fi-FI"/>
         </w:rPr>
       </w:pPr>
@@ -1689,6 +1828,18 @@
         </w:rPr>
         <w:t>3.4 Tiedostot ja asetustiedostot</w:t>
       </w:r>
+    </w:p>
+    <w:p>
+      <w:pPr>
+        <w:spacing w:after="0" w:line="240" w:lineRule="auto"/>
+        <w:rPr>
+          <w:rFonts w:eastAsia="Times New Roman" w:cstheme="minorHAnsi"/>
+          <w:color w:val="2E2E2F"/>
+          <w:sz w:val="24"/>
+          <w:szCs w:val="24"/>
+          <w:lang w:eastAsia="fi-FI"/>
+        </w:rPr>
+      </w:pPr>
     </w:p>
     <w:p>
       <w:pPr>
@@ -1713,7 +1864,7 @@
           <w:shd w:val="clear" w:color="auto" w:fill="FFFFFF"/>
           <w:lang w:eastAsia="fi-FI"/>
         </w:rPr>
-        <w:t>Kuvataan millaisia tiedostoja ja asetustiedostoja ohjelma käyttää</w:t>
+        <w:t>Tekstitiedosto tallennus</w:t>
       </w:r>
     </w:p>
     <w:p>
@@ -1794,6 +1945,7 @@
           <w:color w:val="2E2E2F"/>
           <w:sz w:val="24"/>
           <w:szCs w:val="24"/>
+          <w:shd w:val="clear" w:color="auto" w:fill="FFFFFF"/>
           <w:lang w:eastAsia="fi-FI"/>
         </w:rPr>
       </w:pPr>
@@ -1808,12 +1960,25 @@
         </w:rPr>
         <w:t>4.1 Kukin toiminto omaan alakohtaansa</w:t>
       </w:r>
+    </w:p>
+    <w:p>
+      <w:pPr>
+        <w:spacing w:after="0" w:line="240" w:lineRule="auto"/>
+        <w:rPr>
+          <w:rFonts w:eastAsia="Times New Roman" w:cstheme="minorHAnsi"/>
+          <w:color w:val="2E2E2F"/>
+          <w:sz w:val="24"/>
+          <w:szCs w:val="24"/>
+          <w:shd w:val="clear" w:color="auto" w:fill="FFFFFF"/>
+          <w:lang w:eastAsia="fi-FI"/>
+        </w:rPr>
+      </w:pPr>
     </w:p>
     <w:p>
       <w:pPr>
         <w:numPr>
           <w:ilvl w:val="0"/>
-          <w:numId w:val="15"/>
+          <w:numId w:val="14"/>
         </w:numPr>
         <w:spacing w:after="0" w:line="240" w:lineRule="auto"/>
         <w:textAlignment w:val="center"/>
@@ -1832,40 +1997,70 @@
           <w:shd w:val="clear" w:color="auto" w:fill="FFFFFF"/>
           <w:lang w:eastAsia="fi-FI"/>
         </w:rPr>
-        <w:t xml:space="preserve">Yksilöidään jokainen </w:t>
-      </w:r>
-      <w:proofErr w:type="gramStart"/>
-      <w:r>
-        <w:rPr>
-          <w:rFonts w:eastAsia="Times New Roman" w:cstheme="minorHAnsi"/>
-          <w:color w:val="2E2E2F"/>
-          <w:sz w:val="24"/>
-          <w:szCs w:val="24"/>
-          <w:shd w:val="clear" w:color="auto" w:fill="FFFFFF"/>
-          <w:lang w:eastAsia="fi-FI"/>
-        </w:rPr>
-        <w:t>toiminto</w:t>
-      </w:r>
-      <w:proofErr w:type="gramEnd"/>
-      <w:r>
-        <w:rPr>
-          <w:rFonts w:eastAsia="Times New Roman" w:cstheme="minorHAnsi"/>
-          <w:color w:val="2E2E2F"/>
-          <w:sz w:val="24"/>
-          <w:szCs w:val="24"/>
-          <w:shd w:val="clear" w:color="auto" w:fill="FFFFFF"/>
-          <w:lang w:eastAsia="fi-FI"/>
-        </w:rPr>
-        <w:t xml:space="preserve"> jonka ohjelmiston odotetaan suorittavan erikseen.</w:t>
-      </w:r>
-    </w:p>
-    <w:p>
-      <w:pPr>
+        <w:t>Kalenteri</w:t>
+      </w:r>
+    </w:p>
+    <w:p>
+      <w:pPr>
+        <w:numPr>
+          <w:ilvl w:val="0"/>
+          <w:numId w:val="14"/>
+        </w:numPr>
         <w:spacing w:after="0" w:line="240" w:lineRule="auto"/>
         <w:textAlignment w:val="center"/>
         <w:rPr>
           <w:rFonts w:eastAsia="Times New Roman" w:cstheme="minorHAnsi"/>
           <w:color w:val="2E2E2F"/>
+          <w:lang w:eastAsia="fi-FI"/>
+        </w:rPr>
+      </w:pPr>
+      <w:r>
+        <w:rPr>
+          <w:rFonts w:eastAsia="Times New Roman" w:cstheme="minorHAnsi"/>
+          <w:color w:val="2E2E2F"/>
+          <w:sz w:val="24"/>
+          <w:szCs w:val="24"/>
+          <w:shd w:val="clear" w:color="auto" w:fill="FFFFFF"/>
+          <w:lang w:eastAsia="fi-FI"/>
+        </w:rPr>
+        <w:t>Notes</w:t>
+      </w:r>
+    </w:p>
+    <w:p>
+      <w:pPr>
+        <w:numPr>
+          <w:ilvl w:val="0"/>
+          <w:numId w:val="14"/>
+        </w:numPr>
+        <w:spacing w:after="0" w:line="240" w:lineRule="auto"/>
+        <w:textAlignment w:val="center"/>
+        <w:rPr>
+          <w:rFonts w:eastAsia="Times New Roman" w:cstheme="minorHAnsi"/>
+          <w:color w:val="2E2E2F"/>
+          <w:lang w:eastAsia="fi-FI"/>
+        </w:rPr>
+      </w:pPr>
+      <w:r>
+        <w:rPr>
+          <w:rFonts w:eastAsia="Times New Roman" w:cstheme="minorHAnsi"/>
+          <w:color w:val="2E2E2F"/>
+          <w:sz w:val="24"/>
+          <w:szCs w:val="24"/>
+          <w:shd w:val="clear" w:color="auto" w:fill="FFFFFF"/>
+          <w:lang w:eastAsia="fi-FI"/>
+        </w:rPr>
+        <w:t>Työvuorojen tallennus ja tarkastelu kalenterin kautta</w:t>
+      </w:r>
+    </w:p>
+    <w:p>
+      <w:pPr>
+        <w:spacing w:after="0" w:line="240" w:lineRule="auto"/>
+        <w:rPr>
+          <w:rFonts w:eastAsia="Times New Roman" w:cstheme="minorHAnsi"/>
+          <w:color w:val="2E2E2F"/>
+          <w:sz w:val="24"/>
+          <w:szCs w:val="24"/>
+          <w:shd w:val="clear" w:color="auto" w:fill="FFFFFF"/>
           <w:lang w:eastAsia="fi-FI"/>
         </w:rPr>
       </w:pPr>
@@ -1927,6 +2122,7 @@
           <w:color w:val="2E2E2F"/>
           <w:sz w:val="24"/>
           <w:szCs w:val="24"/>
+          <w:shd w:val="clear" w:color="auto" w:fill="FFFFFF"/>
           <w:lang w:eastAsia="fi-FI"/>
         </w:rPr>
       </w:pPr>
@@ -1941,6 +2137,18 @@
         </w:rPr>
         <w:t>5.1 Laitteistoliittymät</w:t>
       </w:r>
+    </w:p>
+    <w:p>
+      <w:pPr>
+        <w:spacing w:after="0" w:line="240" w:lineRule="auto"/>
+        <w:rPr>
+          <w:rFonts w:eastAsia="Times New Roman" w:cstheme="minorHAnsi"/>
+          <w:color w:val="2E2E2F"/>
+          <w:sz w:val="24"/>
+          <w:szCs w:val="24"/>
+          <w:lang w:eastAsia="fi-FI"/>
+        </w:rPr>
+      </w:pPr>
     </w:p>
     <w:p>
       <w:pPr>
@@ -1995,11 +2203,24 @@
     <w:p>
       <w:pPr>
         <w:spacing w:after="0" w:line="240" w:lineRule="auto"/>
-        <w:rPr>
-          <w:rFonts w:eastAsia="Times New Roman" w:cstheme="minorHAnsi"/>
-          <w:color w:val="2E2E2F"/>
-          <w:sz w:val="24"/>
-          <w:szCs w:val="24"/>
+        <w:ind w:left="720"/>
+        <w:textAlignment w:val="center"/>
+        <w:rPr>
+          <w:rFonts w:eastAsia="Times New Roman" w:cstheme="minorHAnsi"/>
+          <w:color w:val="2E2E2F"/>
+          <w:lang w:eastAsia="fi-FI"/>
+        </w:rPr>
+      </w:pPr>
+    </w:p>
+    <w:p>
+      <w:pPr>
+        <w:spacing w:after="0" w:line="240" w:lineRule="auto"/>
+        <w:rPr>
+          <w:rFonts w:eastAsia="Times New Roman" w:cstheme="minorHAnsi"/>
+          <w:color w:val="2E2E2F"/>
+          <w:sz w:val="24"/>
+          <w:szCs w:val="24"/>
+          <w:shd w:val="clear" w:color="auto" w:fill="FFFFFF"/>
           <w:lang w:eastAsia="fi-FI"/>
         </w:rPr>
       </w:pPr>
@@ -2014,6 +2235,18 @@
         </w:rPr>
         <w:t>5.2 Ohjelmistoliittymät</w:t>
       </w:r>
+    </w:p>
+    <w:p>
+      <w:pPr>
+        <w:spacing w:after="0" w:line="240" w:lineRule="auto"/>
+        <w:rPr>
+          <w:rFonts w:eastAsia="Times New Roman" w:cstheme="minorHAnsi"/>
+          <w:color w:val="2E2E2F"/>
+          <w:sz w:val="24"/>
+          <w:szCs w:val="24"/>
+          <w:lang w:eastAsia="fi-FI"/>
+        </w:rPr>
+      </w:pPr>
     </w:p>
     <w:p>
       <w:pPr>
@@ -2038,62 +2271,11 @@
           <w:shd w:val="clear" w:color="auto" w:fill="FFFFFF"/>
           <w:lang w:eastAsia="fi-FI"/>
         </w:rPr>
-        <w:t xml:space="preserve">Saako ohjelma tietoa ulkopuolelta tai lähettääkö dataa ulospäin </w:t>
-      </w:r>
-      <w:proofErr w:type="spellStart"/>
-      <w:r>
-        <w:rPr>
-          <w:rFonts w:eastAsia="Times New Roman" w:cstheme="minorHAnsi"/>
-          <w:color w:val="2E2E2F"/>
-          <w:sz w:val="24"/>
-          <w:szCs w:val="24"/>
-          <w:shd w:val="clear" w:color="auto" w:fill="FFFFFF"/>
-          <w:lang w:eastAsia="fi-FI"/>
-        </w:rPr>
-        <w:t>esim</w:t>
-      </w:r>
-      <w:proofErr w:type="spellEnd"/>
-      <w:r>
-        <w:rPr>
-          <w:rFonts w:eastAsia="Times New Roman" w:cstheme="minorHAnsi"/>
-          <w:color w:val="2E2E2F"/>
-          <w:sz w:val="24"/>
-          <w:szCs w:val="24"/>
-          <w:shd w:val="clear" w:color="auto" w:fill="FFFFFF"/>
-          <w:lang w:eastAsia="fi-FI"/>
-        </w:rPr>
-        <w:t xml:space="preserve"> Excel</w:t>
-      </w:r>
-    </w:p>
-    <w:p>
-      <w:pPr>
-        <w:spacing w:after="0" w:line="240" w:lineRule="auto"/>
-        <w:rPr>
-          <w:rFonts w:eastAsia="Times New Roman" w:cstheme="minorHAnsi"/>
-          <w:color w:val="2E2E2F"/>
-          <w:sz w:val="24"/>
-          <w:szCs w:val="24"/>
-          <w:lang w:eastAsia="fi-FI"/>
-        </w:rPr>
-      </w:pPr>
-      <w:r>
-        <w:rPr>
-          <w:rFonts w:eastAsia="Times New Roman" w:cstheme="minorHAnsi"/>
-          <w:color w:val="2E2E2F"/>
-          <w:sz w:val="24"/>
-          <w:szCs w:val="24"/>
-          <w:shd w:val="clear" w:color="auto" w:fill="FFFFFF"/>
-          <w:lang w:eastAsia="fi-FI"/>
-        </w:rPr>
-        <w:t>5.3 Tietoliikenneliittymät</w:t>
-      </w:r>
-    </w:p>
-    <w:p>
-      <w:pPr>
-        <w:numPr>
-          <w:ilvl w:val="0"/>
-          <w:numId w:val="18"/>
-        </w:numPr>
+        <w:t>CSV tiedosto auki Excelin kautta</w:t>
+      </w:r>
+    </w:p>
+    <w:p>
+      <w:pPr>
         <w:spacing w:after="0" w:line="240" w:lineRule="auto"/>
         <w:textAlignment w:val="center"/>
         <w:rPr>
@@ -2166,6 +2348,7 @@
           <w:color w:val="2E2E2F"/>
           <w:sz w:val="24"/>
           <w:szCs w:val="24"/>
+          <w:shd w:val="clear" w:color="auto" w:fill="FFFFFF"/>
           <w:lang w:eastAsia="fi-FI"/>
         </w:rPr>
       </w:pPr>
@@ -2180,6 +2363,18 @@
         </w:rPr>
         <w:t>6.1 Suorituskyky ja vasteajat</w:t>
       </w:r>
+    </w:p>
+    <w:p>
+      <w:pPr>
+        <w:spacing w:after="0" w:line="240" w:lineRule="auto"/>
+        <w:rPr>
+          <w:rFonts w:eastAsia="Times New Roman" w:cstheme="minorHAnsi"/>
+          <w:color w:val="2E2E2F"/>
+          <w:sz w:val="24"/>
+          <w:szCs w:val="24"/>
+          <w:lang w:eastAsia="fi-FI"/>
+        </w:rPr>
+      </w:pPr>
     </w:p>
     <w:p>
       <w:pPr>
@@ -2210,11 +2405,24 @@
     <w:p>
       <w:pPr>
         <w:spacing w:after="0" w:line="240" w:lineRule="auto"/>
-        <w:rPr>
-          <w:rFonts w:eastAsia="Times New Roman" w:cstheme="minorHAnsi"/>
-          <w:color w:val="2E2E2F"/>
-          <w:sz w:val="24"/>
-          <w:szCs w:val="24"/>
+        <w:ind w:left="720"/>
+        <w:textAlignment w:val="center"/>
+        <w:rPr>
+          <w:rFonts w:eastAsia="Times New Roman" w:cstheme="minorHAnsi"/>
+          <w:color w:val="2E2E2F"/>
+          <w:lang w:eastAsia="fi-FI"/>
+        </w:rPr>
+      </w:pPr>
+    </w:p>
+    <w:p>
+      <w:pPr>
+        <w:spacing w:after="0" w:line="240" w:lineRule="auto"/>
+        <w:rPr>
+          <w:rFonts w:eastAsia="Times New Roman" w:cstheme="minorHAnsi"/>
+          <w:color w:val="2E2E2F"/>
+          <w:sz w:val="24"/>
+          <w:szCs w:val="24"/>
+          <w:shd w:val="clear" w:color="auto" w:fill="FFFFFF"/>
           <w:lang w:eastAsia="fi-FI"/>
         </w:rPr>
       </w:pPr>
@@ -2253,6 +2461,18 @@
         </w:rPr>
         <w:t>), toipuminen, turvallisuus, suojaukset</w:t>
       </w:r>
+    </w:p>
+    <w:p>
+      <w:pPr>
+        <w:spacing w:after="0" w:line="240" w:lineRule="auto"/>
+        <w:rPr>
+          <w:rFonts w:eastAsia="Times New Roman" w:cstheme="minorHAnsi"/>
+          <w:color w:val="2E2E2F"/>
+          <w:sz w:val="24"/>
+          <w:szCs w:val="24"/>
+          <w:lang w:eastAsia="fi-FI"/>
+        </w:rPr>
+      </w:pPr>
     </w:p>
     <w:p>
       <w:pPr>
@@ -2277,7 +2497,54 @@
           <w:shd w:val="clear" w:color="auto" w:fill="FFFFFF"/>
           <w:lang w:eastAsia="fi-FI"/>
         </w:rPr>
-        <w:t>Määritetään mistä ohjelma on saatavilla ja kuka sen voi ladata</w:t>
+        <w:lastRenderedPageBreak/>
+        <w:t xml:space="preserve">Teoreettisesti sovelluksen </w:t>
+      </w:r>
+      <w:r>
+        <w:rPr>
+          <w:rFonts w:eastAsia="Times New Roman" w:cstheme="minorHAnsi"/>
+          <w:color w:val="2E2E2F"/>
+          <w:sz w:val="24"/>
+          <w:szCs w:val="24"/>
+          <w:shd w:val="clear" w:color="auto" w:fill="FFFFFF"/>
+          <w:lang w:eastAsia="fi-FI"/>
+        </w:rPr>
+        <w:t>voisi ladata esimerkiksi lähdekoo</w:t>
+      </w:r>
+      <w:r>
+        <w:rPr>
+          <w:rFonts w:eastAsia="Times New Roman" w:cstheme="minorHAnsi"/>
+          <w:color w:val="2E2E2F"/>
+          <w:sz w:val="24"/>
+          <w:szCs w:val="24"/>
+          <w:shd w:val="clear" w:color="auto" w:fill="FFFFFF"/>
+          <w:lang w:eastAsia="fi-FI"/>
+        </w:rPr>
+        <w:t xml:space="preserve">dina </w:t>
+      </w:r>
+      <w:proofErr w:type="gramStart"/>
+      <w:r>
+        <w:rPr>
+          <w:rFonts w:eastAsia="Times New Roman" w:cstheme="minorHAnsi"/>
+          <w:color w:val="2E2E2F"/>
+          <w:sz w:val="24"/>
+          <w:szCs w:val="24"/>
+          <w:shd w:val="clear" w:color="auto" w:fill="FFFFFF"/>
+          <w:lang w:eastAsia="fi-FI"/>
+        </w:rPr>
+        <w:t>GitHubista</w:t>
+      </w:r>
+      <w:proofErr w:type="gramEnd"/>
+      <w:r>
+        <w:rPr>
+          <w:rFonts w:eastAsia="Times New Roman" w:cstheme="minorHAnsi"/>
+          <w:color w:val="2E2E2F"/>
+          <w:sz w:val="24"/>
+          <w:szCs w:val="24"/>
+          <w:shd w:val="clear" w:color="auto" w:fill="FFFFFF"/>
+          <w:lang w:eastAsia="fi-FI"/>
+        </w:rPr>
+        <w:t xml:space="preserve"> jos sen jättää julkiseksi tiedostoksi.</w:t>
       </w:r>
     </w:p>
     <w:p>
@@ -2303,17 +2570,30 @@
           <w:shd w:val="clear" w:color="auto" w:fill="FFFFFF"/>
           <w:lang w:eastAsia="fi-FI"/>
         </w:rPr>
-        <w:t>Määritetään ohjelman suojaus. Suojattavat käyttäjätiedot.</w:t>
-      </w:r>
-    </w:p>
-    <w:p>
-      <w:pPr>
-        <w:spacing w:after="0" w:line="240" w:lineRule="auto"/>
-        <w:rPr>
-          <w:rFonts w:eastAsia="Times New Roman" w:cstheme="minorHAnsi"/>
-          <w:color w:val="2E2E2F"/>
-          <w:sz w:val="24"/>
-          <w:szCs w:val="24"/>
+        <w:t>Tekijät voivat itse jakaa sovelluksen lähdekoodin tai ladattavan tiedoston.</w:t>
+      </w:r>
+    </w:p>
+    <w:p>
+      <w:pPr>
+        <w:spacing w:after="0" w:line="240" w:lineRule="auto"/>
+        <w:ind w:left="720"/>
+        <w:textAlignment w:val="center"/>
+        <w:rPr>
+          <w:rFonts w:eastAsia="Times New Roman" w:cstheme="minorHAnsi"/>
+          <w:color w:val="2E2E2F"/>
+          <w:lang w:eastAsia="fi-FI"/>
+        </w:rPr>
+      </w:pPr>
+    </w:p>
+    <w:p>
+      <w:pPr>
+        <w:spacing w:after="0" w:line="240" w:lineRule="auto"/>
+        <w:rPr>
+          <w:rFonts w:eastAsia="Times New Roman" w:cstheme="minorHAnsi"/>
+          <w:color w:val="2E2E2F"/>
+          <w:sz w:val="24"/>
+          <w:szCs w:val="24"/>
+          <w:shd w:val="clear" w:color="auto" w:fill="FFFFFF"/>
           <w:lang w:eastAsia="fi-FI"/>
         </w:rPr>
       </w:pPr>
@@ -2328,6 +2608,18 @@
         </w:rPr>
         <w:t>6.3 Ylläpidettävyys</w:t>
       </w:r>
+    </w:p>
+    <w:p>
+      <w:pPr>
+        <w:spacing w:after="0" w:line="240" w:lineRule="auto"/>
+        <w:rPr>
+          <w:rFonts w:eastAsia="Times New Roman" w:cstheme="minorHAnsi"/>
+          <w:color w:val="2E2E2F"/>
+          <w:sz w:val="24"/>
+          <w:szCs w:val="24"/>
+          <w:lang w:eastAsia="fi-FI"/>
+        </w:rPr>
+      </w:pPr>
     </w:p>
     <w:p>
       <w:pPr>
@@ -2358,11 +2650,24 @@
     <w:p>
       <w:pPr>
         <w:spacing w:after="0" w:line="240" w:lineRule="auto"/>
-        <w:rPr>
-          <w:rFonts w:eastAsia="Times New Roman" w:cstheme="minorHAnsi"/>
-          <w:color w:val="2E2E2F"/>
-          <w:sz w:val="24"/>
-          <w:szCs w:val="24"/>
+        <w:ind w:left="720"/>
+        <w:textAlignment w:val="center"/>
+        <w:rPr>
+          <w:rFonts w:eastAsia="Times New Roman" w:cstheme="minorHAnsi"/>
+          <w:color w:val="2E2E2F"/>
+          <w:lang w:eastAsia="fi-FI"/>
+        </w:rPr>
+      </w:pPr>
+    </w:p>
+    <w:p>
+      <w:pPr>
+        <w:spacing w:after="0" w:line="240" w:lineRule="auto"/>
+        <w:rPr>
+          <w:rFonts w:eastAsia="Times New Roman" w:cstheme="minorHAnsi"/>
+          <w:color w:val="2E2E2F"/>
+          <w:sz w:val="24"/>
+          <w:szCs w:val="24"/>
+          <w:shd w:val="clear" w:color="auto" w:fill="FFFFFF"/>
           <w:lang w:eastAsia="fi-FI"/>
         </w:rPr>
       </w:pPr>
@@ -2377,6 +2682,18 @@
         </w:rPr>
         <w:t>6.4 Siirrettävyys ja yhteensopivuus</w:t>
       </w:r>
+    </w:p>
+    <w:p>
+      <w:pPr>
+        <w:spacing w:after="0" w:line="240" w:lineRule="auto"/>
+        <w:rPr>
+          <w:rFonts w:eastAsia="Times New Roman" w:cstheme="minorHAnsi"/>
+          <w:color w:val="2E2E2F"/>
+          <w:sz w:val="24"/>
+          <w:szCs w:val="24"/>
+          <w:lang w:eastAsia="fi-FI"/>
+        </w:rPr>
+      </w:pPr>
     </w:p>
     <w:p>
       <w:pPr>
@@ -2407,11 +2724,24 @@
     <w:p>
       <w:pPr>
         <w:spacing w:after="0" w:line="240" w:lineRule="auto"/>
-        <w:rPr>
-          <w:rFonts w:eastAsia="Times New Roman" w:cstheme="minorHAnsi"/>
-          <w:color w:val="2E2E2F"/>
-          <w:sz w:val="24"/>
-          <w:szCs w:val="24"/>
+        <w:ind w:left="720"/>
+        <w:textAlignment w:val="center"/>
+        <w:rPr>
+          <w:rFonts w:eastAsia="Times New Roman" w:cstheme="minorHAnsi"/>
+          <w:color w:val="2E2E2F"/>
+          <w:lang w:eastAsia="fi-FI"/>
+        </w:rPr>
+      </w:pPr>
+    </w:p>
+    <w:p>
+      <w:pPr>
+        <w:spacing w:after="0" w:line="240" w:lineRule="auto"/>
+        <w:rPr>
+          <w:rFonts w:eastAsia="Times New Roman" w:cstheme="minorHAnsi"/>
+          <w:color w:val="2E2E2F"/>
+          <w:sz w:val="24"/>
+          <w:szCs w:val="24"/>
+          <w:shd w:val="clear" w:color="auto" w:fill="FFFFFF"/>
           <w:lang w:eastAsia="fi-FI"/>
         </w:rPr>
       </w:pPr>
@@ -2426,6 +2756,18 @@
         </w:rPr>
         <w:t>6.5 Operointi</w:t>
       </w:r>
+    </w:p>
+    <w:p>
+      <w:pPr>
+        <w:spacing w:after="0" w:line="240" w:lineRule="auto"/>
+        <w:rPr>
+          <w:rFonts w:eastAsia="Times New Roman" w:cstheme="minorHAnsi"/>
+          <w:color w:val="2E2E2F"/>
+          <w:sz w:val="24"/>
+          <w:szCs w:val="24"/>
+          <w:lang w:eastAsia="fi-FI"/>
+        </w:rPr>
+      </w:pPr>
     </w:p>
     <w:p>
       <w:pPr>
@@ -2456,11 +2798,24 @@
     <w:p>
       <w:pPr>
         <w:spacing w:after="0" w:line="240" w:lineRule="auto"/>
-        <w:rPr>
-          <w:rFonts w:eastAsia="Times New Roman" w:cstheme="minorHAnsi"/>
-          <w:color w:val="2E2E2F"/>
-          <w:sz w:val="24"/>
-          <w:szCs w:val="24"/>
+        <w:ind w:left="720"/>
+        <w:textAlignment w:val="center"/>
+        <w:rPr>
+          <w:rFonts w:eastAsia="Times New Roman" w:cstheme="minorHAnsi"/>
+          <w:color w:val="2E2E2F"/>
+          <w:lang w:eastAsia="fi-FI"/>
+        </w:rPr>
+      </w:pPr>
+    </w:p>
+    <w:p>
+      <w:pPr>
+        <w:spacing w:after="0" w:line="240" w:lineRule="auto"/>
+        <w:rPr>
+          <w:rFonts w:eastAsia="Times New Roman" w:cstheme="minorHAnsi"/>
+          <w:color w:val="2E2E2F"/>
+          <w:sz w:val="24"/>
+          <w:szCs w:val="24"/>
+          <w:shd w:val="clear" w:color="auto" w:fill="FFFFFF"/>
           <w:lang w:eastAsia="fi-FI"/>
         </w:rPr>
       </w:pPr>
@@ -2499,6 +2854,18 @@
         </w:rPr>
         <w:t>), käytön tehokkuus, käyttäjien tyytyväisyys</w:t>
       </w:r>
+    </w:p>
+    <w:p>
+      <w:pPr>
+        <w:spacing w:after="0" w:line="240" w:lineRule="auto"/>
+        <w:rPr>
+          <w:rFonts w:eastAsia="Times New Roman" w:cstheme="minorHAnsi"/>
+          <w:color w:val="2E2E2F"/>
+          <w:sz w:val="24"/>
+          <w:szCs w:val="24"/>
+          <w:lang w:eastAsia="fi-FI"/>
+        </w:rPr>
+      </w:pPr>
     </w:p>
     <w:p>
       <w:pPr>
@@ -2615,7 +2982,6 @@
           <w:shd w:val="clear" w:color="auto" w:fill="FFFFFF"/>
           <w:lang w:eastAsia="fi-FI"/>
         </w:rPr>
-        <w:lastRenderedPageBreak/>
         <w:t>7.1 Standardit</w:t>
       </w:r>
     </w:p>
@@ -2648,6 +3014,18 @@
     <w:p>
       <w:pPr>
         <w:spacing w:after="0" w:line="240" w:lineRule="auto"/>
+        <w:ind w:left="720"/>
+        <w:textAlignment w:val="center"/>
+        <w:rPr>
+          <w:rFonts w:eastAsia="Times New Roman" w:cstheme="minorHAnsi"/>
+          <w:color w:val="2E2E2F"/>
+          <w:lang w:eastAsia="fi-FI"/>
+        </w:rPr>
+      </w:pPr>
+    </w:p>
+    <w:p>
+      <w:pPr>
+        <w:spacing w:after="0" w:line="240" w:lineRule="auto"/>
         <w:rPr>
           <w:rFonts w:eastAsia="Times New Roman" w:cstheme="minorHAnsi"/>
           <w:color w:val="2E2E2F"/>
@@ -2697,6 +3075,18 @@
     <w:p>
       <w:pPr>
         <w:spacing w:after="0" w:line="240" w:lineRule="auto"/>
+        <w:ind w:left="720"/>
+        <w:textAlignment w:val="center"/>
+        <w:rPr>
+          <w:rFonts w:eastAsia="Times New Roman" w:cstheme="minorHAnsi"/>
+          <w:color w:val="2E2E2F"/>
+          <w:lang w:eastAsia="fi-FI"/>
+        </w:rPr>
+      </w:pPr>
+    </w:p>
+    <w:p>
+      <w:pPr>
+        <w:spacing w:after="0" w:line="240" w:lineRule="auto"/>
         <w:rPr>
           <w:rFonts w:eastAsia="Times New Roman" w:cstheme="minorHAnsi"/>
           <w:color w:val="2E2E2F"/>
@@ -2746,11 +3136,24 @@
     <w:p>
       <w:pPr>
         <w:spacing w:after="0" w:line="240" w:lineRule="auto"/>
-        <w:rPr>
-          <w:rFonts w:eastAsia="Times New Roman" w:cstheme="minorHAnsi"/>
-          <w:color w:val="2E2E2F"/>
-          <w:sz w:val="24"/>
-          <w:szCs w:val="24"/>
+        <w:ind w:left="720"/>
+        <w:textAlignment w:val="center"/>
+        <w:rPr>
+          <w:rFonts w:eastAsia="Times New Roman" w:cstheme="minorHAnsi"/>
+          <w:color w:val="2E2E2F"/>
+          <w:lang w:eastAsia="fi-FI"/>
+        </w:rPr>
+      </w:pPr>
+    </w:p>
+    <w:p>
+      <w:pPr>
+        <w:spacing w:after="0" w:line="240" w:lineRule="auto"/>
+        <w:rPr>
+          <w:rFonts w:eastAsia="Times New Roman" w:cstheme="minorHAnsi"/>
+          <w:color w:val="2E2E2F"/>
+          <w:sz w:val="24"/>
+          <w:szCs w:val="24"/>
+          <w:shd w:val="clear" w:color="auto" w:fill="FFFFFF"/>
           <w:lang w:eastAsia="fi-FI"/>
         </w:rPr>
       </w:pPr>
@@ -2765,6 +3168,18 @@
         </w:rPr>
         <w:t>7.4 Muut rajoitteet</w:t>
       </w:r>
+    </w:p>
+    <w:p>
+      <w:pPr>
+        <w:spacing w:after="0" w:line="240" w:lineRule="auto"/>
+        <w:rPr>
+          <w:rFonts w:eastAsia="Times New Roman" w:cstheme="minorHAnsi"/>
+          <w:color w:val="2E2E2F"/>
+          <w:sz w:val="24"/>
+          <w:szCs w:val="24"/>
+          <w:lang w:eastAsia="fi-FI"/>
+        </w:rPr>
+      </w:pPr>
     </w:p>
     <w:p>
       <w:pPr>
@@ -2789,21 +3204,24 @@
           <w:shd w:val="clear" w:color="auto" w:fill="FFFFFF"/>
           <w:lang w:eastAsia="fi-FI"/>
         </w:rPr>
-        <w:t>JSON tallennusmuotona</w:t>
-      </w:r>
-    </w:p>
-    <w:p>
-      <w:pPr>
-        <w:spacing w:after="0" w:line="240" w:lineRule="auto"/>
-        <w:rPr>
-          <w:rFonts w:eastAsia="Times New Roman" w:cstheme="minorHAnsi"/>
-          <w:color w:val="2E2E2F"/>
-          <w:sz w:val="24"/>
-          <w:szCs w:val="24"/>
-          <w:lang w:eastAsia="fi-FI"/>
-        </w:rPr>
-      </w:pPr>
-      <w:r>
+        <w:t>CSV tallennusmuotona</w:t>
+      </w:r>
+    </w:p>
+    <w:p>
+      <w:pPr>
+        <w:spacing w:after="0" w:line="240" w:lineRule="auto"/>
+        <w:ind w:left="720"/>
+        <w:textAlignment w:val="center"/>
+        <w:rPr>
+          <w:rFonts w:eastAsia="Times New Roman" w:cstheme="minorHAnsi"/>
+          <w:color w:val="2E2E2F"/>
+          <w:lang w:eastAsia="fi-FI"/>
+        </w:rPr>
+      </w:pPr>
+    </w:p>
+    <w:p>
+      <w:pPr>
+        <w:spacing w:after="0" w:line="240" w:lineRule="auto"/>
         <w:rPr>
           <w:rFonts w:eastAsia="Times New Roman" w:cstheme="minorHAnsi"/>
           <w:b/>
@@ -2814,8 +3232,32 @@
           <w:shd w:val="clear" w:color="auto" w:fill="FFFFFF"/>
           <w:lang w:eastAsia="fi-FI"/>
         </w:rPr>
+      </w:pPr>
+      <w:r>
+        <w:rPr>
+          <w:rFonts w:eastAsia="Times New Roman" w:cstheme="minorHAnsi"/>
+          <w:b/>
+          <w:bCs/>
+          <w:color w:val="2E2E2F"/>
+          <w:sz w:val="24"/>
+          <w:szCs w:val="24"/>
+          <w:shd w:val="clear" w:color="auto" w:fill="FFFFFF"/>
+          <w:lang w:eastAsia="fi-FI"/>
+        </w:rPr>
         <w:t>8. Hylätyt ratkaisuvaihtoehdot</w:t>
       </w:r>
+    </w:p>
+    <w:p>
+      <w:pPr>
+        <w:spacing w:after="0" w:line="240" w:lineRule="auto"/>
+        <w:rPr>
+          <w:rFonts w:eastAsia="Times New Roman" w:cstheme="minorHAnsi"/>
+          <w:color w:val="2E2E2F"/>
+          <w:sz w:val="24"/>
+          <w:szCs w:val="24"/>
+          <w:lang w:eastAsia="fi-FI"/>
+        </w:rPr>
+      </w:pPr>
     </w:p>
     <w:p>
       <w:pPr>
@@ -2840,21 +3282,151 @@
           <w:shd w:val="clear" w:color="auto" w:fill="FFFFFF"/>
           <w:lang w:eastAsia="fi-FI"/>
         </w:rPr>
-        <w:t>Listataan mahdolliset hylätyt ratkaisut sovellusta kehitettäessä</w:t>
-      </w:r>
-    </w:p>
-    <w:p>
-      <w:pPr>
-        <w:spacing w:after="0" w:line="240" w:lineRule="auto"/>
-        <w:rPr>
-          <w:rFonts w:eastAsia="Times New Roman" w:cstheme="minorHAnsi"/>
-          <w:color w:val="2E2E2F"/>
-          <w:sz w:val="24"/>
-          <w:szCs w:val="24"/>
-          <w:lang w:eastAsia="fi-FI"/>
-        </w:rPr>
-      </w:pPr>
-      <w:r>
+        <w:t xml:space="preserve">Kirjautuminen erillisille käyttäjille ja mahdollinen pääkäyttäjä. Tietoturva ongelmat ja kokemuksen puute </w:t>
+      </w:r>
+      <w:r>
+        <w:rPr>
+          <w:rFonts w:eastAsia="Times New Roman" w:cstheme="minorHAnsi"/>
+          <w:color w:val="2E2E2F"/>
+          <w:sz w:val="24"/>
+          <w:szCs w:val="24"/>
+          <w:shd w:val="clear" w:color="auto" w:fill="FFFFFF"/>
+          <w:lang w:eastAsia="fi-FI"/>
+        </w:rPr>
+        <w:t>ohjelmoinnissa.</w:t>
+      </w:r>
+    </w:p>
+    <w:p>
+      <w:pPr>
+        <w:numPr>
+          <w:ilvl w:val="0"/>
+          <w:numId w:val="29"/>
+        </w:numPr>
+        <w:spacing w:after="0" w:line="240" w:lineRule="auto"/>
+        <w:textAlignment w:val="center"/>
+        <w:rPr>
+          <w:rFonts w:eastAsia="Times New Roman" w:cstheme="minorHAnsi"/>
+          <w:color w:val="2E2E2F"/>
+          <w:lang w:eastAsia="fi-FI"/>
+        </w:rPr>
+      </w:pPr>
+      <w:r>
+        <w:rPr>
+          <w:rFonts w:eastAsia="Times New Roman" w:cstheme="minorHAnsi"/>
+          <w:color w:val="2E2E2F"/>
+          <w:sz w:val="24"/>
+          <w:szCs w:val="24"/>
+          <w:shd w:val="clear" w:color="auto" w:fill="FFFFFF"/>
+          <w:lang w:eastAsia="fi-FI"/>
+        </w:rPr>
+        <w:t>Myös mahdolli</w:t>
+      </w:r>
+      <w:r>
+        <w:rPr>
+          <w:rFonts w:eastAsia="Times New Roman" w:cstheme="minorHAnsi"/>
+          <w:color w:val="2E2E2F"/>
+          <w:sz w:val="24"/>
+          <w:szCs w:val="24"/>
+          <w:shd w:val="clear" w:color="auto" w:fill="FFFFFF"/>
+          <w:lang w:eastAsia="fi-FI"/>
+        </w:rPr>
+        <w:t>sta</w:t>
+      </w:r>
+      <w:r>
+        <w:rPr>
+          <w:rFonts w:eastAsia="Times New Roman" w:cstheme="minorHAnsi"/>
+          <w:color w:val="2E2E2F"/>
+          <w:sz w:val="24"/>
+          <w:szCs w:val="24"/>
+          <w:shd w:val="clear" w:color="auto" w:fill="FFFFFF"/>
+          <w:lang w:eastAsia="fi-FI"/>
+        </w:rPr>
+        <w:t xml:space="preserve"> käyttäjien välis</w:t>
+      </w:r>
+      <w:r>
+        <w:rPr>
+          <w:rFonts w:eastAsia="Times New Roman" w:cstheme="minorHAnsi"/>
+          <w:color w:val="2E2E2F"/>
+          <w:sz w:val="24"/>
+          <w:szCs w:val="24"/>
+          <w:shd w:val="clear" w:color="auto" w:fill="FFFFFF"/>
+          <w:lang w:eastAsia="fi-FI"/>
+        </w:rPr>
+        <w:t>tä</w:t>
+      </w:r>
+      <w:r>
+        <w:rPr>
+          <w:rFonts w:eastAsia="Times New Roman" w:cstheme="minorHAnsi"/>
+          <w:color w:val="2E2E2F"/>
+          <w:sz w:val="24"/>
+          <w:szCs w:val="24"/>
+          <w:shd w:val="clear" w:color="auto" w:fill="FFFFFF"/>
+          <w:lang w:eastAsia="fi-FI"/>
+        </w:rPr>
+        <w:t xml:space="preserve"> viestintään </w:t>
+      </w:r>
+      <w:r>
+        <w:rPr>
+          <w:rFonts w:eastAsia="Times New Roman" w:cstheme="minorHAnsi"/>
+          <w:color w:val="2E2E2F"/>
+          <w:sz w:val="24"/>
+          <w:szCs w:val="24"/>
+          <w:shd w:val="clear" w:color="auto" w:fill="FFFFFF"/>
+          <w:lang w:eastAsia="fi-FI"/>
+        </w:rPr>
+        <w:t xml:space="preserve">mietittiin ja jätettiin lopulta kokonaan </w:t>
+      </w:r>
+      <w:proofErr w:type="gramStart"/>
+      <w:r>
+        <w:rPr>
+          <w:rFonts w:eastAsia="Times New Roman" w:cstheme="minorHAnsi"/>
+          <w:color w:val="2E2E2F"/>
+          <w:sz w:val="24"/>
+          <w:szCs w:val="24"/>
+          <w:shd w:val="clear" w:color="auto" w:fill="FFFFFF"/>
+          <w:lang w:eastAsia="fi-FI"/>
+        </w:rPr>
+        <w:t>pois</w:t>
+      </w:r>
+      <w:proofErr w:type="gramEnd"/>
+      <w:r>
+        <w:rPr>
+          <w:rFonts w:eastAsia="Times New Roman" w:cstheme="minorHAnsi"/>
+          <w:color w:val="2E2E2F"/>
+          <w:sz w:val="24"/>
+          <w:szCs w:val="24"/>
+          <w:shd w:val="clear" w:color="auto" w:fill="FFFFFF"/>
+          <w:lang w:eastAsia="fi-FI"/>
+        </w:rPr>
+        <w:t xml:space="preserve"> kun ei </w:t>
+      </w:r>
+      <w:r>
+        <w:rPr>
+          <w:rFonts w:eastAsia="Times New Roman" w:cstheme="minorHAnsi"/>
+          <w:color w:val="2E2E2F"/>
+          <w:sz w:val="24"/>
+          <w:szCs w:val="24"/>
+          <w:shd w:val="clear" w:color="auto" w:fill="FFFFFF"/>
+          <w:lang w:eastAsia="fi-FI"/>
+        </w:rPr>
+        <w:t>jatkettu eri käyttäjien luontia.</w:t>
+      </w:r>
+    </w:p>
+    <w:p>
+      <w:pPr>
+        <w:spacing w:after="0" w:line="240" w:lineRule="auto"/>
+        <w:ind w:left="720"/>
+        <w:textAlignment w:val="center"/>
+        <w:rPr>
+          <w:rFonts w:eastAsia="Times New Roman" w:cstheme="minorHAnsi"/>
+          <w:color w:val="2E2E2F"/>
+          <w:lang w:eastAsia="fi-FI"/>
+        </w:rPr>
+      </w:pPr>
+    </w:p>
+    <w:p>
+      <w:pPr>
+        <w:spacing w:after="0" w:line="240" w:lineRule="auto"/>
         <w:rPr>
           <w:rFonts w:eastAsia="Times New Roman" w:cstheme="minorHAnsi"/>
           <w:b/>
@@ -2865,8 +3437,32 @@
           <w:shd w:val="clear" w:color="auto" w:fill="FFFFFF"/>
           <w:lang w:eastAsia="fi-FI"/>
         </w:rPr>
+      </w:pPr>
+      <w:r>
+        <w:rPr>
+          <w:rFonts w:eastAsia="Times New Roman" w:cstheme="minorHAnsi"/>
+          <w:b/>
+          <w:bCs/>
+          <w:color w:val="2E2E2F"/>
+          <w:sz w:val="24"/>
+          <w:szCs w:val="24"/>
+          <w:shd w:val="clear" w:color="auto" w:fill="FFFFFF"/>
+          <w:lang w:eastAsia="fi-FI"/>
+        </w:rPr>
         <w:t>9. Jatkokehitysajatuksia</w:t>
       </w:r>
+    </w:p>
+    <w:p>
+      <w:pPr>
+        <w:spacing w:after="0" w:line="240" w:lineRule="auto"/>
+        <w:rPr>
+          <w:rFonts w:eastAsia="Times New Roman" w:cstheme="minorHAnsi"/>
+          <w:color w:val="2E2E2F"/>
+          <w:sz w:val="24"/>
+          <w:szCs w:val="24"/>
+          <w:lang w:eastAsia="fi-FI"/>
+        </w:rPr>
+      </w:pPr>
     </w:p>
     <w:p>
       <w:pPr>
@@ -2891,7 +3487,7 @@
           <w:shd w:val="clear" w:color="auto" w:fill="FFFFFF"/>
           <w:lang w:eastAsia="fi-FI"/>
         </w:rPr>
-        <w:t>Listataan mahdollisia kehitysajatuksia sovellukselle tulevaisuutta ajatellen</w:t>
+        <w:t>Kirjautumismahdollisuuden lisääminen.</w:t>
       </w:r>
     </w:p>
     <w:p>
@@ -2961,6 +3557,7 @@
           <w:shd w:val="clear" w:color="auto" w:fill="FFFFFF"/>
           <w:lang w:eastAsia="fi-FI"/>
         </w:rPr>
+        <w:lastRenderedPageBreak/>
         <w:t>Liitteet</w:t>
       </w:r>
     </w:p>
@@ -3574,6 +4171,119 @@
     </w:lvl>
   </w:abstractNum>
   <w:abstractNum w:abstractNumId="4" w15:restartNumberingAfterBreak="0">
+    <w:nsid w:val="0C595C16"/>
+    <w:multiLevelType w:val="multilevel"/>
+    <w:tmpl w:val="FDB46E72"/>
+    <w:lvl w:ilvl="0">
+      <w:start w:val="1"/>
+      <w:numFmt w:val="decimal"/>
+      <w:lvlText w:val="%1"/>
+      <w:lvlJc w:val="left"/>
+      <w:pPr>
+        <w:ind w:left="360" w:hanging="360"/>
+      </w:pPr>
+      <w:rPr>
+        <w:rFonts w:hint="default"/>
+      </w:rPr>
+    </w:lvl>
+    <w:lvl w:ilvl="1">
+      <w:start w:val="3"/>
+      <w:numFmt w:val="decimal"/>
+      <w:lvlText w:val="%1.%2"/>
+      <w:lvlJc w:val="left"/>
+      <w:pPr>
+        <w:ind w:left="360" w:hanging="360"/>
+      </w:pPr>
+      <w:rPr>
+        <w:rFonts w:hint="default"/>
+      </w:rPr>
+    </w:lvl>
+    <w:lvl w:ilvl="2">
+      <w:start w:val="1"/>
+      <w:numFmt w:val="decimal"/>
+      <w:lvlText w:val="%1.%2.%3"/>
+      <w:lvlJc w:val="left"/>
+      <w:pPr>
+        <w:ind w:left="720" w:hanging="720"/>
+      </w:pPr>
+      <w:rPr>
+        <w:rFonts w:hint="default"/>
+      </w:rPr>
+    </w:lvl>
+    <w:lvl w:ilvl="3">
+      <w:start w:val="1"/>
+      <w:numFmt w:val="decimal"/>
+      <w:lvlText w:val="%1.%2.%3.%4"/>
+      <w:lvlJc w:val="left"/>
+      <w:pPr>
+        <w:ind w:left="720" w:hanging="720"/>
+      </w:pPr>
+      <w:rPr>
+        <w:rFonts w:hint="default"/>
+      </w:rPr>
+    </w:lvl>
+    <w:lvl w:ilvl="4">
+      <w:start w:val="1"/>
+      <w:numFmt w:val="decimal"/>
+      <w:lvlText w:val="%1.%2.%3.%4.%5"/>
+      <w:lvlJc w:val="left"/>
+      <w:pPr>
+        <w:ind w:left="1080" w:hanging="1080"/>
+      </w:pPr>
+      <w:rPr>
+        <w:rFonts w:hint="default"/>
+      </w:rPr>
+    </w:lvl>
+    <w:lvl w:ilvl="5">
+      <w:start w:val="1"/>
+      <w:numFmt w:val="decimal"/>
+      <w:lvlText w:val="%1.%2.%3.%4.%5.%6"/>
+      <w:lvlJc w:val="left"/>
+      <w:pPr>
+        <w:ind w:left="1080" w:hanging="1080"/>
+      </w:pPr>
+      <w:rPr>
+        <w:rFonts w:hint="default"/>
+      </w:rPr>
+    </w:lvl>
+    <w:lvl w:ilvl="6">
+      <w:start w:val="1"/>
+      <w:numFmt w:val="decimal"/>
+      <w:lvlText w:val="%1.%2.%3.%4.%5.%6.%7"/>
+      <w:lvlJc w:val="left"/>
+      <w:pPr>
+        <w:ind w:left="1440" w:hanging="1440"/>
+      </w:pPr>
+      <w:rPr>
+        <w:rFonts w:hint="default"/>
+      </w:rPr>
+    </w:lvl>
+    <w:lvl w:ilvl="7">
+      <w:start w:val="1"/>
+      <w:numFmt w:val="decimal"/>
+      <w:lvlText w:val="%1.%2.%3.%4.%5.%6.%7.%8"/>
+      <w:lvlJc w:val="left"/>
+      <w:pPr>
+        <w:ind w:left="1440" w:hanging="1440"/>
+      </w:pPr>
+      <w:rPr>
+        <w:rFonts w:hint="default"/>
+      </w:rPr>
+    </w:lvl>
+    <w:lvl w:ilvl="8">
+      <w:start w:val="1"/>
+      <w:numFmt w:val="decimal"/>
+      <w:lvlText w:val="%1.%2.%3.%4.%5.%6.%7.%8.%9"/>
+      <w:lvlJc w:val="left"/>
+      <w:pPr>
+        <w:ind w:left="1800" w:hanging="1800"/>
+      </w:pPr>
+      <w:rPr>
+        <w:rFonts w:hint="default"/>
+      </w:rPr>
+    </w:lvl>
+  </w:abstractNum>
+  <w:abstractNum w:abstractNumId="5" w15:restartNumberingAfterBreak="0">
     <w:nsid w:val="0FF558F1"/>
     <w:multiLevelType w:val="multilevel"/>
     <w:tmpl w:val="A4549536"/>
@@ -3722,7 +4432,7 @@
       </w:rPr>
     </w:lvl>
   </w:abstractNum>
-  <w:abstractNum w:abstractNumId="5" w15:restartNumberingAfterBreak="0">
+  <w:abstractNum w:abstractNumId="6" w15:restartNumberingAfterBreak="0">
     <w:nsid w:val="122F59CD"/>
     <w:multiLevelType w:val="multilevel"/>
     <w:tmpl w:val="AEE63C12"/>
@@ -3871,7 +4581,7 @@
       </w:rPr>
     </w:lvl>
   </w:abstractNum>
-  <w:abstractNum w:abstractNumId="6" w15:restartNumberingAfterBreak="0">
+  <w:abstractNum w:abstractNumId="7" w15:restartNumberingAfterBreak="0">
     <w:nsid w:val="1C72039B"/>
     <w:multiLevelType w:val="multilevel"/>
     <w:tmpl w:val="0D5018C8"/>
@@ -4020,7 +4730,7 @@
       </w:rPr>
     </w:lvl>
   </w:abstractNum>
-  <w:abstractNum w:abstractNumId="7" w15:restartNumberingAfterBreak="0">
+  <w:abstractNum w:abstractNumId="8" w15:restartNumberingAfterBreak="0">
     <w:nsid w:val="1C92487F"/>
     <w:multiLevelType w:val="multilevel"/>
     <w:tmpl w:val="E9AAA21C"/>
@@ -4169,7 +4879,7 @@
       </w:rPr>
     </w:lvl>
   </w:abstractNum>
-  <w:abstractNum w:abstractNumId="8" w15:restartNumberingAfterBreak="0">
+  <w:abstractNum w:abstractNumId="9" w15:restartNumberingAfterBreak="0">
     <w:nsid w:val="1E9C0FCA"/>
     <w:multiLevelType w:val="multilevel"/>
     <w:tmpl w:val="CE8EC18E"/>
@@ -4318,7 +5028,7 @@
       </w:rPr>
     </w:lvl>
   </w:abstractNum>
-  <w:abstractNum w:abstractNumId="9" w15:restartNumberingAfterBreak="0">
+  <w:abstractNum w:abstractNumId="10" w15:restartNumberingAfterBreak="0">
     <w:nsid w:val="1FEA1680"/>
     <w:multiLevelType w:val="multilevel"/>
     <w:tmpl w:val="B516B6D2"/>
@@ -4467,7 +5177,7 @@
       </w:rPr>
     </w:lvl>
   </w:abstractNum>
-  <w:abstractNum w:abstractNumId="10" w15:restartNumberingAfterBreak="0">
+  <w:abstractNum w:abstractNumId="11" w15:restartNumberingAfterBreak="0">
     <w:nsid w:val="27B043F8"/>
     <w:multiLevelType w:val="multilevel"/>
     <w:tmpl w:val="940AD2B4"/>
@@ -4616,7 +5326,7 @@
       </w:rPr>
     </w:lvl>
   </w:abstractNum>
-  <w:abstractNum w:abstractNumId="11" w15:restartNumberingAfterBreak="0">
+  <w:abstractNum w:abstractNumId="12" w15:restartNumberingAfterBreak="0">
     <w:nsid w:val="2C806793"/>
     <w:multiLevelType w:val="multilevel"/>
     <w:tmpl w:val="67CEDA5A"/>
@@ -4765,7 +5475,7 @@
       </w:rPr>
     </w:lvl>
   </w:abstractNum>
-  <w:abstractNum w:abstractNumId="12" w15:restartNumberingAfterBreak="0">
+  <w:abstractNum w:abstractNumId="13" w15:restartNumberingAfterBreak="0">
     <w:nsid w:val="371D0507"/>
     <w:multiLevelType w:val="multilevel"/>
     <w:tmpl w:val="3806C4EC"/>
@@ -4914,7 +5624,7 @@
       </w:rPr>
     </w:lvl>
   </w:abstractNum>
-  <w:abstractNum w:abstractNumId="13" w15:restartNumberingAfterBreak="0">
+  <w:abstractNum w:abstractNumId="14" w15:restartNumberingAfterBreak="0">
     <w:nsid w:val="41337052"/>
     <w:multiLevelType w:val="multilevel"/>
     <w:tmpl w:val="7E8095F4"/>
@@ -5063,7 +5773,7 @@
       </w:rPr>
     </w:lvl>
   </w:abstractNum>
-  <w:abstractNum w:abstractNumId="14" w15:restartNumberingAfterBreak="0">
+  <w:abstractNum w:abstractNumId="15" w15:restartNumberingAfterBreak="0">
     <w:nsid w:val="484D6E52"/>
     <w:multiLevelType w:val="multilevel"/>
     <w:tmpl w:val="3080F856"/>
@@ -5212,7 +5922,7 @@
       </w:rPr>
     </w:lvl>
   </w:abstractNum>
-  <w:abstractNum w:abstractNumId="15" w15:restartNumberingAfterBreak="0">
+  <w:abstractNum w:abstractNumId="16" w15:restartNumberingAfterBreak="0">
     <w:nsid w:val="48C159C3"/>
     <w:multiLevelType w:val="multilevel"/>
     <w:tmpl w:val="BF166598"/>
@@ -5361,7 +6071,7 @@
       </w:rPr>
     </w:lvl>
   </w:abstractNum>
-  <w:abstractNum w:abstractNumId="16" w15:restartNumberingAfterBreak="0">
+  <w:abstractNum w:abstractNumId="17" w15:restartNumberingAfterBreak="0">
     <w:nsid w:val="509C34CC"/>
     <w:multiLevelType w:val="multilevel"/>
     <w:tmpl w:val="46F6DD5A"/>
@@ -5510,7 +6220,7 @@
       </w:rPr>
     </w:lvl>
   </w:abstractNum>
-  <w:abstractNum w:abstractNumId="17" w15:restartNumberingAfterBreak="0">
+  <w:abstractNum w:abstractNumId="18" w15:restartNumberingAfterBreak="0">
     <w:nsid w:val="569734DC"/>
     <w:multiLevelType w:val="multilevel"/>
     <w:tmpl w:val="159A37B8"/>
@@ -5659,7 +6369,7 @@
       </w:rPr>
     </w:lvl>
   </w:abstractNum>
-  <w:abstractNum w:abstractNumId="18" w15:restartNumberingAfterBreak="0">
+  <w:abstractNum w:abstractNumId="19" w15:restartNumberingAfterBreak="0">
     <w:nsid w:val="5C377A93"/>
     <w:multiLevelType w:val="multilevel"/>
     <w:tmpl w:val="7B724ECA"/>
@@ -5808,7 +6518,7 @@
       </w:rPr>
     </w:lvl>
   </w:abstractNum>
-  <w:abstractNum w:abstractNumId="19" w15:restartNumberingAfterBreak="0">
+  <w:abstractNum w:abstractNumId="20" w15:restartNumberingAfterBreak="0">
     <w:nsid w:val="5CEB7E99"/>
     <w:multiLevelType w:val="multilevel"/>
     <w:tmpl w:val="0DB891C0"/>
@@ -5957,7 +6667,7 @@
       </w:rPr>
     </w:lvl>
   </w:abstractNum>
-  <w:abstractNum w:abstractNumId="20" w15:restartNumberingAfterBreak="0">
+  <w:abstractNum w:abstractNumId="21" w15:restartNumberingAfterBreak="0">
     <w:nsid w:val="5DC47AA3"/>
     <w:multiLevelType w:val="multilevel"/>
     <w:tmpl w:val="11AE8804"/>
@@ -6106,7 +6816,7 @@
       </w:rPr>
     </w:lvl>
   </w:abstractNum>
-  <w:abstractNum w:abstractNumId="21" w15:restartNumberingAfterBreak="0">
+  <w:abstractNum w:abstractNumId="22" w15:restartNumberingAfterBreak="0">
     <w:nsid w:val="60241577"/>
     <w:multiLevelType w:val="multilevel"/>
     <w:tmpl w:val="4D1474AA"/>
@@ -6255,7 +6965,7 @@
       </w:rPr>
     </w:lvl>
   </w:abstractNum>
-  <w:abstractNum w:abstractNumId="22" w15:restartNumberingAfterBreak="0">
+  <w:abstractNum w:abstractNumId="23" w15:restartNumberingAfterBreak="0">
     <w:nsid w:val="6AD1334E"/>
     <w:multiLevelType w:val="multilevel"/>
     <w:tmpl w:val="FF74A1E0"/>
@@ -6404,7 +7114,7 @@
       </w:rPr>
     </w:lvl>
   </w:abstractNum>
-  <w:abstractNum w:abstractNumId="23" w15:restartNumberingAfterBreak="0">
+  <w:abstractNum w:abstractNumId="24" w15:restartNumberingAfterBreak="0">
     <w:nsid w:val="6E7B24FE"/>
     <w:multiLevelType w:val="multilevel"/>
     <w:tmpl w:val="D73E0AFA"/>
@@ -6553,7 +7263,7 @@
       </w:rPr>
     </w:lvl>
   </w:abstractNum>
-  <w:abstractNum w:abstractNumId="24" w15:restartNumberingAfterBreak="0">
+  <w:abstractNum w:abstractNumId="25" w15:restartNumberingAfterBreak="0">
     <w:nsid w:val="741E7072"/>
     <w:multiLevelType w:val="multilevel"/>
     <w:tmpl w:val="4BF44C3E"/>
@@ -6666,7 +7376,7 @@
       </w:rPr>
     </w:lvl>
   </w:abstractNum>
-  <w:abstractNum w:abstractNumId="25" w15:restartNumberingAfterBreak="0">
+  <w:abstractNum w:abstractNumId="26" w15:restartNumberingAfterBreak="0">
     <w:nsid w:val="74D6096E"/>
     <w:multiLevelType w:val="multilevel"/>
     <w:tmpl w:val="DDF8205E"/>
@@ -6815,7 +7525,7 @@
       </w:rPr>
     </w:lvl>
   </w:abstractNum>
-  <w:abstractNum w:abstractNumId="26" w15:restartNumberingAfterBreak="0">
+  <w:abstractNum w:abstractNumId="27" w15:restartNumberingAfterBreak="0">
     <w:nsid w:val="75842206"/>
     <w:multiLevelType w:val="multilevel"/>
     <w:tmpl w:val="DAF2F22E"/>
@@ -6964,7 +7674,7 @@
       </w:rPr>
     </w:lvl>
   </w:abstractNum>
-  <w:abstractNum w:abstractNumId="27" w15:restartNumberingAfterBreak="0">
+  <w:abstractNum w:abstractNumId="28" w15:restartNumberingAfterBreak="0">
     <w:nsid w:val="776C45F5"/>
     <w:multiLevelType w:val="multilevel"/>
     <w:tmpl w:val="FE0CAA5E"/>
@@ -7113,7 +7823,7 @@
       </w:rPr>
     </w:lvl>
   </w:abstractNum>
-  <w:abstractNum w:abstractNumId="28" w15:restartNumberingAfterBreak="0">
+  <w:abstractNum w:abstractNumId="29" w15:restartNumberingAfterBreak="0">
     <w:nsid w:val="786F116D"/>
     <w:multiLevelType w:val="multilevel"/>
     <w:tmpl w:val="603EB1A2"/>
@@ -7262,7 +7972,7 @@
       </w:rPr>
     </w:lvl>
   </w:abstractNum>
-  <w:abstractNum w:abstractNumId="29" w15:restartNumberingAfterBreak="0">
+  <w:abstractNum w:abstractNumId="30" w15:restartNumberingAfterBreak="0">
     <w:nsid w:val="79EB7FC6"/>
     <w:multiLevelType w:val="multilevel"/>
     <w:tmpl w:val="5CFCCB14"/>
@@ -7411,7 +8121,7 @@
       </w:rPr>
     </w:lvl>
   </w:abstractNum>
-  <w:abstractNum w:abstractNumId="30" w15:restartNumberingAfterBreak="0">
+  <w:abstractNum w:abstractNumId="31" w15:restartNumberingAfterBreak="0">
     <w:nsid w:val="7B192F93"/>
     <w:multiLevelType w:val="multilevel"/>
     <w:tmpl w:val="AA60B460"/>
@@ -7561,97 +8271,100 @@
     </w:lvl>
   </w:abstractNum>
   <w:num w:numId="1" w16cid:durableId="1395084663">
-    <w:abstractNumId w:val="14"/>
+    <w:abstractNumId w:val="15"/>
   </w:num>
   <w:num w:numId="2" w16cid:durableId="364915019">
-    <w:abstractNumId w:val="26"/>
+    <w:abstractNumId w:val="27"/>
   </w:num>
   <w:num w:numId="3" w16cid:durableId="1337465173">
     <w:abstractNumId w:val="0"/>
   </w:num>
   <w:num w:numId="4" w16cid:durableId="2087988976">
-    <w:abstractNumId w:val="25"/>
+    <w:abstractNumId w:val="26"/>
   </w:num>
   <w:num w:numId="5" w16cid:durableId="1652248435">
-    <w:abstractNumId w:val="16"/>
+    <w:abstractNumId w:val="17"/>
   </w:num>
   <w:num w:numId="6" w16cid:durableId="750196942">
-    <w:abstractNumId w:val="5"/>
+    <w:abstractNumId w:val="6"/>
   </w:num>
   <w:num w:numId="7" w16cid:durableId="1507206420">
-    <w:abstractNumId w:val="7"/>
+    <w:abstractNumId w:val="8"/>
   </w:num>
   <w:num w:numId="8" w16cid:durableId="1007905596">
-    <w:abstractNumId w:val="23"/>
+    <w:abstractNumId w:val="24"/>
   </w:num>
   <w:num w:numId="9" w16cid:durableId="855508772">
     <w:abstractNumId w:val="1"/>
   </w:num>
   <w:num w:numId="10" w16cid:durableId="557864353">
-    <w:abstractNumId w:val="15"/>
+    <w:abstractNumId w:val="16"/>
   </w:num>
   <w:num w:numId="11" w16cid:durableId="1252274222">
     <w:abstractNumId w:val="2"/>
   </w:num>
   <w:num w:numId="12" w16cid:durableId="610209122">
+    <w:abstractNumId w:val="22"/>
+  </w:num>
+  <w:num w:numId="13" w16cid:durableId="390345410">
+    <w:abstractNumId w:val="30"/>
+  </w:num>
+  <w:num w:numId="14" w16cid:durableId="1935165149">
+    <w:abstractNumId w:val="31"/>
+  </w:num>
+  <w:num w:numId="15" w16cid:durableId="1334144478">
+    <w:abstractNumId w:val="10"/>
+  </w:num>
+  <w:num w:numId="16" w16cid:durableId="728260336">
+    <w:abstractNumId w:val="9"/>
+  </w:num>
+  <w:num w:numId="17" w16cid:durableId="1450782200">
+    <w:abstractNumId w:val="11"/>
+  </w:num>
+  <w:num w:numId="18" w16cid:durableId="1304507731">
+    <w:abstractNumId w:val="12"/>
+  </w:num>
+  <w:num w:numId="19" w16cid:durableId="1706520071">
+    <w:abstractNumId w:val="20"/>
+  </w:num>
+  <w:num w:numId="20" w16cid:durableId="1368800450">
+    <w:abstractNumId w:val="28"/>
+  </w:num>
+  <w:num w:numId="21" w16cid:durableId="773675289">
     <w:abstractNumId w:val="21"/>
   </w:num>
-  <w:num w:numId="13" w16cid:durableId="390345410">
-    <w:abstractNumId w:val="29"/>
-  </w:num>
-  <w:num w:numId="14" w16cid:durableId="1935165149">
-    <w:abstractNumId w:val="30"/>
-  </w:num>
-  <w:num w:numId="15" w16cid:durableId="1334144478">
-    <w:abstractNumId w:val="9"/>
-  </w:num>
-  <w:num w:numId="16" w16cid:durableId="728260336">
-    <w:abstractNumId w:val="8"/>
-  </w:num>
-  <w:num w:numId="17" w16cid:durableId="1450782200">
-    <w:abstractNumId w:val="10"/>
-  </w:num>
-  <w:num w:numId="18" w16cid:durableId="1304507731">
-    <w:abstractNumId w:val="11"/>
-  </w:num>
-  <w:num w:numId="19" w16cid:durableId="1706520071">
+  <w:num w:numId="22" w16cid:durableId="1595940926">
     <w:abstractNumId w:val="19"/>
   </w:num>
-  <w:num w:numId="20" w16cid:durableId="1368800450">
-    <w:abstractNumId w:val="27"/>
-  </w:num>
-  <w:num w:numId="21" w16cid:durableId="773675289">
-    <w:abstractNumId w:val="20"/>
-  </w:num>
-  <w:num w:numId="22" w16cid:durableId="1595940926">
+  <w:num w:numId="23" w16cid:durableId="385952706">
     <w:abstractNumId w:val="18"/>
   </w:num>
-  <w:num w:numId="23" w16cid:durableId="385952706">
-    <w:abstractNumId w:val="17"/>
-  </w:num>
   <w:num w:numId="24" w16cid:durableId="2028022368">
-    <w:abstractNumId w:val="4"/>
+    <w:abstractNumId w:val="5"/>
   </w:num>
   <w:num w:numId="25" w16cid:durableId="1829398210">
-    <w:abstractNumId w:val="6"/>
+    <w:abstractNumId w:val="7"/>
   </w:num>
   <w:num w:numId="26" w16cid:durableId="6373665">
-    <w:abstractNumId w:val="22"/>
+    <w:abstractNumId w:val="23"/>
   </w:num>
   <w:num w:numId="27" w16cid:durableId="1620259536">
-    <w:abstractNumId w:val="13"/>
+    <w:abstractNumId w:val="14"/>
   </w:num>
   <w:num w:numId="28" w16cid:durableId="464351958">
-    <w:abstractNumId w:val="28"/>
+    <w:abstractNumId w:val="29"/>
   </w:num>
   <w:num w:numId="29" w16cid:durableId="1015307745">
     <w:abstractNumId w:val="3"/>
   </w:num>
   <w:num w:numId="30" w16cid:durableId="1314018202">
-    <w:abstractNumId w:val="12"/>
+    <w:abstractNumId w:val="13"/>
   </w:num>
   <w:num w:numId="31" w16cid:durableId="523634618">
-    <w:abstractNumId w:val="24"/>
+    <w:abstractNumId w:val="25"/>
+  </w:num>
+  <w:num w:numId="32" w16cid:durableId="1123495376">
+    <w:abstractNumId w:val="4"/>
   </w:num>
 </w:numbering>
 </file>
